--- a/src/Layers/W1/BaseApp/Sales/History/StandardSalesCreditMemoThemableBody.docx
+++ b/src/Layers/W1/BaseApp/Sales/History/StandardSalesCreditMemoThemableBody.docx
@@ -1,45 +1,30 @@
 
 <file path=word/document.xml><?xml version="1.0" encoding="utf-8"?>
-<w:document xmlns:wpc="http://schemas.microsoft.com/office/word/2010/wordprocessingCanvas" xmlns:cx="http://schemas.microsoft.com/office/drawing/2014/chartex" xmlns:cx1="http://schemas.microsoft.com/office/drawing/2015/9/8/chartex" xmlns:cx2="http://schemas.microsoft.com/office/drawing/2015/10/21/chartex" xmlns:cx3="http://schemas.microsoft.com/office/drawing/2016/5/9/chartex" xmlns:cx4="http://schemas.microsoft.com/office/drawing/2016/5/10/chartex" xmlns:cx5="http://schemas.microsoft.com/office/drawing/2016/5/11/chartex" xmlns:cx6="http://schemas.microsoft.com/office/drawing/2016/5/12/chartex" xmlns:cx7="http://schemas.microsoft.com/office/drawing/2016/5/13/chartex" xmlns:cx8="http://schemas.microsoft.com/office/drawing/2016/5/14/chartex" xmlns:mc="http://schemas.openxmlformats.org/markup-compatibility/2006" xmlns:aink="http://schemas.microsoft.com/office/drawing/2016/ink" xmlns:am3d="http://schemas.microsoft.com/office/drawing/2017/model3d" xmlns:o="urn:schemas-microsoft-com:office:office" xmlns:oel="http://schemas.microsoft.com/office/2019/extlst" xmlns:r="http://schemas.openxmlformats.org/officeDocument/2006/relationships" xmlns:m="http://schemas.openxmlformats.org/officeDocument/2006/math" xmlns:v="urn:schemas-microsoft-com:vml" xmlns:wp14="http://schemas.microsoft.com/office/word/2010/wordprocessingDrawing" xmlns:wp="http://schemas.openxmlformats.org/drawingml/2006/wordprocessingDrawing" xmlns:w10="urn:schemas-microsoft-com:office:word" xmlns:w="http://schemas.openxmlformats.org/wordprocessingml/2006/main" xmlns:w14="http://schemas.microsoft.com/office/word/2010/wordml" xmlns:w15="http://schemas.microsoft.com/office/word/2012/wordml" xmlns:w16cex="http://schemas.microsoft.com/office/word/2018/wordml/cex" xmlns:w16cid="http://schemas.microsoft.com/office/word/2016/wordml/cid" xmlns:w16="http://schemas.microsoft.com/office/word/2018/wordml" xmlns:w16du="http://schemas.microsoft.com/office/word/2023/wordml/word16du" xmlns:w16sdtdh="http://schemas.microsoft.com/office/word/2020/wordml/sdtdatahash" xmlns:w16sdtfl="http://schemas.microsoft.com/office/word/2024/wordml/sdtformatlock" xmlns:w16se="http://schemas.microsoft.com/office/word/2015/wordml/symex" xmlns:wpg="http://schemas.microsoft.com/office/word/2010/wordprocessingGroup" xmlns:wpi="http://schemas.microsoft.com/office/word/2010/wordprocessingInk" xmlns:wne="http://schemas.microsoft.com/office/word/2006/wordml" xmlns:wps="http://schemas.microsoft.com/office/word/2010/wordprocessingShape" mc:Ignorable="w14 w15 w16se w16cid w16 w16cex w16sdtdh w16sdtfl w16du wp14">
+<w:document xmlns:wpc="http://schemas.microsoft.com/office/word/2010/wordprocessingCanvas" xmlns:cx="http://schemas.microsoft.com/office/drawing/2014/chartex" xmlns:cx1="http://schemas.microsoft.com/office/drawing/2015/9/8/chartex" xmlns:cx2="http://schemas.microsoft.com/office/drawing/2015/10/21/chartex" xmlns:cx3="http://schemas.microsoft.com/office/drawing/2016/5/9/chartex" xmlns:cx4="http://schemas.microsoft.com/office/drawing/2016/5/10/chartex" xmlns:cx5="http://schemas.microsoft.com/office/drawing/2016/5/11/chartex" xmlns:cx6="http://schemas.microsoft.com/office/drawing/2016/5/12/chartex" xmlns:cx7="http://schemas.microsoft.com/office/drawing/2016/5/13/chartex" xmlns:cx8="http://schemas.microsoft.com/office/drawing/2016/5/14/chartex" xmlns:mc="http://schemas.openxmlformats.org/markup-compatibility/2006" xmlns:aink="http://schemas.microsoft.com/office/drawing/2016/ink" xmlns:am3d="http://schemas.microsoft.com/office/drawing/2017/model3d" xmlns:o="urn:schemas-microsoft-com:office:office" xmlns:oel="http://schemas.microsoft.com/office/2019/extlst" xmlns:r="http://schemas.openxmlformats.org/officeDocument/2006/relationships" xmlns:m="http://schemas.openxmlformats.org/officeDocument/2006/math" xmlns:v="urn:schemas-microsoft-com:vml" xmlns:wp14="http://schemas.microsoft.com/office/word/2010/wordprocessingDrawing" xmlns:wp="http://schemas.openxmlformats.org/drawingml/2006/wordprocessingDrawing" xmlns:w10="urn:schemas-microsoft-com:office:word" xmlns:w="http://schemas.openxmlformats.org/wordprocessingml/2006/main" xmlns:w14="http://schemas.microsoft.com/office/word/2010/wordml" xmlns:w15="http://schemas.microsoft.com/office/word/2012/wordml" xmlns:w16cei="http://schemas.microsoft.com/office/word/2026/wordml/cei" xmlns:w16cex="http://schemas.microsoft.com/office/word/2018/wordml/cex" xmlns:w16cid="http://schemas.microsoft.com/office/word/2016/wordml/cid" xmlns:w16="http://schemas.microsoft.com/office/word/2018/wordml" xmlns:w16du="http://schemas.microsoft.com/office/word/2023/wordml/word16du" xmlns:w16sdtdh="http://schemas.microsoft.com/office/word/2020/wordml/sdtdatahash" xmlns:w16sdtfl="http://schemas.microsoft.com/office/word/2024/wordml/sdtformatlock" xmlns:w16se="http://schemas.microsoft.com/office/word/2015/wordml/symex" xmlns:wpg="http://schemas.microsoft.com/office/word/2010/wordprocessingGroup" xmlns:wpi="http://schemas.microsoft.com/office/word/2010/wordprocessingInk" xmlns:wne="http://schemas.microsoft.com/office/word/2006/wordml" xmlns:wps="http://schemas.microsoft.com/office/word/2010/wordprocessingShape" mc:Ignorable="w14 w15 w16se w16cid w16 w16cex w16sdtdh w16sdtfl w16du wp14">
   <w:body>
     <w:tbl>
       <w:tblPr>
-        <w:tblStyle w:val="TableGrid"/>
-        <w:tblW w:w="15422" w:type="dxa"/>
-        <w:tblBorders>
-          <w:top w:val="none" w:color="auto" w:sz="0" w:space="0"/>
-          <w:left w:val="none" w:color="auto" w:sz="0" w:space="0"/>
-          <w:bottom w:val="none" w:color="auto" w:sz="0" w:space="0"/>
-          <w:right w:val="none" w:color="auto" w:sz="0" w:space="0"/>
-          <w:insideH w:val="none" w:color="auto" w:sz="0" w:space="0"/>
-          <w:insideV w:val="none" w:color="auto" w:sz="0" w:space="0"/>
-        </w:tblBorders>
-        <w:tblCellMar>
-          <w:left w:w="0" w:type="dxa"/>
-          <w:right w:w="0" w:type="dxa"/>
-        </w:tblCellMar>
-        <w:tblLook w:val="04A0" w:firstRow="1" w:lastRow="0" w:firstColumn="1" w:lastColumn="0" w:noHBand="0" w:noVBand="1"/>
+        <w:tblStyle w:val="BCBlockTable"/>
+        <w:tblW w:w="5000" w:type="pct"/>
+        <w:tblLook w:val="0620" w:firstRow="1" w:lastRow="0" w:firstColumn="0" w:lastColumn="0" w:noHBand="1" w:noVBand="1"/>
         <w:tblCaption w:val="Address Block"/>
+        <w:tblDescription w:val="Layout table. Used for positioning, not for tabular data."/>
       </w:tblPr>
       <w:tblGrid>
-        <w:gridCol w:w="3855"/>
-        <w:gridCol w:w="7711"/>
-        <w:gridCol w:w="3856"/>
+        <w:gridCol w:w="3921"/>
+        <w:gridCol w:w="7843"/>
+        <w:gridCol w:w="3922"/>
       </w:tblGrid>
       <w:tr>
         <w:trPr>
           <w:cnfStyle w:val="100000000000" w:firstRow="1" w:lastRow="0" w:firstColumn="0" w:lastColumn="0" w:oddVBand="0" w:evenVBand="0" w:oddHBand="0" w:evenHBand="0" w:firstRowFirstColumn="0" w:firstRowLastColumn="0" w:lastRowFirstColumn="0" w:lastRowLastColumn="0"/>
+          <w:cantSplit/>
           <w:trHeight w:val="254"/>
         </w:trPr>
         <w:sdt>
           <w:sdtPr>
             <w:rPr>
               <w:rStyle w:val="Strong"/>
-              <w:rFonts w:ascii="Segoe UI Semibold" w:hAnsi="Segoe UI Semibold" w:cs="Segoe UI Semibold"/>
-              <w:b w:val="0"/>
-              <w:bCs w:val="0"/>
-              <w:sz w:val="22"/>
-              <w:szCs w:val="22"/>
             </w:rPr>
             <w:alias w:val="CustomerAddress1"/>
             <w:tag w:val="#BC:InsertDataItem,DataItems/Header/CustomerAddress1"/>
@@ -47,10 +32,15 @@
             <w:placeholder>
               <w:docPart w:val="27C6F6FBC51444E48F63C5E57109998C"/>
             </w:placeholder>
+            <w:dataBinding w:prefixMappings="&lt;xmlns:ns0='urn:microsoft-dynamics-nav/reports/Standard_Sales_Credit_Memo/1307/' " w:xpath="/ns0:NavWordReportXmlPart[1]/ns0:Header[1]/ns0:CustomerAddress1[1]" w:storeItemID="{00000000-0000-0000-0000-000000000000}"/>
             <w15:color w:val="808080"/>
             <w:text/>
-            <w:dataBinding w:prefixMappings="xmlns:ns0='urn:microsoft-dynamics-nav/reports/Standard_Sales_Credit_Memo/1307/'" w:xpath="/ns0:NavWordReportXmlPart[1]/ns0:Header[1]/ns0:CustomerAddress1[1]"/>
           </w:sdtPr>
+          <w:sdtEndPr>
+            <w:rPr>
+              <w:rStyle w:val="Strong"/>
+            </w:rPr>
+          </w:sdtEndPr>
           <w:sdtContent>
             <w:tc>
               <w:tcPr>
@@ -58,25 +48,15 @@
               </w:tcPr>
               <w:p>
                 <w:pPr>
-                  <w:pStyle w:val="Heading2"/>
-                  <w:spacing w:before="0" w:after="0" w:line="276" w:lineRule="auto"/>
+                  <w:pStyle w:val="BCLabel"/>
+                  <w:spacing w:line="276" w:lineRule="auto"/>
                   <w:rPr>
                     <w:rStyle w:val="Strong"/>
-                    <w:rFonts w:ascii="Segoe UI Semibold" w:hAnsi="Segoe UI Semibold" w:cs="Segoe UI Semibold"/>
-                    <w:b w:val="0"/>
-                    <w:bCs w:val="0"/>
-                    <w:sz w:val="22"/>
-                    <w:szCs w:val="22"/>
                   </w:rPr>
                 </w:pPr>
                 <w:r>
                   <w:rPr>
                     <w:rStyle w:val="Strong"/>
-                    <w:rFonts w:ascii="Segoe UI Semibold" w:hAnsi="Segoe UI Semibold" w:cs="Segoe UI Semibold"/>
-                    <w:b w:val="0"/>
-                    <w:bCs w:val="0"/>
-                    <w:sz w:val="22"/>
-                    <w:szCs w:val="22"/>
                   </w:rPr>
                   <w:t>CustomerAddress1</w:t>
                 </w:r>
@@ -90,15 +70,10 @@
           </w:tcPr>
           <w:p>
             <w:pPr>
-              <w:pStyle w:val="Heading2"/>
-              <w:spacing w:before="0" w:after="0" w:line="276" w:lineRule="auto"/>
+              <w:pStyle w:val="BCLabel"/>
+              <w:spacing w:line="276" w:lineRule="auto"/>
               <w:rPr>
                 <w:rStyle w:val="Strong"/>
-                <w:rFonts w:ascii="Segoe UI Semibold" w:hAnsi="Segoe UI Semibold" w:cs="Segoe UI Semibold"/>
-                <w:b w:val="0"/>
-                <w:bCs w:val="0"/>
-                <w:sz w:val="22"/>
-                <w:szCs w:val="22"/>
               </w:rPr>
             </w:pPr>
           </w:p>
@@ -107,11 +82,6 @@
           <w:sdtPr>
             <w:rPr>
               <w:rStyle w:val="Strong"/>
-              <w:rFonts w:ascii="Segoe UI Semibold" w:hAnsi="Segoe UI Semibold" w:cs="Segoe UI Semibold"/>
-              <w:b w:val="0"/>
-              <w:bCs w:val="0"/>
-              <w:sz w:val="22"/>
-              <w:szCs w:val="22"/>
             </w:rPr>
             <w:alias w:val="CompanyAddress1"/>
             <w:tag w:val="#BC:InsertDataItem,DataItems/Header/CompanyAddress1"/>
@@ -119,10 +89,15 @@
             <w:placeholder>
               <w:docPart w:val="B02E5B0705F943979E268E41736DB313"/>
             </w:placeholder>
+            <w:dataBinding w:prefixMappings="&lt;xmlns:ns0='urn:microsoft-dynamics-nav/reports/Standard_Sales_Credit_Memo/1307/' " w:xpath="/ns0:NavWordReportXmlPart[1]/ns0:Header[1]/ns0:CompanyAddress1[1]" w:storeItemID="{00000000-0000-0000-0000-000000000000}"/>
             <w15:color w:val="808080"/>
             <w:text/>
-            <w:dataBinding w:prefixMappings="xmlns:ns0='urn:microsoft-dynamics-nav/reports/Standard_Sales_Credit_Memo/1307/'" w:xpath="/ns0:NavWordReportXmlPart[1]/ns0:Header[1]/ns0:CompanyAddress1[1]"/>
           </w:sdtPr>
+          <w:sdtEndPr>
+            <w:rPr>
+              <w:rStyle w:val="Strong"/>
+            </w:rPr>
+          </w:sdtEndPr>
           <w:sdtContent>
             <w:tc>
               <w:tcPr>
@@ -130,26 +105,17 @@
               </w:tcPr>
               <w:p>
                 <w:pPr>
-                  <w:pStyle w:val="Heading2"/>
-                  <w:spacing w:before="0" w:after="0" w:line="276" w:lineRule="auto"/>
+                  <w:pStyle w:val="BCLabelNumber"/>
+                  <w:spacing w:line="276" w:lineRule="auto"/>
                   <w:jc w:val="right"/>
                   <w:rPr>
                     <w:rStyle w:val="Strong"/>
-                    <w:b w:val="0"/>
-                    <w:bCs w:val="0"/>
-                    <w:sz w:val="22"/>
-                    <w:szCs w:val="22"/>
                     <w:lang w:val="da-DK"/>
                   </w:rPr>
                 </w:pPr>
                 <w:r>
                   <w:rPr>
                     <w:rStyle w:val="Strong"/>
-                    <w:rFonts w:ascii="Segoe UI Semibold" w:hAnsi="Segoe UI Semibold" w:cs="Segoe UI Semibold"/>
-                    <w:b w:val="0"/>
-                    <w:bCs w:val="0"/>
-                    <w:sz w:val="22"/>
-                    <w:szCs w:val="22"/>
                   </w:rPr>
                   <w:t>CompanyAddress1</w:t>
                 </w:r>
@@ -160,27 +126,22 @@
       </w:tr>
       <w:tr>
         <w:trPr>
+          <w:cantSplit/>
           <w:trHeight w:val="242"/>
         </w:trPr>
         <w:sdt>
           <w:sdtPr>
-            <w:rPr>
-              <w:rFonts w:cs="Segoe UI Semibold"/>
-              <w:b/>
-              <w:bCs/>
-              <w:sz w:val="22"/>
-              <w:szCs w:val="22"/>
-            </w:rPr>
             <w:alias w:val="CustomerAddress2"/>
             <w:tag w:val="#BC:InsertDataItem,DataItems/Header/CustomerAddress2"/>
             <w:id w:val="863552788"/>
             <w:placeholder>
               <w:docPart w:val="27C6F6FBC51444E48F63C5E57109998C"/>
             </w:placeholder>
+            <w:dataBinding w:prefixMappings="&lt;xmlns:ns0='urn:microsoft-dynamics-nav/reports/Standard_Sales_Credit_Memo/1307/' " w:xpath="/ns0:NavWordReportXmlPart[1]/ns0:Header[1]/ns0:CustomerAddress2[1]" w:storeItemID="{00000000-0000-0000-0000-000000000000}"/>
             <w15:color w:val="808080"/>
             <w:text/>
-            <w:dataBinding w:prefixMappings="xmlns:ns0='urn:microsoft-dynamics-nav/reports/Standard_Sales_Credit_Memo/1307/'" w:xpath="/ns0:NavWordReportXmlPart[1]/ns0:Header[1]/ns0:CustomerAddress2[1]"/>
           </w:sdtPr>
+          <w:sdtEndPr/>
           <w:sdtContent>
             <w:tc>
               <w:tcPr>
@@ -188,18 +149,9 @@
               </w:tcPr>
               <w:p>
                 <w:pPr>
-                  <w:rPr>
-                    <w:rFonts w:cs="Segoe UI Semibold" w:asciiTheme="minorHAnsi" w:hAnsiTheme="minorHAnsi"/>
-                    <w:sz w:val="22"/>
-                    <w:szCs w:val="22"/>
-                  </w:rPr>
+                  <w:pStyle w:val="NoSpacing"/>
                 </w:pPr>
                 <w:r>
-                  <w:rPr>
-                    <w:rFonts w:cs="Segoe UI Semibold" w:asciiTheme="minorHAnsi" w:hAnsiTheme="minorHAnsi"/>
-                    <w:sz w:val="22"/>
-                    <w:szCs w:val="22"/>
-                  </w:rPr>
                   <w:t>CustomerAddress2</w:t>
                 </w:r>
               </w:p>
@@ -212,31 +164,23 @@
           </w:tcPr>
           <w:p>
             <w:pPr>
-              <w:rPr>
-                <w:rFonts w:cs="Segoe UI Semibold" w:asciiTheme="minorHAnsi" w:hAnsiTheme="minorHAnsi"/>
-                <w:sz w:val="22"/>
-                <w:szCs w:val="22"/>
-              </w:rPr>
+              <w:pStyle w:val="NoSpacing"/>
             </w:pPr>
           </w:p>
         </w:tc>
         <w:sdt>
           <w:sdtPr>
-            <w:rPr>
-              <w:rFonts w:cs="Segoe UI Semibold"/>
-              <w:sz w:val="22"/>
-              <w:szCs w:val="22"/>
-            </w:rPr>
             <w:alias w:val="CompanyAddress2"/>
             <w:tag w:val="#BC:InsertDataItem,DataItems/Header/CompanyAddress2"/>
             <w:id w:val="-407616906"/>
             <w:placeholder>
               <w:docPart w:val="34AF83D853364E9E91CF94BDBD0F0D24"/>
             </w:placeholder>
+            <w:dataBinding w:prefixMappings="&lt;xmlns:ns0='urn:microsoft-dynamics-nav/reports/Standard_Sales_Credit_Memo/1307/' " w:xpath="/ns0:NavWordReportXmlPart[1]/ns0:Header[1]/ns0:CompanyAddress2[1]" w:storeItemID="{00000000-0000-0000-0000-000000000000}"/>
             <w15:color w:val="808080"/>
             <w:text/>
-            <w:dataBinding w:prefixMappings="xmlns:ns0='urn:microsoft-dynamics-nav/reports/Standard_Sales_Credit_Memo/1307/'" w:xpath="/ns0:NavWordReportXmlPart[1]/ns0:Header[1]/ns0:CompanyAddress2[1]"/>
           </w:sdtPr>
+          <w:sdtEndPr/>
           <w:sdtContent>
             <w:tc>
               <w:tcPr>
@@ -244,19 +188,10 @@
               </w:tcPr>
               <w:p>
                 <w:pPr>
+                  <w:pStyle w:val="BCNumber"/>
                   <w:jc w:val="right"/>
-                  <w:rPr>
-                    <w:rFonts w:asciiTheme="minorHAnsi" w:hAnsiTheme="minorHAnsi"/>
-                    <w:sz w:val="22"/>
-                    <w:szCs w:val="22"/>
-                  </w:rPr>
                 </w:pPr>
                 <w:r>
-                  <w:rPr>
-                    <w:rFonts w:cs="Segoe UI Semibold" w:asciiTheme="minorHAnsi" w:hAnsiTheme="minorHAnsi"/>
-                    <w:sz w:val="22"/>
-                    <w:szCs w:val="22"/>
-                  </w:rPr>
                   <w:t>CompanyAddress2</w:t>
                 </w:r>
               </w:p>
@@ -266,25 +201,22 @@
       </w:tr>
       <w:tr>
         <w:trPr>
+          <w:cantSplit/>
           <w:trHeight w:val="242"/>
         </w:trPr>
         <w:sdt>
           <w:sdtPr>
-            <w:rPr>
-              <w:rFonts w:cs="Segoe UI Semibold"/>
-              <w:sz w:val="22"/>
-              <w:szCs w:val="22"/>
-            </w:rPr>
             <w:alias w:val="CustomerAddress3"/>
             <w:tag w:val="#BC:InsertDataItem,DataItems/Header/CustomerAddress3"/>
             <w:id w:val="335427627"/>
             <w:placeholder>
               <w:docPart w:val="27C6F6FBC51444E48F63C5E57109998C"/>
             </w:placeholder>
+            <w:dataBinding w:prefixMappings="&lt;xmlns:ns0='urn:microsoft-dynamics-nav/reports/Standard_Sales_Credit_Memo/1307/' " w:xpath="/ns0:NavWordReportXmlPart[1]/ns0:Header[1]/ns0:CustomerAddress3[1]" w:storeItemID="{00000000-0000-0000-0000-000000000000}"/>
             <w15:color w:val="808080"/>
             <w:text/>
-            <w:dataBinding w:prefixMappings="xmlns:ns0='urn:microsoft-dynamics-nav/reports/Standard_Sales_Credit_Memo/1307/'" w:xpath="/ns0:NavWordReportXmlPart[1]/ns0:Header[1]/ns0:CustomerAddress3[1]"/>
           </w:sdtPr>
+          <w:sdtEndPr/>
           <w:sdtContent>
             <w:tc>
               <w:tcPr>
@@ -292,18 +224,9 @@
               </w:tcPr>
               <w:p>
                 <w:pPr>
-                  <w:rPr>
-                    <w:rFonts w:cs="Segoe UI Semibold" w:asciiTheme="minorHAnsi" w:hAnsiTheme="minorHAnsi"/>
-                    <w:sz w:val="22"/>
-                    <w:szCs w:val="22"/>
-                  </w:rPr>
+                  <w:pStyle w:val="NoSpacing"/>
                 </w:pPr>
                 <w:r>
-                  <w:rPr>
-                    <w:rFonts w:cs="Segoe UI Semibold" w:asciiTheme="minorHAnsi" w:hAnsiTheme="minorHAnsi"/>
-                    <w:sz w:val="22"/>
-                    <w:szCs w:val="22"/>
-                  </w:rPr>
                   <w:t>CustomerAddress3</w:t>
                 </w:r>
               </w:p>
@@ -316,31 +239,23 @@
           </w:tcPr>
           <w:p>
             <w:pPr>
-              <w:rPr>
-                <w:rFonts w:cs="Segoe UI Semibold" w:asciiTheme="minorHAnsi" w:hAnsiTheme="minorHAnsi"/>
-                <w:sz w:val="22"/>
-                <w:szCs w:val="22"/>
-              </w:rPr>
+              <w:pStyle w:val="NoSpacing"/>
             </w:pPr>
           </w:p>
         </w:tc>
         <w:sdt>
           <w:sdtPr>
-            <w:rPr>
-              <w:rFonts w:cs="Segoe UI Semibold"/>
-              <w:sz w:val="22"/>
-              <w:szCs w:val="22"/>
-            </w:rPr>
             <w:alias w:val="CompanyAddress3"/>
             <w:tag w:val="#BC:InsertDataItem,DataItems/Header/CompanyAddress3"/>
             <w:id w:val="-1208102821"/>
             <w:placeholder>
               <w:docPart w:val="5298955B1DAD476D95BE494D056AC864"/>
             </w:placeholder>
+            <w:dataBinding w:prefixMappings="&lt;xmlns:ns0='urn:microsoft-dynamics-nav/reports/Standard_Sales_Credit_Memo/1307/' " w:xpath="/ns0:NavWordReportXmlPart[1]/ns0:Header[1]/ns0:CompanyAddress3[1]" w:storeItemID="{00000000-0000-0000-0000-000000000000}"/>
             <w15:color w:val="808080"/>
             <w:text/>
-            <w:dataBinding w:prefixMappings="xmlns:ns0='urn:microsoft-dynamics-nav/reports/Standard_Sales_Credit_Memo/1307/'" w:xpath="/ns0:NavWordReportXmlPart[1]/ns0:Header[1]/ns0:CompanyAddress3[1]"/>
           </w:sdtPr>
+          <w:sdtEndPr/>
           <w:sdtContent>
             <w:tc>
               <w:tcPr>
@@ -348,18 +263,10 @@
               </w:tcPr>
               <w:p>
                 <w:pPr>
+                  <w:pStyle w:val="BCNumber"/>
                   <w:jc w:val="right"/>
-                  <w:rPr>
-                    <w:sz w:val="22"/>
-                    <w:szCs w:val="22"/>
-                  </w:rPr>
                 </w:pPr>
                 <w:r>
-                  <w:rPr>
-                    <w:rFonts w:cs="Segoe UI Semibold" w:asciiTheme="minorHAnsi" w:hAnsiTheme="minorHAnsi"/>
-                    <w:sz w:val="22"/>
-                    <w:szCs w:val="22"/>
-                  </w:rPr>
                   <w:t>CompanyAddress3</w:t>
                 </w:r>
               </w:p>
@@ -369,25 +276,22 @@
       </w:tr>
       <w:tr>
         <w:trPr>
+          <w:cantSplit/>
           <w:trHeight w:val="242"/>
         </w:trPr>
         <w:sdt>
           <w:sdtPr>
-            <w:rPr>
-              <w:rFonts w:cs="Segoe UI Semibold"/>
-              <w:sz w:val="22"/>
-              <w:szCs w:val="22"/>
-            </w:rPr>
             <w:alias w:val="CustomerAddress4"/>
             <w:tag w:val="#BC:InsertDataItem,DataItems/Header/CustomerAddress4"/>
             <w:id w:val="172315661"/>
             <w:placeholder>
               <w:docPart w:val="27C6F6FBC51444E48F63C5E57109998C"/>
             </w:placeholder>
+            <w:dataBinding w:prefixMappings="&lt;xmlns:ns0='urn:microsoft-dynamics-nav/reports/Standard_Sales_Credit_Memo/1307/' " w:xpath="/ns0:NavWordReportXmlPart[1]/ns0:Header[1]/ns0:CustomerAddress4[1]" w:storeItemID="{00000000-0000-0000-0000-000000000000}"/>
             <w15:color w:val="808080"/>
             <w:text/>
-            <w:dataBinding w:prefixMappings="xmlns:ns0='urn:microsoft-dynamics-nav/reports/Standard_Sales_Credit_Memo/1307/'" w:xpath="/ns0:NavWordReportXmlPart[1]/ns0:Header[1]/ns0:CustomerAddress4[1]"/>
           </w:sdtPr>
+          <w:sdtEndPr/>
           <w:sdtContent>
             <w:tc>
               <w:tcPr>
@@ -395,18 +299,9 @@
               </w:tcPr>
               <w:p>
                 <w:pPr>
-                  <w:rPr>
-                    <w:rFonts w:cs="Segoe UI Semibold" w:asciiTheme="minorHAnsi" w:hAnsiTheme="minorHAnsi"/>
-                    <w:sz w:val="22"/>
-                    <w:szCs w:val="22"/>
-                  </w:rPr>
+                  <w:pStyle w:val="NoSpacing"/>
                 </w:pPr>
                 <w:r>
-                  <w:rPr>
-                    <w:rFonts w:cs="Segoe UI Semibold" w:asciiTheme="minorHAnsi" w:hAnsiTheme="minorHAnsi"/>
-                    <w:sz w:val="22"/>
-                    <w:szCs w:val="22"/>
-                  </w:rPr>
                   <w:t>CustomerAddress4</w:t>
                 </w:r>
               </w:p>
@@ -419,31 +314,23 @@
           </w:tcPr>
           <w:p>
             <w:pPr>
-              <w:rPr>
-                <w:rFonts w:cs="Segoe UI Semibold" w:asciiTheme="minorHAnsi" w:hAnsiTheme="minorHAnsi"/>
-                <w:sz w:val="22"/>
-                <w:szCs w:val="22"/>
-              </w:rPr>
+              <w:pStyle w:val="NoSpacing"/>
             </w:pPr>
           </w:p>
         </w:tc>
         <w:sdt>
           <w:sdtPr>
-            <w:rPr>
-              <w:rFonts w:cs="Segoe UI Semibold"/>
-              <w:sz w:val="22"/>
-              <w:szCs w:val="22"/>
-            </w:rPr>
             <w:alias w:val="CompanyAddress4"/>
             <w:tag w:val="#BC:InsertDataItem,DataItems/Header/CompanyAddress4"/>
             <w:id w:val="-1044596330"/>
             <w:placeholder>
               <w:docPart w:val="A42C30D71C804007AE9D362411216EF8"/>
             </w:placeholder>
+            <w:dataBinding w:prefixMappings="&lt;xmlns:ns0='urn:microsoft-dynamics-nav/reports/Standard_Sales_Credit_Memo/1307/' " w:xpath="/ns0:NavWordReportXmlPart[1]/ns0:Header[1]/ns0:CompanyAddress4[1]" w:storeItemID="{00000000-0000-0000-0000-000000000000}"/>
             <w15:color w:val="808080"/>
             <w:text/>
-            <w:dataBinding w:prefixMappings="xmlns:ns0='urn:microsoft-dynamics-nav/reports/Standard_Sales_Credit_Memo/1307/'" w:xpath="/ns0:NavWordReportXmlPart[1]/ns0:Header[1]/ns0:CompanyAddress4[1]"/>
           </w:sdtPr>
+          <w:sdtEndPr/>
           <w:sdtContent>
             <w:tc>
               <w:tcPr>
@@ -451,18 +338,10 @@
               </w:tcPr>
               <w:p>
                 <w:pPr>
+                  <w:pStyle w:val="BCNumber"/>
                   <w:jc w:val="right"/>
-                  <w:rPr>
-                    <w:sz w:val="22"/>
-                    <w:szCs w:val="22"/>
-                  </w:rPr>
                 </w:pPr>
                 <w:r>
-                  <w:rPr>
-                    <w:rFonts w:cs="Segoe UI Semibold" w:asciiTheme="minorHAnsi" w:hAnsiTheme="minorHAnsi"/>
-                    <w:sz w:val="22"/>
-                    <w:szCs w:val="22"/>
-                  </w:rPr>
                   <w:t>CompanyAddress4</w:t>
                 </w:r>
               </w:p>
@@ -472,25 +351,22 @@
       </w:tr>
       <w:tr>
         <w:trPr>
+          <w:cantSplit/>
           <w:trHeight w:val="242"/>
         </w:trPr>
         <w:sdt>
           <w:sdtPr>
-            <w:rPr>
-              <w:rFonts w:cs="Segoe UI Semibold"/>
-              <w:sz w:val="22"/>
-              <w:szCs w:val="22"/>
-            </w:rPr>
             <w:alias w:val="CustomerAddress5"/>
             <w:tag w:val="#BC:InsertDataItem,DataItems/Header/CustomerAddress5"/>
             <w:id w:val="-2080044023"/>
             <w:placeholder>
               <w:docPart w:val="27C6F6FBC51444E48F63C5E57109998C"/>
             </w:placeholder>
+            <w:dataBinding w:prefixMappings="&lt;xmlns:ns0='urn:microsoft-dynamics-nav/reports/Standard_Sales_Credit_Memo/1307/' " w:xpath="/ns0:NavWordReportXmlPart[1]/ns0:Header[1]/ns0:CustomerAddress5[1]" w:storeItemID="{00000000-0000-0000-0000-000000000000}"/>
             <w15:color w:val="808080"/>
             <w:text/>
-            <w:dataBinding w:prefixMappings="xmlns:ns0='urn:microsoft-dynamics-nav/reports/Standard_Sales_Credit_Memo/1307/'" w:xpath="/ns0:NavWordReportXmlPart[1]/ns0:Header[1]/ns0:CustomerAddress5[1]"/>
           </w:sdtPr>
+          <w:sdtEndPr/>
           <w:sdtContent>
             <w:tc>
               <w:tcPr>
@@ -498,18 +374,9 @@
               </w:tcPr>
               <w:p>
                 <w:pPr>
-                  <w:rPr>
-                    <w:rFonts w:cs="Segoe UI Semibold" w:asciiTheme="minorHAnsi" w:hAnsiTheme="minorHAnsi"/>
-                    <w:sz w:val="22"/>
-                    <w:szCs w:val="22"/>
-                  </w:rPr>
+                  <w:pStyle w:val="NoSpacing"/>
                 </w:pPr>
                 <w:r>
-                  <w:rPr>
-                    <w:rFonts w:cs="Segoe UI Semibold" w:asciiTheme="minorHAnsi" w:hAnsiTheme="minorHAnsi"/>
-                    <w:sz w:val="22"/>
-                    <w:szCs w:val="22"/>
-                  </w:rPr>
                   <w:t>CustomerAddress5</w:t>
                 </w:r>
               </w:p>
@@ -522,31 +389,23 @@
           </w:tcPr>
           <w:p>
             <w:pPr>
-              <w:rPr>
-                <w:rFonts w:cs="Segoe UI Semibold" w:asciiTheme="minorHAnsi" w:hAnsiTheme="minorHAnsi"/>
-                <w:sz w:val="22"/>
-                <w:szCs w:val="22"/>
-              </w:rPr>
+              <w:pStyle w:val="NoSpacing"/>
             </w:pPr>
           </w:p>
         </w:tc>
         <w:sdt>
           <w:sdtPr>
-            <w:rPr>
-              <w:rFonts w:cs="Segoe UI Semibold"/>
-              <w:sz w:val="22"/>
-              <w:szCs w:val="22"/>
-            </w:rPr>
             <w:alias w:val="CompanyAddress5"/>
             <w:tag w:val="#BC:InsertDataItem,DataItems/Header/CompanyAddress5"/>
             <w:id w:val="-1334838620"/>
             <w:placeholder>
               <w:docPart w:val="F16264AA69114B25B82C6336328EECBF"/>
             </w:placeholder>
+            <w:dataBinding w:prefixMappings="&lt;xmlns:ns0='urn:microsoft-dynamics-nav/reports/Standard_Sales_Credit_Memo/1307/' " w:xpath="/ns0:NavWordReportXmlPart[1]/ns0:Header[1]/ns0:CompanyAddress5[1]" w:storeItemID="{00000000-0000-0000-0000-000000000000}"/>
             <w15:color w:val="808080"/>
             <w:text/>
-            <w:dataBinding w:prefixMappings="xmlns:ns0='urn:microsoft-dynamics-nav/reports/Standard_Sales_Credit_Memo/1307/'" w:xpath="/ns0:NavWordReportXmlPart[1]/ns0:Header[1]/ns0:CompanyAddress5[1]"/>
           </w:sdtPr>
+          <w:sdtEndPr/>
           <w:sdtContent>
             <w:tc>
               <w:tcPr>
@@ -554,18 +413,10 @@
               </w:tcPr>
               <w:p>
                 <w:pPr>
+                  <w:pStyle w:val="BCNumber"/>
                   <w:jc w:val="right"/>
-                  <w:rPr>
-                    <w:sz w:val="22"/>
-                    <w:szCs w:val="22"/>
-                  </w:rPr>
                 </w:pPr>
                 <w:r>
-                  <w:rPr>
-                    <w:rFonts w:cs="Segoe UI Semibold" w:asciiTheme="minorHAnsi" w:hAnsiTheme="minorHAnsi"/>
-                    <w:sz w:val="22"/>
-                    <w:szCs w:val="22"/>
-                  </w:rPr>
                   <w:t>CompanyAddress5</w:t>
                 </w:r>
               </w:p>
@@ -575,25 +426,22 @@
       </w:tr>
       <w:tr>
         <w:trPr>
+          <w:cantSplit/>
           <w:trHeight w:val="242"/>
         </w:trPr>
         <w:sdt>
           <w:sdtPr>
-            <w:rPr>
-              <w:rFonts w:cs="Segoe UI Semibold"/>
-              <w:sz w:val="22"/>
-              <w:szCs w:val="22"/>
-            </w:rPr>
             <w:alias w:val="CustomerAddress6"/>
             <w:tag w:val="#BC:InsertDataItem,DataItems/Header/CustomerAddress6"/>
             <w:id w:val="-2086289259"/>
             <w:placeholder>
               <w:docPart w:val="27C6F6FBC51444E48F63C5E57109998C"/>
             </w:placeholder>
+            <w:dataBinding w:prefixMappings="&lt;xmlns:ns0='urn:microsoft-dynamics-nav/reports/Standard_Sales_Credit_Memo/1307/' " w:xpath="/ns0:NavWordReportXmlPart[1]/ns0:Header[1]/ns0:CustomerAddress6[1]" w:storeItemID="{00000000-0000-0000-0000-000000000000}"/>
             <w15:color w:val="808080"/>
             <w:text/>
-            <w:dataBinding w:prefixMappings="xmlns:ns0='urn:microsoft-dynamics-nav/reports/Standard_Sales_Credit_Memo/1307/'" w:xpath="/ns0:NavWordReportXmlPart[1]/ns0:Header[1]/ns0:CustomerAddress6[1]"/>
           </w:sdtPr>
+          <w:sdtEndPr/>
           <w:sdtContent>
             <w:tc>
               <w:tcPr>
@@ -601,18 +449,9 @@
               </w:tcPr>
               <w:p>
                 <w:pPr>
-                  <w:rPr>
-                    <w:rFonts w:cs="Segoe UI Semibold" w:asciiTheme="minorHAnsi" w:hAnsiTheme="minorHAnsi"/>
-                    <w:sz w:val="22"/>
-                    <w:szCs w:val="22"/>
-                  </w:rPr>
+                  <w:pStyle w:val="NoSpacing"/>
                 </w:pPr>
                 <w:r>
-                  <w:rPr>
-                    <w:rFonts w:cs="Segoe UI Semibold" w:asciiTheme="minorHAnsi" w:hAnsiTheme="minorHAnsi"/>
-                    <w:sz w:val="22"/>
-                    <w:szCs w:val="22"/>
-                  </w:rPr>
                   <w:t>CustomerAddress6</w:t>
                 </w:r>
               </w:p>
@@ -625,31 +464,23 @@
           </w:tcPr>
           <w:p>
             <w:pPr>
-              <w:rPr>
-                <w:rFonts w:cs="Segoe UI Semibold" w:asciiTheme="minorHAnsi" w:hAnsiTheme="minorHAnsi"/>
-                <w:sz w:val="22"/>
-                <w:szCs w:val="22"/>
-              </w:rPr>
+              <w:pStyle w:val="NoSpacing"/>
             </w:pPr>
           </w:p>
         </w:tc>
         <w:sdt>
           <w:sdtPr>
-            <w:rPr>
-              <w:rFonts w:cs="Segoe UI Semibold"/>
-              <w:sz w:val="22"/>
-              <w:szCs w:val="22"/>
-            </w:rPr>
             <w:alias w:val="CompanyAddress6"/>
             <w:tag w:val="#BC:InsertDataItem,DataItems/Header/CompanyAddress6"/>
             <w:id w:val="29467029"/>
             <w:placeholder>
               <w:docPart w:val="F48DD40B1FBC422E93DAE25960F03561"/>
             </w:placeholder>
+            <w:dataBinding w:prefixMappings="&lt;xmlns:ns0='urn:microsoft-dynamics-nav/reports/Standard_Sales_Credit_Memo/1307/' " w:xpath="/ns0:NavWordReportXmlPart[1]/ns0:Header[1]/ns0:CompanyAddress6[1]" w:storeItemID="{00000000-0000-0000-0000-000000000000}"/>
             <w15:color w:val="808080"/>
             <w:text/>
-            <w:dataBinding w:prefixMappings="xmlns:ns0='urn:microsoft-dynamics-nav/reports/Standard_Sales_Credit_Memo/1307/'" w:xpath="/ns0:NavWordReportXmlPart[1]/ns0:Header[1]/ns0:CompanyAddress6[1]"/>
           </w:sdtPr>
+          <w:sdtEndPr/>
           <w:sdtContent>
             <w:tc>
               <w:tcPr>
@@ -657,18 +488,10 @@
               </w:tcPr>
               <w:p>
                 <w:pPr>
+                  <w:pStyle w:val="BCNumber"/>
                   <w:jc w:val="right"/>
-                  <w:rPr>
-                    <w:sz w:val="22"/>
-                    <w:szCs w:val="22"/>
-                  </w:rPr>
                 </w:pPr>
                 <w:r>
-                  <w:rPr>
-                    <w:rFonts w:cs="Segoe UI Semibold" w:asciiTheme="minorHAnsi" w:hAnsiTheme="minorHAnsi"/>
-                    <w:sz w:val="22"/>
-                    <w:szCs w:val="22"/>
-                  </w:rPr>
                   <w:t>CompanyAddress6</w:t>
                 </w:r>
               </w:p>
@@ -678,25 +501,22 @@
       </w:tr>
       <w:tr>
         <w:trPr>
+          <w:cantSplit/>
           <w:trHeight w:val="242"/>
         </w:trPr>
         <w:sdt>
           <w:sdtPr>
-            <w:rPr>
-              <w:rFonts w:cs="Segoe UI Semibold"/>
-              <w:sz w:val="22"/>
-              <w:szCs w:val="22"/>
-            </w:rPr>
             <w:alias w:val="CustomerAddress7"/>
             <w:tag w:val="#BC:InsertDataItem,DataItems/Header/CustomerAddress7"/>
             <w:id w:val="2127339997"/>
             <w:placeholder>
               <w:docPart w:val="27C6F6FBC51444E48F63C5E57109998C"/>
             </w:placeholder>
+            <w:dataBinding w:prefixMappings="&lt;xmlns:ns0='urn:microsoft-dynamics-nav/reports/Standard_Sales_Credit_Memo/1307/' " w:xpath="/ns0:NavWordReportXmlPart[1]/ns0:Header[1]/ns0:CustomerAddress7[1]" w:storeItemID="{00000000-0000-0000-0000-000000000000}"/>
             <w15:color w:val="808080"/>
             <w:text/>
-            <w:dataBinding w:prefixMappings="xmlns:ns0='urn:microsoft-dynamics-nav/reports/Standard_Sales_Credit_Memo/1307/'" w:xpath="/ns0:NavWordReportXmlPart[1]/ns0:Header[1]/ns0:CustomerAddress7[1]"/>
           </w:sdtPr>
+          <w:sdtEndPr/>
           <w:sdtContent>
             <w:tc>
               <w:tcPr>
@@ -704,18 +524,9 @@
               </w:tcPr>
               <w:p>
                 <w:pPr>
-                  <w:rPr>
-                    <w:rFonts w:cs="Segoe UI Semibold" w:asciiTheme="minorHAnsi" w:hAnsiTheme="minorHAnsi"/>
-                    <w:sz w:val="22"/>
-                    <w:szCs w:val="22"/>
-                  </w:rPr>
+                  <w:pStyle w:val="NoSpacing"/>
                 </w:pPr>
                 <w:r>
-                  <w:rPr>
-                    <w:rFonts w:cs="Segoe UI Semibold" w:asciiTheme="minorHAnsi" w:hAnsiTheme="minorHAnsi"/>
-                    <w:sz w:val="22"/>
-                    <w:szCs w:val="22"/>
-                  </w:rPr>
                   <w:t>CustomerAddress7</w:t>
                 </w:r>
               </w:p>
@@ -728,31 +539,23 @@
           </w:tcPr>
           <w:p>
             <w:pPr>
-              <w:rPr>
-                <w:rFonts w:cs="Segoe UI Semibold" w:asciiTheme="minorHAnsi" w:hAnsiTheme="minorHAnsi"/>
-                <w:sz w:val="22"/>
-                <w:szCs w:val="22"/>
-              </w:rPr>
+              <w:pStyle w:val="NoSpacing"/>
             </w:pPr>
           </w:p>
         </w:tc>
         <w:sdt>
           <w:sdtPr>
-            <w:rPr>
-              <w:rFonts w:cs="Segoe UI Semibold"/>
-              <w:sz w:val="22"/>
-              <w:szCs w:val="22"/>
-            </w:rPr>
             <w:alias w:val="CompanyLegalOffice_Lbl"/>
             <w:tag w:val="#BC:InsertDataItem,DataItems/Header/CompanyLegalOffice_Lbl"/>
             <w:id w:val="483044511"/>
             <w:placeholder>
               <w:docPart w:val="916F8383C88D40AE8FA1A1CF0CB42C59"/>
             </w:placeholder>
+            <w:dataBinding w:prefixMappings="&lt;xmlns:ns0='urn:microsoft-dynamics-nav/reports/Standard_Sales_Credit_Memo/1307/' " w:xpath="/ns0:NavWordReportXmlPart[1]/ns0:Header[1]/ns0:CompanyLegalOffice_Lbl[1]" w:storeItemID="{00000000-0000-0000-0000-000000000000}"/>
             <w15:color w:val="808080"/>
             <w:text/>
-            <w:dataBinding w:prefixMappings="xmlns:ns0='urn:microsoft-dynamics-nav/reports/Standard_Sales_Credit_Memo/1307/'" w:xpath="/ns0:NavWordReportXmlPart[1]/ns0:Header[1]/ns0:CompanyLegalOffice_Lbl[1]"/>
           </w:sdtPr>
+          <w:sdtEndPr/>
           <w:sdtContent>
             <w:tc>
               <w:tcPr>
@@ -760,22 +563,12 @@
               </w:tcPr>
               <w:p>
                 <w:pPr>
+                  <w:pStyle w:val="BCNumber"/>
                   <w:jc w:val="right"/>
-                  <w:rPr>
-                    <w:sz w:val="22"/>
-                    <w:szCs w:val="22"/>
-                  </w:rPr>
                 </w:pPr>
-                <w:proofErr w:type="spellStart"/>
                 <w:r>
-                  <w:rPr>
-                    <w:rFonts w:cs="Segoe UI Semibold" w:asciiTheme="minorHAnsi" w:hAnsiTheme="minorHAnsi"/>
-                    <w:sz w:val="22"/>
-                    <w:szCs w:val="22"/>
-                  </w:rPr>
                   <w:t>CompanyLegalOffice_Lbl</w:t>
                 </w:r>
-                <w:proofErr w:type="spellEnd"/>
               </w:p>
             </w:tc>
           </w:sdtContent>
@@ -783,25 +576,22 @@
       </w:tr>
       <w:tr>
         <w:trPr>
+          <w:cantSplit/>
           <w:trHeight w:val="242"/>
         </w:trPr>
         <w:sdt>
           <w:sdtPr>
-            <w:rPr>
-              <w:rFonts w:cs="Segoe UI Semibold"/>
-              <w:sz w:val="22"/>
-              <w:szCs w:val="22"/>
-            </w:rPr>
             <w:alias w:val="CustomerAddress8"/>
             <w:tag w:val="#BC:InsertDataItem,DataItems/Header/CustomerAddress8"/>
             <w:id w:val="-1986933782"/>
             <w:placeholder>
               <w:docPart w:val="12BE470CD3E0468886911E4D534EDF5C"/>
             </w:placeholder>
+            <w:dataBinding w:prefixMappings="&lt;xmlns:ns0='urn:microsoft-dynamics-nav/reports/Standard_Sales_Credit_Memo/1307/' " w:xpath="/ns0:NavWordReportXmlPart[1]/ns0:Header[1]/ns0:CustomerAddress8[1]" w:storeItemID="{00000000-0000-0000-0000-000000000000}"/>
             <w15:color w:val="808080"/>
             <w:text/>
-            <w:dataBinding w:prefixMappings="xmlns:ns0='urn:microsoft-dynamics-nav/reports/Standard_Sales_Credit_Memo/1307/'" w:xpath="/ns0:NavWordReportXmlPart[1]/ns0:Header[1]/ns0:CustomerAddress8[1]"/>
           </w:sdtPr>
+          <w:sdtEndPr/>
           <w:sdtContent>
             <w:tc>
               <w:tcPr>
@@ -809,18 +599,9 @@
               </w:tcPr>
               <w:p>
                 <w:pPr>
-                  <w:rPr>
-                    <w:rFonts w:cs="Segoe UI Semibold" w:asciiTheme="minorHAnsi" w:hAnsiTheme="minorHAnsi"/>
-                    <w:sz w:val="22"/>
-                    <w:szCs w:val="22"/>
-                  </w:rPr>
+                  <w:pStyle w:val="NoSpacing"/>
                 </w:pPr>
                 <w:r>
-                  <w:rPr>
-                    <w:rFonts w:cs="Segoe UI Semibold" w:asciiTheme="minorHAnsi" w:hAnsiTheme="minorHAnsi"/>
-                    <w:sz w:val="22"/>
-                    <w:szCs w:val="22"/>
-                  </w:rPr>
                   <w:t>CustomerAddress8</w:t>
                 </w:r>
               </w:p>
@@ -833,31 +614,23 @@
           </w:tcPr>
           <w:p>
             <w:pPr>
-              <w:rPr>
-                <w:rFonts w:cs="Segoe UI Semibold" w:asciiTheme="minorHAnsi" w:hAnsiTheme="minorHAnsi"/>
-                <w:sz w:val="22"/>
-                <w:szCs w:val="22"/>
-              </w:rPr>
+              <w:pStyle w:val="NoSpacing"/>
             </w:pPr>
           </w:p>
         </w:tc>
         <w:sdt>
           <w:sdtPr>
-            <w:rPr>
-              <w:rFonts w:cs="Segoe UI Semibold"/>
-              <w:sz w:val="22"/>
-              <w:szCs w:val="22"/>
-            </w:rPr>
             <w:alias w:val="CompanyLegalOffice"/>
             <w:tag w:val="#BC:InsertDataItem,DataItems/Header/CompanyLegalOffice"/>
             <w:id w:val="-1993854372"/>
             <w:placeholder>
               <w:docPart w:val="57E9537AA3C64B0287D7A4CCB72CC21E"/>
             </w:placeholder>
+            <w:dataBinding w:prefixMappings="&lt;xmlns:ns0='urn:microsoft-dynamics-nav/reports/Standard_Sales_Credit_Memo/1307/' " w:xpath="/ns0:NavWordReportXmlPart[1]/ns0:Header[1]/ns0:CompanyLegalOffice[1]" w:storeItemID="{00000000-0000-0000-0000-000000000000}"/>
             <w15:color w:val="808080"/>
             <w:text/>
-            <w:dataBinding w:prefixMappings="xmlns:ns0='urn:microsoft-dynamics-nav/reports/Standard_Sales_Credit_Memo/1307/'" w:xpath="/ns0:NavWordReportXmlPart[1]/ns0:Header[1]/ns0:CompanyLegalOffice[1]"/>
           </w:sdtPr>
+          <w:sdtEndPr/>
           <w:sdtContent>
             <w:tc>
               <w:tcPr>
@@ -865,22 +638,12 @@
               </w:tcPr>
               <w:p>
                 <w:pPr>
+                  <w:pStyle w:val="BCNumber"/>
                   <w:jc w:val="right"/>
-                  <w:rPr>
-                    <w:sz w:val="22"/>
-                    <w:szCs w:val="22"/>
-                  </w:rPr>
                 </w:pPr>
-                <w:proofErr w:type="spellStart"/>
                 <w:r>
-                  <w:rPr>
-                    <w:rFonts w:cs="Segoe UI Semibold" w:asciiTheme="minorHAnsi" w:hAnsiTheme="minorHAnsi"/>
-                    <w:sz w:val="22"/>
-                    <w:szCs w:val="22"/>
-                  </w:rPr>
                   <w:t>CompanyLegalOffice</w:t>
                 </w:r>
-                <w:proofErr w:type="spellEnd"/>
               </w:p>
             </w:tc>
           </w:sdtContent>
@@ -890,957 +653,665 @@
     <w:p>
       <w:pPr>
         <w:spacing w:after="0" w:line="276" w:lineRule="auto"/>
-        <w:rPr>
-          <w:sz w:val="22"/>
-          <w:szCs w:val="22"/>
-        </w:rPr>
       </w:pPr>
     </w:p>
     <w:tbl>
       <w:tblPr>
-        <w:tblStyle w:val="TableGrid"/>
-        <w:tblW w:w="15422" w:type="dxa"/>
-        <w:tblBorders>
-          <w:top w:val="none" w:color="auto" w:sz="0" w:space="0"/>
-          <w:left w:val="none" w:color="auto" w:sz="0" w:space="0"/>
-          <w:bottom w:val="none" w:color="auto" w:sz="0" w:space="0"/>
-          <w:right w:val="none" w:color="auto" w:sz="0" w:space="0"/>
-          <w:insideH w:val="none" w:color="auto" w:sz="0" w:space="0"/>
-          <w:insideV w:val="none" w:color="auto" w:sz="0" w:space="0"/>
-        </w:tblBorders>
-        <w:tblLayout w:type="fixed"/>
-        <w:tblCellMar>
-          <w:left w:w="0" w:type="dxa"/>
-          <w:right w:w="0" w:type="dxa"/>
-        </w:tblCellMar>
-        <w:tblLook w:val="04A0" w:firstRow="1" w:lastRow="0" w:firstColumn="1" w:lastColumn="0" w:noHBand="0" w:noVBand="1"/>
+        <w:tblStyle w:val="BCBlockTable"/>
+        <w:tblW w:w="5000" w:type="pct"/>
+        <w:tblLook w:val="0620" w:firstRow="1" w:lastRow="0" w:firstColumn="0" w:lastColumn="0" w:noHBand="1" w:noVBand="1"/>
         <w:tblCaption w:val="Document Information Block"/>
+        <w:tblDescription w:val="Layout table. Used for positioning, not for tabular data."/>
       </w:tblPr>
       <w:tblGrid>
-        <w:gridCol w:w="2570"/>
-        <w:gridCol w:w="2570"/>
-        <w:gridCol w:w="2571"/>
-        <w:gridCol w:w="2570"/>
-        <w:gridCol w:w="2570"/>
-        <w:gridCol w:w="2571"/>
+        <w:gridCol w:w="2614"/>
+        <w:gridCol w:w="2614"/>
+        <w:gridCol w:w="2616"/>
+        <w:gridCol w:w="2613"/>
+        <w:gridCol w:w="2613"/>
+        <w:gridCol w:w="2616"/>
       </w:tblGrid>
       <w:tr>
         <w:trPr>
           <w:cnfStyle w:val="100000000000" w:firstRow="1" w:lastRow="0" w:firstColumn="0" w:lastColumn="0" w:oddVBand="0" w:evenVBand="0" w:oddHBand="0" w:evenHBand="0" w:firstRowFirstColumn="0" w:firstRowLastColumn="0" w:lastRowFirstColumn="0" w:lastRowLastColumn="0"/>
+          <w:cantSplit/>
           <w:trHeight w:val="254"/>
         </w:trPr>
         <w:sdt>
           <w:sdtPr>
-            <w:rPr>
-              <w:rFonts w:ascii="Segoe UI Semibold" w:hAnsi="Segoe UI Semibold" w:cs="Segoe UI Semibold"/>
-              <w:sz w:val="22"/>
-              <w:szCs w:val="22"/>
-            </w:rPr>
-            <w:alias w:val="YourReference_Lbl"/>
-            <w:tag w:val="#BC:InsertDataItem,DataItems/Header/YourReference_Lbl"/>
-            <w:id w:val="1444269289"/>
+            <w:alias w:val="DocumentNo_Lbl"/>
+            <w:tag w:val="#BC:InsertDataItem,DataItems/Header/DocumentNo_Lbl"/>
+            <w:id w:val="1666982531"/>
             <w:placeholder>
-              <w:docPart w:val="7DE8AF6673594E96A32576622076C01B"/>
+              <w:docPart w:val="DefaultPlaceholder_-1854013440"/>
             </w:placeholder>
             <w15:color w:val="808080"/>
             <w:text/>
-            <w:dataBinding w:prefixMappings="xmlns:ns0='urn:microsoft-dynamics-nav/reports/Standard_Sales_Credit_Memo/1307/'" w:xpath="/ns0:NavWordReportXmlPart[1]/ns0:Header[1]/ns0:YourReference_Lbl[1]"/>
           </w:sdtPr>
+          <w:sdtEndPr/>
           <w:sdtContent>
             <w:tc>
               <w:tcPr>
-                <w:tcW w:w="2614" w:type="dxa"/>
+                <w:tcW w:w="833" w:type="pct"/>
               </w:tcPr>
               <w:p>
                 <w:pPr>
-                  <w:pStyle w:val="Heading2"/>
-                  <w:spacing w:before="0" w:after="0" w:line="276" w:lineRule="auto"/>
-                  <w:rPr>
-                    <w:rFonts w:ascii="Segoe UI Semibold" w:hAnsi="Segoe UI Semibold" w:cs="Segoe UI Semibold"/>
-                    <w:sz w:val="22"/>
-                    <w:szCs w:val="22"/>
-                  </w:rPr>
+                  <w:pStyle w:val="BCLabel"/>
+                  <w:spacing w:line="276" w:lineRule="auto"/>
                 </w:pPr>
-                <w:proofErr w:type="spellStart"/>
                 <w:r>
-                  <w:rPr>
-                    <w:rFonts w:ascii="Segoe UI Semibold" w:hAnsi="Segoe UI Semibold" w:cs="Segoe UI Semibold"/>
-                    <w:sz w:val="22"/>
-                    <w:szCs w:val="22"/>
-                  </w:rPr>
-                  <w:t>YourReference_Lbl</w:t>
+                  <w:t>DocumentNo_Lbl</w:t>
                 </w:r>
-                <w:proofErr w:type="spellEnd"/>
               </w:p>
             </w:tc>
           </w:sdtContent>
         </w:sdt>
         <w:sdt>
           <w:sdtPr>
-            <w:rPr>
-              <w:rFonts w:ascii="Segoe UI Semibold" w:hAnsi="Segoe UI Semibold" w:cs="Segoe UI Semibold"/>
-              <w:sz w:val="22"/>
-              <w:szCs w:val="22"/>
-            </w:rPr>
-            <w:alias w:val="SalesPersonBlank_Lbl"/>
-            <w:tag w:val="#BC:InsertDataItem,DataItems/Header/SalesPersonBlank_Lbl"/>
-            <w:id w:val="-829743997"/>
+            <w:alias w:val="YourReference_Lbl"/>
+            <w:tag w:val="#BC:InsertDataItem,DataItems/Header/YourReference_Lbl"/>
+            <w:id w:val="1444269289"/>
             <w:placeholder>
-              <w:docPart w:val="694FE79F6BF445F1A7D1E44F89A49422"/>
+              <w:docPart w:val="4CA4107B1DF3425DBC71E6102AC5792D"/>
             </w:placeholder>
+            <w:dataBinding w:prefixMappings="&lt;xmlns:ns0='urn:microsoft-dynamics-nav/reports/Standard_Sales_Credit_Memo/1307/' " w:xpath="/ns0:NavWordReportXmlPart[1]/ns0:Header[1]/ns0:YourReference_Lbl[1]" w:storeItemID="{00000000-0000-0000-0000-000000000000}"/>
             <w15:color w:val="808080"/>
             <w:text/>
-            <w:dataBinding w:prefixMappings="xmlns:ns0='urn:microsoft-dynamics-nav/reports/Standard_Sales_Credit_Memo/1307/'" w:xpath="/ns0:NavWordReportXmlPart[1]/ns0:Header[1]/ns0:SalesPersonBlank_Lbl[1]"/>
           </w:sdtPr>
+          <w:sdtEndPr/>
           <w:sdtContent>
             <w:tc>
               <w:tcPr>
-                <w:tcW w:w="2614" w:type="dxa"/>
+                <w:tcW w:w="833" w:type="pct"/>
               </w:tcPr>
               <w:p>
                 <w:pPr>
-                  <w:pStyle w:val="Heading2"/>
-                  <w:spacing w:before="0" w:after="0" w:line="276" w:lineRule="auto"/>
-                  <w:rPr>
-                    <w:rFonts w:ascii="Segoe UI Semibold" w:hAnsi="Segoe UI Semibold" w:cs="Segoe UI Semibold"/>
-                    <w:sz w:val="22"/>
-                    <w:szCs w:val="22"/>
-                  </w:rPr>
+                  <w:pStyle w:val="BCLabel"/>
+                  <w:spacing w:line="276" w:lineRule="auto"/>
                 </w:pPr>
-                <w:proofErr w:type="spellStart"/>
                 <w:r>
-                  <w:rPr>
-                    <w:rFonts w:ascii="Segoe UI Semibold" w:hAnsi="Segoe UI Semibold" w:cs="Segoe UI Semibold"/>
-                    <w:sz w:val="22"/>
-                    <w:szCs w:val="22"/>
-                  </w:rPr>
-                  <w:t>SalesPersonBlank_Lbl</w:t>
+                  <w:t>YourReference_Lbl</w:t>
                 </w:r>
-                <w:proofErr w:type="spellEnd"/>
               </w:p>
             </w:tc>
           </w:sdtContent>
         </w:sdt>
         <w:sdt>
           <w:sdtPr>
-            <w:rPr>
-              <w:rFonts w:ascii="Segoe UI Semibold" w:hAnsi="Segoe UI Semibold" w:cs="Segoe UI Semibold"/>
-              <w:sz w:val="22"/>
-              <w:szCs w:val="22"/>
-            </w:rPr>
-            <w:alias w:val="AppliesToDocument_Lbl"/>
-            <w:tag w:val="#BC:InsertDataItem,DataItems/Header/AppliesToDocument_Lbl"/>
-            <w:id w:val="-878249001"/>
+            <w:alias w:val="SalesPersonBlank_Lbl"/>
+            <w:tag w:val="#BC:InsertDataItem,DataItems/Header/SalesPersonBlank_Lbl"/>
+            <w:id w:val="-829743997"/>
             <w:placeholder>
-              <w:docPart w:val="694FE79F6BF445F1A7D1E44F89A49422"/>
+              <w:docPart w:val="6911641C5B724D4288B1C98CBC765C36"/>
             </w:placeholder>
+            <w:dataBinding w:prefixMappings="&lt;xmlns:ns0='urn:microsoft-dynamics-nav/reports/Standard_Sales_Credit_Memo/1307/' " w:xpath="/ns0:NavWordReportXmlPart[1]/ns0:Header[1]/ns0:SalesPersonBlank_Lbl[1]" w:storeItemID="{00000000-0000-0000-0000-000000000000}"/>
             <w15:color w:val="808080"/>
             <w:text/>
-            <w:dataBinding w:prefixMappings="xmlns:ns0='urn:microsoft-dynamics-nav/reports/Standard_Sales_Credit_Memo/1307/'" w:xpath="/ns0:NavWordReportXmlPart[1]/ns0:Header[1]/ns0:AppliesToDocument_Lbl[1]"/>
           </w:sdtPr>
+          <w:sdtEndPr/>
           <w:sdtContent>
             <w:tc>
               <w:tcPr>
-                <w:tcW w:w="2615" w:type="dxa"/>
+                <w:tcW w:w="834" w:type="pct"/>
               </w:tcPr>
               <w:p>
                 <w:pPr>
-                  <w:pStyle w:val="Heading2"/>
-                  <w:spacing w:before="0" w:after="0" w:line="276" w:lineRule="auto"/>
-                  <w:rPr>
-                    <w:rFonts w:ascii="Segoe UI Semibold" w:hAnsi="Segoe UI Semibold" w:cs="Segoe UI Semibold"/>
-                    <w:sz w:val="22"/>
-                    <w:szCs w:val="22"/>
-                  </w:rPr>
+                  <w:pStyle w:val="BCLabel"/>
+                  <w:spacing w:line="276" w:lineRule="auto"/>
                 </w:pPr>
-                <w:proofErr w:type="spellStart"/>
                 <w:r>
-                  <w:rPr>
-                    <w:rFonts w:ascii="Segoe UI Semibold" w:hAnsi="Segoe UI Semibold" w:cs="Segoe UI Semibold"/>
-                    <w:sz w:val="22"/>
-                    <w:szCs w:val="22"/>
-                  </w:rPr>
-                  <w:t>AppliesToDocument_Lbl</w:t>
+                  <w:t>SalesPersonBlank_Lbl</w:t>
                 </w:r>
-                <w:proofErr w:type="spellEnd"/>
               </w:p>
             </w:tc>
           </w:sdtContent>
         </w:sdt>
         <w:sdt>
           <w:sdtPr>
-            <w:rPr>
-              <w:rFonts w:ascii="Segoe UI Semibold" w:hAnsi="Segoe UI Semibold" w:cs="Segoe UI Semibold"/>
-              <w:sz w:val="22"/>
-              <w:szCs w:val="22"/>
-            </w:rPr>
+            <w:alias w:val="AppliesToDocument_Lbl"/>
+            <w:tag w:val="#BC:InsertDataItem,DataItems/Header/AppliesToDocument_Lbl"/>
+            <w:id w:val="-878249001"/>
+            <w:placeholder>
+              <w:docPart w:val="3AC3F1CDDF3347FFBFEA7B8944332020"/>
+            </w:placeholder>
+            <w:dataBinding w:prefixMappings="&lt;xmlns:ns0='urn:microsoft-dynamics-nav/reports/Standard_Sales_Credit_Memo/1307/' " w:xpath="/ns0:NavWordReportXmlPart[1]/ns0:Header[1]/ns0:AppliesToDocument_Lbl[1]" w:storeItemID="{00000000-0000-0000-0000-000000000000}"/>
+            <w15:color w:val="808080"/>
+            <w:text/>
+          </w:sdtPr>
+          <w:sdtEndPr/>
+          <w:sdtContent>
+            <w:tc>
+              <w:tcPr>
+                <w:tcW w:w="833" w:type="pct"/>
+              </w:tcPr>
+              <w:p>
+                <w:pPr>
+                  <w:pStyle w:val="BCLabel"/>
+                  <w:spacing w:line="276" w:lineRule="auto"/>
+                </w:pPr>
+                <w:r>
+                  <w:t>AppliesToDocument_Lbl</w:t>
+                </w:r>
+              </w:p>
+            </w:tc>
+          </w:sdtContent>
+        </w:sdt>
+        <w:sdt>
+          <w:sdtPr>
             <w:alias w:val="DueDate_Lbl"/>
             <w:tag w:val="#BC:InsertDataItem,DataItems/Header/DueDate_Lbl"/>
             <w:id w:val="1886915070"/>
             <w:placeholder>
-              <w:docPart w:val="694FE79F6BF445F1A7D1E44F89A49422"/>
+              <w:docPart w:val="E2F4483515F14252A33C4BA7145FA2F5"/>
             </w:placeholder>
+            <w:dataBinding w:prefixMappings="&lt;xmlns:ns0='urn:microsoft-dynamics-nav/reports/Standard_Sales_Credit_Memo/1307/' " w:xpath="/ns0:NavWordReportXmlPart[1]/ns0:Header[1]/ns0:DueDate_Lbl[1]" w:storeItemID="{00000000-0000-0000-0000-000000000000}"/>
             <w15:color w:val="808080"/>
             <w:text/>
-            <w:dataBinding w:prefixMappings="xmlns:ns0='urn:microsoft-dynamics-nav/reports/Standard_Sales_Credit_Memo/1307/'" w:xpath="/ns0:NavWordReportXmlPart[1]/ns0:Header[1]/ns0:DueDate_Lbl[1]"/>
           </w:sdtPr>
+          <w:sdtEndPr/>
           <w:sdtContent>
             <w:tc>
               <w:tcPr>
-                <w:tcW w:w="2614" w:type="dxa"/>
+                <w:tcW w:w="833" w:type="pct"/>
               </w:tcPr>
               <w:p>
                 <w:pPr>
-                  <w:pStyle w:val="Heading2"/>
-                  <w:spacing w:before="0" w:after="0" w:line="276" w:lineRule="auto"/>
-                  <w:rPr>
-                    <w:rFonts w:ascii="Segoe UI Semibold" w:hAnsi="Segoe UI Semibold" w:cs="Segoe UI Semibold"/>
-                    <w:sz w:val="22"/>
-                    <w:szCs w:val="22"/>
-                  </w:rPr>
+                  <w:pStyle w:val="BCLabel"/>
+                  <w:spacing w:line="276" w:lineRule="auto"/>
                 </w:pPr>
-                <w:proofErr w:type="spellStart"/>
                 <w:r>
-                  <w:rPr>
-                    <w:rFonts w:ascii="Segoe UI Semibold" w:hAnsi="Segoe UI Semibold" w:cs="Segoe UI Semibold"/>
-                    <w:sz w:val="22"/>
-                    <w:szCs w:val="22"/>
-                  </w:rPr>
                   <w:t>DueDate_Lbl</w:t>
                 </w:r>
-                <w:proofErr w:type="spellEnd"/>
               </w:p>
             </w:tc>
           </w:sdtContent>
         </w:sdt>
         <w:tc>
           <w:tcPr>
-            <w:tcW w:w="2614" w:type="dxa"/>
+            <w:tcW w:w="834" w:type="pct"/>
           </w:tcPr>
           <w:p>
             <w:pPr>
-              <w:pStyle w:val="Heading2"/>
-              <w:spacing w:before="0" w:after="0" w:line="276" w:lineRule="auto"/>
-              <w:rPr>
-                <w:rFonts w:ascii="Segoe UI Semibold" w:hAnsi="Segoe UI Semibold" w:cs="Segoe UI Semibold"/>
-                <w:sz w:val="22"/>
-                <w:szCs w:val="22"/>
-              </w:rPr>
-            </w:pPr>
-          </w:p>
-        </w:tc>
-        <w:tc>
-          <w:tcPr>
-            <w:tcW w:w="2615" w:type="dxa"/>
-          </w:tcPr>
-          <w:p>
-            <w:pPr>
-              <w:pStyle w:val="Heading2"/>
-              <w:spacing w:before="0" w:after="0" w:line="276" w:lineRule="auto"/>
-              <w:rPr>
-                <w:rFonts w:ascii="Segoe UI Semibold" w:hAnsi="Segoe UI Semibold" w:cs="Segoe UI Semibold"/>
-                <w:sz w:val="22"/>
-                <w:szCs w:val="22"/>
-              </w:rPr>
+              <w:pStyle w:val="BCLabel"/>
+              <w:spacing w:line="276" w:lineRule="auto"/>
             </w:pPr>
           </w:p>
         </w:tc>
       </w:tr>
       <w:tr>
         <w:trPr>
+          <w:cantSplit/>
           <w:trHeight w:val="242"/>
         </w:trPr>
         <w:sdt>
           <w:sdtPr>
-            <w:rPr>
-              <w:rFonts w:cs="Segoe UI"/>
-              <w:color w:val="242424"/>
-              <w:sz w:val="22"/>
-              <w:szCs w:val="22"/>
-            </w:rPr>
-            <w:alias w:val="YourReference"/>
-            <w:tag w:val="#BC:InsertDataItem,DataItems/Header/YourReference"/>
-            <w:id w:val="-2046133057"/>
+            <w:alias w:val="DocumentNo"/>
+            <w:tag w:val="#BC:InsertDataItem,DataItems/Header/DocumentNo"/>
+            <w:id w:val="1402860486"/>
             <w:placeholder>
-              <w:docPart w:val="7DE8AF6673594E96A32576622076C01B"/>
+              <w:docPart w:val="DefaultPlaceholder_-1854013440"/>
             </w:placeholder>
             <w15:color w:val="808080"/>
             <w:text/>
-            <w:dataBinding w:prefixMappings="xmlns:ns0='urn:microsoft-dynamics-nav/reports/Standard_Sales_Credit_Memo/1307/'" w:xpath="/ns0:NavWordReportXmlPart[1]/ns0:Header[1]/ns0:YourReference[1]"/>
           </w:sdtPr>
+          <w:sdtEndPr/>
           <w:sdtContent>
             <w:tc>
               <w:tcPr>
-                <w:tcW w:w="2614" w:type="dxa"/>
+                <w:tcW w:w="833" w:type="pct"/>
               </w:tcPr>
               <w:p>
                 <w:pPr>
-                  <w:rPr>
-                    <w:rFonts w:cs="Segoe UI" w:asciiTheme="minorHAnsi" w:hAnsiTheme="minorHAnsi"/>
-                    <w:color w:val="242424"/>
-                    <w:sz w:val="22"/>
-                    <w:szCs w:val="22"/>
-                  </w:rPr>
+                  <w:pStyle w:val="NoSpacing"/>
                 </w:pPr>
-                <w:proofErr w:type="spellStart"/>
                 <w:r>
-                  <w:rPr>
-                    <w:rFonts w:cs="Segoe UI" w:asciiTheme="minorHAnsi" w:hAnsiTheme="minorHAnsi"/>
-                    <w:color w:val="242424"/>
-                    <w:sz w:val="22"/>
-                    <w:szCs w:val="22"/>
-                  </w:rPr>
-                  <w:t>YourReference</w:t>
+                  <w:t>DocumentNo</w:t>
                 </w:r>
-                <w:proofErr w:type="spellEnd"/>
               </w:p>
             </w:tc>
           </w:sdtContent>
         </w:sdt>
         <w:sdt>
           <w:sdtPr>
-            <w:rPr>
-              <w:rFonts w:cs="Segoe UI"/>
-              <w:color w:val="242424"/>
-              <w:sz w:val="22"/>
-              <w:szCs w:val="22"/>
-            </w:rPr>
-            <w:alias w:val="SalesPersonName"/>
-            <w:tag w:val="#BC:InsertDataItem,DataItems/Header/SalesPersonName"/>
-            <w:id w:val="-80454574"/>
+            <w:alias w:val="YourReference"/>
+            <w:tag w:val="#BC:InsertDataItem,DataItems/Header/YourReference"/>
+            <w:id w:val="-2046133057"/>
             <w:placeholder>
-              <w:docPart w:val="694FE79F6BF445F1A7D1E44F89A49422"/>
+              <w:docPart w:val="226A145E7E24423BA6AB270BE04723AD"/>
             </w:placeholder>
+            <w:dataBinding w:prefixMappings="&lt;xmlns:ns0='urn:microsoft-dynamics-nav/reports/Standard_Sales_Credit_Memo/1307/' " w:xpath="/ns0:NavWordReportXmlPart[1]/ns0:Header[1]/ns0:YourReference[1]" w:storeItemID="{00000000-0000-0000-0000-000000000000}"/>
             <w15:color w:val="808080"/>
             <w:text/>
-            <w:dataBinding w:prefixMappings="xmlns:ns0='urn:microsoft-dynamics-nav/reports/Standard_Sales_Credit_Memo/1307/'" w:xpath="/ns0:NavWordReportXmlPart[1]/ns0:Header[1]/ns0:SalesPersonName[1]"/>
           </w:sdtPr>
+          <w:sdtEndPr/>
           <w:sdtContent>
             <w:tc>
               <w:tcPr>
-                <w:tcW w:w="2614" w:type="dxa"/>
+                <w:tcW w:w="833" w:type="pct"/>
               </w:tcPr>
               <w:p>
                 <w:pPr>
-                  <w:rPr>
-                    <w:rFonts w:cs="Segoe UI" w:asciiTheme="minorHAnsi" w:hAnsiTheme="minorHAnsi"/>
-                    <w:color w:val="242424"/>
-                    <w:sz w:val="22"/>
-                    <w:szCs w:val="22"/>
-                  </w:rPr>
+                  <w:pStyle w:val="NoSpacing"/>
                 </w:pPr>
-                <w:proofErr w:type="spellStart"/>
                 <w:r>
-                  <w:rPr>
-                    <w:rFonts w:cs="Segoe UI" w:asciiTheme="minorHAnsi" w:hAnsiTheme="minorHAnsi"/>
-                    <w:color w:val="242424"/>
-                    <w:sz w:val="22"/>
-                    <w:szCs w:val="22"/>
-                  </w:rPr>
-                  <w:t>SalesPersonName</w:t>
+                  <w:t>YourReference</w:t>
                 </w:r>
-                <w:proofErr w:type="spellEnd"/>
               </w:p>
             </w:tc>
           </w:sdtContent>
         </w:sdt>
         <w:sdt>
           <w:sdtPr>
-            <w:rPr>
-              <w:rFonts w:cs="Segoe UI"/>
-              <w:color w:val="242424"/>
-              <w:sz w:val="22"/>
-              <w:szCs w:val="22"/>
-            </w:rPr>
-            <w:alias w:val="AppliesToDocument"/>
-            <w:tag w:val="#BC:InsertDataItem,DataItems/Header/AppliesToDocument"/>
-            <w:id w:val="1368718282"/>
+            <w:alias w:val="SalesPersonName"/>
+            <w:tag w:val="#BC:InsertDataItem,DataItems/Header/SalesPersonName"/>
+            <w:id w:val="-80454574"/>
             <w:placeholder>
-              <w:docPart w:val="694FE79F6BF445F1A7D1E44F89A49422"/>
+              <w:docPart w:val="9FDF26F4929F4EE5A43C49E3DDC6C6AF"/>
             </w:placeholder>
+            <w:dataBinding w:prefixMappings="&lt;xmlns:ns0='urn:microsoft-dynamics-nav/reports/Standard_Sales_Credit_Memo/1307/' " w:xpath="/ns0:NavWordReportXmlPart[1]/ns0:Header[1]/ns0:SalesPersonName[1]" w:storeItemID="{00000000-0000-0000-0000-000000000000}"/>
             <w15:color w:val="808080"/>
             <w:text/>
-            <w:dataBinding w:prefixMappings="xmlns:ns0='urn:microsoft-dynamics-nav/reports/Standard_Sales_Credit_Memo/1307/'" w:xpath="/ns0:NavWordReportXmlPart[1]/ns0:Header[1]/ns0:AppliesToDocument[1]"/>
           </w:sdtPr>
+          <w:sdtEndPr/>
           <w:sdtContent>
             <w:tc>
               <w:tcPr>
-                <w:tcW w:w="2615" w:type="dxa"/>
+                <w:tcW w:w="834" w:type="pct"/>
               </w:tcPr>
               <w:p>
                 <w:pPr>
-                  <w:rPr>
-                    <w:rFonts w:cs="Segoe UI" w:asciiTheme="minorHAnsi" w:hAnsiTheme="minorHAnsi"/>
-                    <w:color w:val="242424"/>
-                    <w:sz w:val="22"/>
-                    <w:szCs w:val="22"/>
-                  </w:rPr>
+                  <w:pStyle w:val="NoSpacing"/>
                 </w:pPr>
-                <w:proofErr w:type="spellStart"/>
                 <w:r>
-                  <w:rPr>
-                    <w:rFonts w:cs="Segoe UI" w:asciiTheme="minorHAnsi" w:hAnsiTheme="minorHAnsi"/>
-                    <w:color w:val="242424"/>
-                    <w:sz w:val="22"/>
-                    <w:szCs w:val="22"/>
-                  </w:rPr>
-                  <w:t>AppliesToDocument</w:t>
+                  <w:t>SalesPersonName</w:t>
                 </w:r>
-                <w:proofErr w:type="spellEnd"/>
               </w:p>
             </w:tc>
           </w:sdtContent>
         </w:sdt>
         <w:sdt>
           <w:sdtPr>
-            <w:rPr>
-              <w:rFonts w:cs="Segoe UI"/>
-              <w:color w:val="242424"/>
-              <w:sz w:val="22"/>
-              <w:szCs w:val="22"/>
-            </w:rPr>
+            <w:alias w:val="AppliesToDocument"/>
+            <w:tag w:val="#BC:InsertDataItem,DataItems/Header/AppliesToDocument"/>
+            <w:id w:val="1368718282"/>
+            <w:placeholder>
+              <w:docPart w:val="89EA0267E9114D40B76FDCC883BF5699"/>
+            </w:placeholder>
+            <w:dataBinding w:prefixMappings="&lt;xmlns:ns0='urn:microsoft-dynamics-nav/reports/Standard_Sales_Credit_Memo/1307/' " w:xpath="/ns0:NavWordReportXmlPart[1]/ns0:Header[1]/ns0:AppliesToDocument[1]" w:storeItemID="{00000000-0000-0000-0000-000000000000}"/>
+            <w15:color w:val="808080"/>
+            <w:text/>
+          </w:sdtPr>
+          <w:sdtEndPr/>
+          <w:sdtContent>
+            <w:tc>
+              <w:tcPr>
+                <w:tcW w:w="833" w:type="pct"/>
+              </w:tcPr>
+              <w:p>
+                <w:pPr>
+                  <w:pStyle w:val="NoSpacing"/>
+                </w:pPr>
+                <w:r>
+                  <w:t>AppliesToDocument</w:t>
+                </w:r>
+              </w:p>
+            </w:tc>
+          </w:sdtContent>
+        </w:sdt>
+        <w:sdt>
+          <w:sdtPr>
             <w:alias w:val="DueDate"/>
             <w:tag w:val="#BC:InsertDataItem,DataItems/Header/DueDate"/>
             <w:id w:val="1631135760"/>
             <w:placeholder>
-              <w:docPart w:val="694FE79F6BF445F1A7D1E44F89A49422"/>
+              <w:docPart w:val="CC3396102B1A4C408690A5D968078A07"/>
             </w:placeholder>
+            <w:dataBinding w:prefixMappings="&lt;xmlns:ns0='urn:microsoft-dynamics-nav/reports/Standard_Sales_Credit_Memo/1307/' " w:xpath="/ns0:NavWordReportXmlPart[1]/ns0:Header[1]/ns0:DueDate[1]" w:storeItemID="{00000000-0000-0000-0000-000000000000}"/>
             <w15:color w:val="808080"/>
             <w:text/>
-            <w:dataBinding w:prefixMappings="xmlns:ns0='urn:microsoft-dynamics-nav/reports/Standard_Sales_Credit_Memo/1307/'" w:xpath="/ns0:NavWordReportXmlPart[1]/ns0:Header[1]/ns0:DueDate[1]"/>
           </w:sdtPr>
+          <w:sdtEndPr/>
           <w:sdtContent>
             <w:tc>
               <w:tcPr>
-                <w:tcW w:w="2614" w:type="dxa"/>
+                <w:tcW w:w="833" w:type="pct"/>
               </w:tcPr>
               <w:p>
                 <w:pPr>
-                  <w:rPr>
-                    <w:rFonts w:cs="Segoe UI" w:asciiTheme="minorHAnsi" w:hAnsiTheme="minorHAnsi"/>
-                    <w:color w:val="242424"/>
-                    <w:sz w:val="22"/>
-                    <w:szCs w:val="22"/>
-                  </w:rPr>
+                  <w:pStyle w:val="NoSpacing"/>
                 </w:pPr>
-                <w:proofErr w:type="spellStart"/>
                 <w:r>
-                  <w:rPr>
-                    <w:rFonts w:cs="Segoe UI" w:asciiTheme="minorHAnsi" w:hAnsiTheme="minorHAnsi"/>
-                    <w:color w:val="242424"/>
-                    <w:sz w:val="22"/>
-                    <w:szCs w:val="22"/>
-                  </w:rPr>
                   <w:t>DueDate</w:t>
                 </w:r>
-                <w:proofErr w:type="spellEnd"/>
               </w:p>
             </w:tc>
           </w:sdtContent>
         </w:sdt>
         <w:tc>
           <w:tcPr>
-            <w:tcW w:w="2614" w:type="dxa"/>
+            <w:tcW w:w="834" w:type="pct"/>
           </w:tcPr>
           <w:p>
             <w:pPr>
-              <w:rPr>
-                <w:rFonts w:cs="Segoe UI"/>
-                <w:color w:val="242424"/>
-                <w:sz w:val="22"/>
-                <w:szCs w:val="22"/>
-              </w:rPr>
-            </w:pPr>
-          </w:p>
-        </w:tc>
-        <w:tc>
-          <w:tcPr>
-            <w:tcW w:w="2615" w:type="dxa"/>
-          </w:tcPr>
-          <w:p>
-            <w:pPr>
-              <w:rPr>
-                <w:rFonts w:cs="Segoe UI"/>
-                <w:color w:val="242424"/>
-                <w:sz w:val="22"/>
-                <w:szCs w:val="22"/>
-              </w:rPr>
+              <w:pStyle w:val="NoSpacing"/>
             </w:pPr>
           </w:p>
         </w:tc>
       </w:tr>
     </w:tbl>
-    <w:p>
-      <w:pPr>
-        <w:rPr>
-          <w:sz w:val="22"/>
-          <w:szCs w:val="22"/>
-        </w:rPr>
-      </w:pPr>
-    </w:p>
+    <w:p/>
     <w:tbl>
       <w:tblPr>
-        <w:tblStyle w:val="CLSequoiatablestyle021"/>
-        <w:tblW w:w="15422" w:type="dxa"/>
-        <w:tblLayout w:type="fixed"/>
-        <w:tblLook w:val="04A0" w:firstRow="1" w:lastRow="0" w:firstColumn="1" w:lastColumn="0" w:noHBand="0" w:noVBand="1"/>
+        <w:tblStyle w:val="BCDataTable"/>
+        <w:tblW w:w="5000" w:type="pct"/>
+        <w:tblLook w:val="0420" w:firstRow="1" w:lastRow="0" w:firstColumn="0" w:lastColumn="0" w:noHBand="0" w:noVBand="1"/>
         <w:tblCaption w:val="Data Table Block"/>
+        <w:tblDescription w:val="Document lines. Column headers in the first row."/>
       </w:tblPr>
       <w:tblGrid>
-        <w:gridCol w:w="1197"/>
-        <w:gridCol w:w="2763"/>
-        <w:gridCol w:w="1350"/>
-        <w:gridCol w:w="1637"/>
-        <w:gridCol w:w="1782"/>
-        <w:gridCol w:w="1903"/>
-        <w:gridCol w:w="1768"/>
-        <w:gridCol w:w="1155"/>
-        <w:gridCol w:w="1867"/>
+        <w:gridCol w:w="1515"/>
+        <w:gridCol w:w="1821"/>
+        <w:gridCol w:w="1816"/>
+        <w:gridCol w:w="1592"/>
+        <w:gridCol w:w="1696"/>
+        <w:gridCol w:w="1243"/>
+        <w:gridCol w:w="2654"/>
+        <w:gridCol w:w="1484"/>
+        <w:gridCol w:w="1865"/>
       </w:tblGrid>
       <w:tr>
         <w:trPr>
           <w:cnfStyle w:val="100000000000" w:firstRow="1" w:lastRow="0" w:firstColumn="0" w:lastColumn="0" w:oddVBand="0" w:evenVBand="0" w:oddHBand="0" w:evenHBand="0" w:firstRowFirstColumn="0" w:firstRowLastColumn="0" w:lastRowFirstColumn="0" w:lastRowLastColumn="0"/>
+          <w:cantSplit/>
           <w:trHeight w:val="490"/>
+          <w:tblHeader/>
         </w:trPr>
         <w:tc>
           <w:tcPr>
-            <w:cnfStyle w:val="001000000000" w:firstRow="0" w:lastRow="0" w:firstColumn="1" w:lastColumn="0" w:oddVBand="0" w:evenVBand="0" w:oddHBand="0" w:evenHBand="0" w:firstRowFirstColumn="0" w:firstRowLastColumn="0" w:lastRowFirstColumn="0" w:lastRowLastColumn="0"/>
-            <w:tcW w:w="1197" w:type="dxa"/>
+            <w:tcW w:w="388" w:type="pct"/>
             <w:tcBorders>
-              <w:bottom w:val="single" w:color="auto" w:sz="4" w:space="0"/>
+              <w:bottom w:val="single" w:sz="4" w:space="0" w:color="auto"/>
             </w:tcBorders>
           </w:tcPr>
           <w:sdt>
             <w:sdtPr>
-              <w:rPr>
-                <w:rFonts w:ascii="Segoe UI Semibold" w:hAnsi="Segoe UI Semibold" w:cs="Segoe UI Semibold" w:eastAsiaTheme="minorHAnsi"/>
-                <w:sz w:val="22"/>
-                <w:szCs w:val="22"/>
-              </w:rPr>
               <w:alias w:val="ItemNo_Line_Lbl"/>
               <w:tag w:val="#BC:InsertDataItem,DataItems/Header/Line/ItemNo_Line_Lbl"/>
               <w:id w:val="2050642905"/>
               <w:placeholder>
                 <w:docPart w:val="4668C18C81C94D57840AD342F4B53EDC"/>
               </w:placeholder>
-              <w:dataBinding w:prefixMappings="xmlns:ns0='urn:microsoft-dynamics-nav/reports/Standard_Sales_Credit_Memo/1307/'" w:xpath="/ns0:NavWordReportXmlPart[1]/ns0:Header[1]/ns0:Line[1]/ns0:ItemNo_Line_Lbl[1]" w:storeItemID="{00000000-0000-0000-0000-000000000000}"/>
+              <w:dataBinding w:prefixMappings="&lt;xmlns:ns0='urn:microsoft-dynamics-nav/reports/Standard_Sales_Credit_Memo/1307/' " w:xpath="/ns0:NavWordReportXmlPart[1]/ns0:Header[1]/ns0:Line[1]/ns0:ItemNo_Line_Lbl[1]" w:storeItemID="{00000000-0000-0000-0000-000000000000}"/>
               <w15:color w:val="808080"/>
               <w:text/>
             </w:sdtPr>
+            <w:sdtEndPr/>
             <w:sdtContent>
               <w:p>
                 <w:pPr>
-                  <w:pStyle w:val="Heading2"/>
-                  <w:rPr>
-                    <w:rFonts w:ascii="Segoe UI Semibold" w:hAnsi="Segoe UI Semibold" w:cs="Segoe UI Semibold" w:eastAsiaTheme="minorHAnsi"/>
-                    <w:sz w:val="22"/>
-                    <w:szCs w:val="22"/>
-                  </w:rPr>
+                  <w:pStyle w:val="BCLabel"/>
                 </w:pPr>
-                <w:proofErr w:type="spellStart"/>
                 <w:r>
-                  <w:rPr>
-                    <w:rFonts w:ascii="Segoe UI Semibold" w:hAnsi="Segoe UI Semibold" w:cs="Segoe UI Semibold" w:eastAsiaTheme="minorHAnsi"/>
-                    <w:sz w:val="22"/>
-                    <w:szCs w:val="22"/>
-                  </w:rPr>
                   <w:t>ItemNo_Line_Lbl</w:t>
                 </w:r>
-                <w:proofErr w:type="spellEnd"/>
               </w:p>
             </w:sdtContent>
           </w:sdt>
         </w:tc>
         <w:sdt>
           <w:sdtPr>
-            <w:rPr>
-              <w:rFonts w:ascii="Segoe UI Semibold" w:hAnsi="Segoe UI Semibold" w:cs="Segoe UI Semibold"/>
-              <w:sz w:val="22"/>
-              <w:szCs w:val="22"/>
-            </w:rPr>
             <w:alias w:val="Description_Line_Lbl"/>
             <w:tag w:val="#BC:InsertDataItem,DataItems/Header/Line/Description_Line_Lbl"/>
             <w:id w:val="55748171"/>
             <w:placeholder>
               <w:docPart w:val="B1505F3DBBB540B797A26F2EA82AD79F"/>
             </w:placeholder>
-            <w:dataBinding w:prefixMappings="xmlns:ns0='urn:microsoft-dynamics-nav/reports/Standard_Sales_Credit_Memo/1307/'" w:xpath="/ns0:NavWordReportXmlPart[1]/ns0:Header[1]/ns0:Line[1]/ns0:Description_Line_Lbl[1]" w:storeItemID="{00000000-0000-0000-0000-000000000000}"/>
+            <w:dataBinding w:prefixMappings="&lt;xmlns:ns0='urn:microsoft-dynamics-nav/reports/Standard_Sales_Credit_Memo/1307/' " w:xpath="/ns0:NavWordReportXmlPart[1]/ns0:Header[1]/ns0:Line[1]/ns0:Description_Line_Lbl[1]" w:storeItemID="{00000000-0000-0000-0000-000000000000}"/>
             <w15:color w:val="808080"/>
             <w:text/>
           </w:sdtPr>
+          <w:sdtEndPr/>
           <w:sdtContent>
             <w:tc>
               <w:tcPr>
-                <w:tcW w:w="2763" w:type="dxa"/>
+                <w:tcW w:w="896" w:type="pct"/>
                 <w:tcBorders>
-                  <w:bottom w:val="single" w:color="auto" w:sz="4" w:space="0"/>
+                  <w:bottom w:val="single" w:sz="4" w:space="0" w:color="auto"/>
                 </w:tcBorders>
               </w:tcPr>
               <w:p>
                 <w:pPr>
-                  <w:pStyle w:val="Heading2"/>
-                  <w:cnfStyle w:val="100000000000" w:firstRow="1" w:lastRow="0" w:firstColumn="0" w:lastColumn="0" w:oddVBand="0" w:evenVBand="0" w:oddHBand="0" w:evenHBand="0" w:firstRowFirstColumn="0" w:firstRowLastColumn="0" w:lastRowFirstColumn="0" w:lastRowLastColumn="0"/>
-                  <w:rPr>
-                    <w:rFonts w:ascii="Segoe UI Semibold" w:hAnsi="Segoe UI Semibold" w:cs="Segoe UI Semibold"/>
-                    <w:sz w:val="22"/>
-                    <w:szCs w:val="22"/>
-                  </w:rPr>
+                  <w:pStyle w:val="BCLabel"/>
                 </w:pPr>
-                <w:proofErr w:type="spellStart"/>
                 <w:r>
-                  <w:rPr>
-                    <w:rFonts w:ascii="Segoe UI Semibold" w:hAnsi="Segoe UI Semibold" w:cs="Segoe UI Semibold"/>
-                    <w:sz w:val="22"/>
-                    <w:szCs w:val="22"/>
-                  </w:rPr>
                   <w:t>Description_Line_Lbl</w:t>
                 </w:r>
-                <w:proofErr w:type="spellEnd"/>
               </w:p>
             </w:tc>
           </w:sdtContent>
         </w:sdt>
         <w:sdt>
           <w:sdtPr>
-            <w:rPr>
-              <w:rFonts w:ascii="Segoe UI Semibold" w:hAnsi="Segoe UI Semibold" w:cs="Segoe UI Semibold"/>
-              <w:sz w:val="22"/>
-              <w:szCs w:val="22"/>
-            </w:rPr>
             <w:alias w:val="ShipmentDate_Lbl"/>
             <w:tag w:val="#BC:InsertDataItem,DataItems/Header/ShipmentDate_Lbl"/>
             <w:id w:val="1359703430"/>
             <w:placeholder>
               <w:docPart w:val="DefaultPlaceholder_-1854013440"/>
             </w:placeholder>
+            <w:dataBinding w:prefixMappings="&lt;xmlns:ns0='urn:microsoft-dynamics-nav/reports/Standard_Sales_Credit_Memo/1307/' " w:xpath="/ns0:NavWordReportXmlPart[1]/ns0:Header[1]/ns0:ShipmentDate_Lbl[1]" w:storeItemID="{00000000-0000-0000-0000-000000000000}"/>
             <w15:color w:val="808080"/>
             <w:text/>
-            <w:dataBinding w:prefixMappings="xmlns:ns0='urn:microsoft-dynamics-nav/reports/Standard_Sales_Credit_Memo/1307/'" w:xpath="/ns0:NavWordReportXmlPart[1]/ns0:Header[1]/ns0:ShipmentDate_Lbl[1]"/>
           </w:sdtPr>
+          <w:sdtEndPr/>
           <w:sdtContent>
             <w:tc>
               <w:tcPr>
-                <w:tcW w:w="1350" w:type="dxa"/>
+                <w:tcW w:w="438" w:type="pct"/>
                 <w:tcBorders>
-                  <w:bottom w:val="single" w:color="auto" w:sz="4" w:space="0"/>
+                  <w:bottom w:val="single" w:sz="4" w:space="0" w:color="auto"/>
                 </w:tcBorders>
               </w:tcPr>
               <w:p>
                 <w:pPr>
-                  <w:pStyle w:val="Heading2"/>
-                  <w:cnfStyle w:val="100000000000" w:firstRow="1" w:lastRow="0" w:firstColumn="0" w:lastColumn="0" w:oddVBand="0" w:evenVBand="0" w:oddHBand="0" w:evenHBand="0" w:firstRowFirstColumn="0" w:firstRowLastColumn="0" w:lastRowFirstColumn="0" w:lastRowLastColumn="0"/>
-                  <w:rPr>
-                    <w:rFonts w:ascii="Segoe UI Semibold" w:hAnsi="Segoe UI Semibold" w:cs="Segoe UI Semibold"/>
-                    <w:sz w:val="22"/>
-                    <w:szCs w:val="22"/>
-                  </w:rPr>
+                  <w:pStyle w:val="BCLabel"/>
                 </w:pPr>
-                <w:proofErr w:type="spellStart"/>
                 <w:r>
-                  <w:rPr>
-                    <w:rFonts w:ascii="Segoe UI Semibold" w:hAnsi="Segoe UI Semibold" w:cs="Segoe UI Semibold"/>
-                    <w:sz w:val="22"/>
-                    <w:szCs w:val="22"/>
-                  </w:rPr>
                   <w:t>ShipmentDate_Lbl</w:t>
                 </w:r>
-                <w:proofErr w:type="spellEnd"/>
               </w:p>
             </w:tc>
           </w:sdtContent>
         </w:sdt>
         <w:sdt>
           <w:sdtPr>
-            <w:rPr>
-              <w:rFonts w:ascii="Segoe UI Semibold" w:hAnsi="Segoe UI Semibold" w:cs="Segoe UI Semibold"/>
-              <w:sz w:val="22"/>
-              <w:szCs w:val="22"/>
-            </w:rPr>
             <w:alias w:val="Quantity_Line_Lbl"/>
             <w:tag w:val="#BC:InsertDataItem,DataItems/Header/Line/Quantity_Line_Lbl"/>
             <w:id w:val="-278416351"/>
             <w:placeholder>
               <w:docPart w:val="C3F24EF614ED41B085DBBC77C1A49E33"/>
             </w:placeholder>
-            <w:dataBinding w:prefixMappings="xmlns:ns0='urn:microsoft-dynamics-nav/reports/Standard_Sales_Credit_Memo/1307/'" w:xpath="/ns0:NavWordReportXmlPart[1]/ns0:Header[1]/ns0:Line[1]/ns0:Quantity_Line_Lbl[1]" w:storeItemID="{00000000-0000-0000-0000-000000000000}"/>
+            <w:dataBinding w:prefixMappings="&lt;xmlns:ns0='urn:microsoft-dynamics-nav/reports/Standard_Sales_Credit_Memo/1307/' " w:xpath="/ns0:NavWordReportXmlPart[1]/ns0:Header[1]/ns0:Line[1]/ns0:Quantity_Line_Lbl[1]" w:storeItemID="{00000000-0000-0000-0000-000000000000}"/>
             <w15:color w:val="808080"/>
             <w:text/>
           </w:sdtPr>
+          <w:sdtEndPr/>
           <w:sdtContent>
             <w:tc>
               <w:tcPr>
-                <w:tcW w:w="1637" w:type="dxa"/>
+                <w:tcW w:w="531" w:type="pct"/>
                 <w:tcBorders>
-                  <w:bottom w:val="single" w:color="auto" w:sz="4" w:space="0"/>
+                  <w:bottom w:val="single" w:sz="4" w:space="0" w:color="auto"/>
                 </w:tcBorders>
               </w:tcPr>
               <w:p>
                 <w:pPr>
-                  <w:pStyle w:val="Heading2"/>
+                  <w:pStyle w:val="BCLabelNumber"/>
                   <w:jc w:val="right"/>
-                  <w:cnfStyle w:val="100000000000" w:firstRow="1" w:lastRow="0" w:firstColumn="0" w:lastColumn="0" w:oddVBand="0" w:evenVBand="0" w:oddHBand="0" w:evenHBand="0" w:firstRowFirstColumn="0" w:firstRowLastColumn="0" w:lastRowFirstColumn="0" w:lastRowLastColumn="0"/>
-                  <w:rPr>
-                    <w:rFonts w:ascii="Segoe UI Semibold" w:hAnsi="Segoe UI Semibold" w:cs="Segoe UI Semibold"/>
-                    <w:sz w:val="22"/>
-                    <w:szCs w:val="22"/>
-                  </w:rPr>
                 </w:pPr>
-                <w:proofErr w:type="spellStart"/>
                 <w:r>
-                  <w:rPr>
-                    <w:rFonts w:ascii="Segoe UI Semibold" w:hAnsi="Segoe UI Semibold" w:cs="Segoe UI Semibold"/>
-                    <w:sz w:val="22"/>
-                    <w:szCs w:val="22"/>
-                  </w:rPr>
                   <w:t>Quantity_Line_Lbl</w:t>
                 </w:r>
-                <w:proofErr w:type="spellEnd"/>
               </w:p>
             </w:tc>
           </w:sdtContent>
         </w:sdt>
         <w:sdt>
           <w:sdtPr>
-            <w:rPr>
-              <w:rFonts w:ascii="Segoe UI Semibold" w:hAnsi="Segoe UI Semibold" w:cs="Segoe UI Semibold"/>
-              <w:sz w:val="22"/>
-              <w:szCs w:val="22"/>
-            </w:rPr>
             <w:alias w:val="UnitOfMeasure_Lbl"/>
             <w:tag w:val="#BC:InsertDataItem,DataItems/Header/Line/UnitOfMeasure_Lbl"/>
             <w:id w:val="1793248240"/>
             <w:placeholder>
               <w:docPart w:val="DefaultPlaceholder_-1854013440"/>
             </w:placeholder>
+            <w:dataBinding w:prefixMappings="&lt;xmlns:ns0='urn:microsoft-dynamics-nav/reports/Standard_Sales_Credit_Memo/1307/' " w:xpath="/ns0:NavWordReportXmlPart[1]/ns0:Header[1]/ns0:Line[1]/ns0:UnitOfMeasure_Lbl[1]" w:storeItemID="{00000000-0000-0000-0000-000000000000}"/>
             <w15:color w:val="808080"/>
             <w:text/>
-            <w:dataBinding w:prefixMappings="xmlns:ns0='urn:microsoft-dynamics-nav/reports/Standard_Sales_Credit_Memo/1307/'" w:xpath="/ns0:NavWordReportXmlPart[1]/ns0:Header[1]/ns0:Line[1]/ns0:UnitOfMeasure_Lbl[1]"/>
           </w:sdtPr>
+          <w:sdtEndPr/>
           <w:sdtContent>
             <w:tc>
               <w:tcPr>
-                <w:tcW w:w="1782" w:type="dxa"/>
+                <w:tcW w:w="578" w:type="pct"/>
                 <w:tcBorders>
-                  <w:bottom w:val="single" w:color="auto" w:sz="4" w:space="0"/>
+                  <w:bottom w:val="single" w:sz="4" w:space="0" w:color="auto"/>
                 </w:tcBorders>
               </w:tcPr>
               <w:p>
                 <w:pPr>
-                  <w:pStyle w:val="Heading2"/>
-                  <w:cnfStyle w:val="100000000000" w:firstRow="1" w:lastRow="0" w:firstColumn="0" w:lastColumn="0" w:oddVBand="0" w:evenVBand="0" w:oddHBand="0" w:evenHBand="0" w:firstRowFirstColumn="0" w:firstRowLastColumn="0" w:lastRowFirstColumn="0" w:lastRowLastColumn="0"/>
-                  <w:rPr>
-                    <w:rFonts w:ascii="Segoe UI Semibold" w:hAnsi="Segoe UI Semibold" w:cs="Segoe UI Semibold"/>
-                    <w:sz w:val="22"/>
-                    <w:szCs w:val="22"/>
-                  </w:rPr>
+                  <w:pStyle w:val="BCLabel"/>
                 </w:pPr>
-                <w:proofErr w:type="spellStart"/>
                 <w:r>
-                  <w:rPr>
-                    <w:rFonts w:ascii="Segoe UI Semibold" w:hAnsi="Segoe UI Semibold" w:cs="Segoe UI Semibold"/>
-                    <w:sz w:val="22"/>
-                    <w:szCs w:val="22"/>
-                  </w:rPr>
                   <w:t>UnitOfMeasure_Lbl</w:t>
                 </w:r>
-                <w:proofErr w:type="spellEnd"/>
               </w:p>
             </w:tc>
           </w:sdtContent>
         </w:sdt>
         <w:sdt>
           <w:sdtPr>
-            <w:rPr>
-              <w:rFonts w:ascii="Segoe UI Semibold" w:hAnsi="Segoe UI Semibold" w:cs="Segoe UI Semibold"/>
-              <w:sz w:val="22"/>
-              <w:szCs w:val="22"/>
-            </w:rPr>
             <w:alias w:val="UnitPrice_Lbl"/>
             <w:tag w:val="#BC:InsertDataItem,DataItems/Header/Line/UnitPrice_Lbl"/>
             <w:id w:val="-1044597726"/>
             <w:placeholder>
               <w:docPart w:val="49619361109E48CB8AF54CFDD8A01F1C"/>
             </w:placeholder>
-            <w:dataBinding w:prefixMappings="xmlns:ns0='urn:microsoft-dynamics-nav/reports/Standard_Sales_Credit_Memo/1307/'" w:xpath="/ns0:NavWordReportXmlPart[1]/ns0:Header[1]/ns0:Line[1]/ns0:UnitPrice_Lbl[1]" w:storeItemID="{00000000-0000-0000-0000-000000000000}"/>
+            <w:dataBinding w:prefixMappings="&lt;xmlns:ns0='urn:microsoft-dynamics-nav/reports/Standard_Sales_Credit_Memo/1307/' " w:xpath="/ns0:NavWordReportXmlPart[1]/ns0:Header[1]/ns0:Line[1]/ns0:UnitPrice_Lbl[1]" w:storeItemID="{00000000-0000-0000-0000-000000000000}"/>
             <w15:color w:val="808080"/>
             <w:text/>
           </w:sdtPr>
+          <w:sdtEndPr/>
           <w:sdtContent>
             <w:tc>
               <w:tcPr>
-                <w:tcW w:w="1903" w:type="dxa"/>
+                <w:tcW w:w="617" w:type="pct"/>
                 <w:tcBorders>
-                  <w:bottom w:val="single" w:color="auto" w:sz="4" w:space="0"/>
+                  <w:bottom w:val="single" w:sz="4" w:space="0" w:color="auto"/>
                 </w:tcBorders>
               </w:tcPr>
               <w:p>
                 <w:pPr>
-                  <w:pStyle w:val="Heading2"/>
-                  <w:cnfStyle w:val="100000000000" w:firstRow="1" w:lastRow="0" w:firstColumn="0" w:lastColumn="0" w:oddVBand="0" w:evenVBand="0" w:oddHBand="0" w:evenHBand="0" w:firstRowFirstColumn="0" w:firstRowLastColumn="0" w:lastRowFirstColumn="0" w:lastRowLastColumn="0"/>
-                  <w:rPr>
-                    <w:rFonts w:ascii="Segoe UI Semibold" w:hAnsi="Segoe UI Semibold" w:cs="Segoe UI Semibold"/>
-                    <w:sz w:val="22"/>
-                    <w:szCs w:val="22"/>
-                  </w:rPr>
+                  <w:pStyle w:val="BCLabel"/>
                 </w:pPr>
-                <w:proofErr w:type="spellStart"/>
                 <w:r>
-                  <w:rPr>
-                    <w:rFonts w:ascii="Segoe UI Semibold" w:hAnsi="Segoe UI Semibold" w:cs="Segoe UI Semibold"/>
-                    <w:sz w:val="22"/>
-                    <w:szCs w:val="22"/>
-                  </w:rPr>
                   <w:t>UnitPrice_Lbl</w:t>
                 </w:r>
-                <w:proofErr w:type="spellEnd"/>
               </w:p>
             </w:tc>
           </w:sdtContent>
         </w:sdt>
         <w:sdt>
           <w:sdtPr>
-            <w:rPr>
-              <w:rFonts w:ascii="Segoe UI Semibold" w:hAnsi="Segoe UI Semibold" w:cs="Segoe UI Semibold"/>
-              <w:sz w:val="22"/>
-              <w:szCs w:val="22"/>
-            </w:rPr>
             <w:alias w:val="SalesInvoiceLineDiscount_Lbl"/>
             <w:tag w:val="#BC:InsertDataItem,DataItems/Header/SalesInvoiceLineDiscount_Lbl"/>
             <w:id w:val="-264690703"/>
             <w:placeholder>
               <w:docPart w:val="2F52A3E70080416BA5347293045AD5F0"/>
             </w:placeholder>
+            <w:dataBinding w:prefixMappings="&lt;xmlns:ns0='urn:microsoft-dynamics-nav/reports/Standard_Sales_Credit_Memo/1307/' " w:xpath="/ns0:NavWordReportXmlPart[1]/ns0:Header[1]/ns0:SalesInvoiceLineDiscount_Lbl[1]" w:storeItemID="{00000000-0000-0000-0000-000000000000}"/>
             <w15:color w:val="808080"/>
             <w:text/>
-            <w:dataBinding w:prefixMappings="xmlns:ns0='urn:microsoft-dynamics-nav/reports/Standard_Sales_Credit_Memo/1307/'" w:xpath="/ns0:NavWordReportXmlPart[1]/ns0:Header[1]/ns0:SalesInvoiceLineDiscount_Lbl[1]"/>
           </w:sdtPr>
+          <w:sdtEndPr/>
           <w:sdtContent>
             <w:tc>
               <w:tcPr>
-                <w:tcW w:w="1768" w:type="dxa"/>
+                <w:tcW w:w="573" w:type="pct"/>
                 <w:tcBorders>
-                  <w:bottom w:val="single" w:color="auto" w:sz="4" w:space="0"/>
+                  <w:bottom w:val="single" w:sz="4" w:space="0" w:color="auto"/>
                 </w:tcBorders>
               </w:tcPr>
               <w:p>
                 <w:pPr>
-                  <w:pStyle w:val="Heading2"/>
-                  <w:cnfStyle w:val="100000000000" w:firstRow="1" w:lastRow="0" w:firstColumn="0" w:lastColumn="0" w:oddVBand="0" w:evenVBand="0" w:oddHBand="0" w:evenHBand="0" w:firstRowFirstColumn="0" w:firstRowLastColumn="0" w:lastRowFirstColumn="0" w:lastRowLastColumn="0"/>
-                  <w:rPr>
-                    <w:rFonts w:ascii="Segoe UI Semibold" w:hAnsi="Segoe UI Semibold" w:cs="Segoe UI Semibold"/>
-                    <w:sz w:val="22"/>
-                    <w:szCs w:val="22"/>
-                  </w:rPr>
+                  <w:pStyle w:val="BCLabel"/>
                 </w:pPr>
-                <w:proofErr w:type="spellStart"/>
                 <w:r>
-                  <w:rPr>
-                    <w:rFonts w:ascii="Segoe UI Semibold" w:hAnsi="Segoe UI Semibold" w:cs="Segoe UI Semibold"/>
-                    <w:sz w:val="22"/>
-                    <w:szCs w:val="22"/>
-                  </w:rPr>
                   <w:t>SalesInvoiceLineDiscount_Lbl</w:t>
                 </w:r>
-                <w:proofErr w:type="spellEnd"/>
               </w:p>
             </w:tc>
           </w:sdtContent>
         </w:sdt>
         <w:sdt>
           <w:sdtPr>
-            <w:rPr>
-              <w:rFonts w:ascii="Segoe UI Semibold" w:hAnsi="Segoe UI Semibold" w:cs="Segoe UI Semibold"/>
-              <w:sz w:val="22"/>
-              <w:szCs w:val="22"/>
-            </w:rPr>
             <w:alias w:val="VATPct_Line_Lbl"/>
             <w:tag w:val="#BC:InsertDataItem,DataItems/Header/Line/VATPct_Line_Lbl"/>
             <w:id w:val="682009838"/>
             <w:placeholder>
               <w:docPart w:val="63A635E5E8D9421ABEDE368ED10ABCF4"/>
             </w:placeholder>
+            <w:dataBinding w:prefixMappings="&lt;xmlns:ns0='urn:microsoft-dynamics-nav/reports/Standard_Sales_Credit_Memo/1307/' " w:xpath="/ns0:NavWordReportXmlPart[1]/ns0:Header[1]/ns0:Line[1]/ns0:VATPct_Line_Lbl[1]" w:storeItemID="{00000000-0000-0000-0000-000000000000}"/>
             <w15:color w:val="808080"/>
             <w:text/>
-            <w:dataBinding w:prefixMappings="xmlns:ns0='urn:microsoft-dynamics-nav/reports/Standard_Sales_Credit_Memo/1307/'" w:xpath="/ns0:NavWordReportXmlPart[1]/ns0:Header[1]/ns0:Line[1]/ns0:VATPct_Line_Lbl[1]"/>
           </w:sdtPr>
+          <w:sdtEndPr/>
           <w:sdtContent>
             <w:tc>
               <w:tcPr>
-                <w:tcW w:w="1155" w:type="dxa"/>
+                <w:tcW w:w="374" w:type="pct"/>
                 <w:tcBorders>
-                  <w:bottom w:val="single" w:color="auto" w:sz="4" w:space="0"/>
+                  <w:bottom w:val="single" w:sz="4" w:space="0" w:color="auto"/>
                 </w:tcBorders>
               </w:tcPr>
               <w:p>
                 <w:pPr>
-                  <w:pStyle w:val="Heading2"/>
-                  <w:cnfStyle w:val="100000000000" w:firstRow="1" w:lastRow="0" w:firstColumn="0" w:lastColumn="0" w:oddVBand="0" w:evenVBand="0" w:oddHBand="0" w:evenHBand="0" w:firstRowFirstColumn="0" w:firstRowLastColumn="0" w:lastRowFirstColumn="0" w:lastRowLastColumn="0"/>
-                  <w:rPr>
-                    <w:rFonts w:ascii="Segoe UI Semibold" w:hAnsi="Segoe UI Semibold" w:cs="Segoe UI Semibold"/>
-                    <w:sz w:val="22"/>
-                    <w:szCs w:val="22"/>
-                  </w:rPr>
+                  <w:pStyle w:val="BCLabel"/>
                 </w:pPr>
-                <w:proofErr w:type="spellStart"/>
                 <w:r>
-                  <w:rPr>
-                    <w:rFonts w:ascii="Segoe UI Semibold" w:hAnsi="Segoe UI Semibold" w:cs="Segoe UI Semibold"/>
-                    <w:sz w:val="22"/>
-                    <w:szCs w:val="22"/>
-                  </w:rPr>
                   <w:t>VATPct_Line_Lbl</w:t>
                 </w:r>
-                <w:proofErr w:type="spellEnd"/>
               </w:p>
             </w:tc>
           </w:sdtContent>
         </w:sdt>
         <w:sdt>
           <w:sdtPr>
-            <w:rPr>
-              <w:rFonts w:ascii="Segoe UI Semibold" w:hAnsi="Segoe UI Semibold" w:cs="Segoe UI Semibold"/>
-              <w:sz w:val="22"/>
-              <w:szCs w:val="22"/>
-            </w:rPr>
             <w:alias w:val="LineAmount_Line_Lbl"/>
             <w:tag w:val="#BC:InsertDataItem,DataItems/Header/Line/LineAmount_Line_Lbl"/>
             <w:id w:val="-812258216"/>
             <w:placeholder>
               <w:docPart w:val="81A6BCF9284F48D68B0B0235346FC9F6"/>
             </w:placeholder>
-            <w:dataBinding w:prefixMappings="xmlns:ns0='urn:microsoft-dynamics-nav/reports/Standard_Sales_Credit_Memo/1307/'" w:xpath="/ns0:NavWordReportXmlPart[1]/ns0:Header[1]/ns0:Line[1]/ns0:LineAmount_Line_Lbl[1]" w:storeItemID="{00000000-0000-0000-0000-000000000000}"/>
+            <w:dataBinding w:prefixMappings="&lt;xmlns:ns0='urn:microsoft-dynamics-nav/reports/Standard_Sales_Credit_Memo/1307/' " w:xpath="/ns0:NavWordReportXmlPart[1]/ns0:Header[1]/ns0:Line[1]/ns0:LineAmount_Line_Lbl[1]" w:storeItemID="{00000000-0000-0000-0000-000000000000}"/>
             <w15:color w:val="808080"/>
             <w:text/>
           </w:sdtPr>
+          <w:sdtEndPr/>
           <w:sdtContent>
             <w:tc>
               <w:tcPr>
-                <w:tcW w:w="1867" w:type="dxa"/>
+                <w:tcW w:w="605" w:type="pct"/>
                 <w:tcBorders>
-                  <w:bottom w:val="single" w:color="auto" w:sz="4" w:space="0"/>
+                  <w:bottom w:val="single" w:sz="4" w:space="0" w:color="auto"/>
                 </w:tcBorders>
               </w:tcPr>
               <w:p>
                 <w:pPr>
-                  <w:pStyle w:val="Heading2"/>
+                  <w:pStyle w:val="BCLabelNumber"/>
                   <w:jc w:val="right"/>
-                  <w:cnfStyle w:val="100000000000" w:firstRow="1" w:lastRow="0" w:firstColumn="0" w:lastColumn="0" w:oddVBand="0" w:evenVBand="0" w:oddHBand="0" w:evenHBand="0" w:firstRowFirstColumn="0" w:firstRowLastColumn="0" w:lastRowFirstColumn="0" w:lastRowLastColumn="0"/>
-                  <w:rPr>
-                    <w:rFonts w:ascii="Segoe UI Semibold" w:hAnsi="Segoe UI Semibold" w:cs="Segoe UI Semibold"/>
-                    <w:sz w:val="22"/>
-                    <w:szCs w:val="22"/>
-                  </w:rPr>
                 </w:pPr>
-                <w:proofErr w:type="spellStart"/>
                 <w:r>
-                  <w:rPr>
-                    <w:rFonts w:ascii="Segoe UI Semibold" w:hAnsi="Segoe UI Semibold" w:cs="Segoe UI Semibold"/>
-                    <w:sz w:val="22"/>
-                    <w:szCs w:val="22"/>
-                  </w:rPr>
                   <w:t>LineAmount_Line_Lbl</w:t>
                 </w:r>
-                <w:proofErr w:type="spellEnd"/>
               </w:p>
             </w:tc>
           </w:sdtContent>
@@ -1849,23 +1320,20 @@
       <w:tr>
         <w:trPr>
           <w:cnfStyle w:val="000000100000" w:firstRow="0" w:lastRow="0" w:firstColumn="0" w:lastColumn="0" w:oddVBand="0" w:evenVBand="0" w:oddHBand="1" w:evenHBand="0" w:firstRowFirstColumn="0" w:firstRowLastColumn="0" w:lastRowFirstColumn="0" w:lastRowLastColumn="0"/>
-          <w:trHeight w:val="245" w:hRule="exact"/>
+          <w:cantSplit/>
+          <w:trHeight w:val="245"/>
         </w:trPr>
         <w:tc>
           <w:tcPr>
-            <w:cnfStyle w:val="001000000000" w:firstRow="0" w:lastRow="0" w:firstColumn="1" w:lastColumn="0" w:oddVBand="0" w:evenVBand="0" w:oddHBand="0" w:evenHBand="0" w:firstRowFirstColumn="0" w:firstRowLastColumn="0" w:lastRowFirstColumn="0" w:lastRowLastColumn="0"/>
-            <w:tcW w:w="1197" w:type="dxa"/>
+            <w:tcW w:w="388" w:type="pct"/>
             <w:tcBorders>
-              <w:top w:val="single" w:color="auto" w:sz="4" w:space="0"/>
+              <w:top w:val="single" w:sz="4" w:space="0" w:color="auto"/>
             </w:tcBorders>
           </w:tcPr>
           <w:p>
             <w:pPr>
+              <w:pStyle w:val="NoSpacing"/>
               <w:rPr>
-                <w:rFonts w:ascii="Segoe UI Semibold" w:hAnsi="Segoe UI Semibold" w:cs="Segoe UI Semibold"/>
-                <w:b/>
-                <w:sz w:val="22"/>
-                <w:szCs w:val="22"/>
                 <w:lang w:val="en-US" w:eastAsia="en-US"/>
               </w:rPr>
             </w:pPr>
@@ -1873,20 +1341,15 @@
         </w:tc>
         <w:tc>
           <w:tcPr>
-            <w:tcW w:w="2763" w:type="dxa"/>
+            <w:tcW w:w="896" w:type="pct"/>
             <w:tcBorders>
-              <w:top w:val="single" w:color="auto" w:sz="4" w:space="0"/>
+              <w:top w:val="single" w:sz="4" w:space="0" w:color="auto"/>
             </w:tcBorders>
           </w:tcPr>
           <w:p>
             <w:pPr>
-              <w:cnfStyle w:val="000000100000" w:firstRow="0" w:lastRow="0" w:firstColumn="0" w:lastColumn="0" w:oddVBand="0" w:evenVBand="0" w:oddHBand="1" w:evenHBand="0" w:firstRowFirstColumn="0" w:firstRowLastColumn="0" w:lastRowFirstColumn="0" w:lastRowLastColumn="0"/>
+              <w:pStyle w:val="NoSpacing"/>
               <w:rPr>
-                <w:rFonts w:ascii="Segoe UI Semibold" w:hAnsi="Segoe UI Semibold" w:cs="Segoe UI Semibold"/>
-                <w:b/>
-                <w:bCs/>
-                <w:sz w:val="22"/>
-                <w:szCs w:val="22"/>
                 <w:lang w:val="en-US" w:eastAsia="en-US"/>
               </w:rPr>
             </w:pPr>
@@ -1894,20 +1357,15 @@
         </w:tc>
         <w:tc>
           <w:tcPr>
-            <w:tcW w:w="1350" w:type="dxa"/>
+            <w:tcW w:w="438" w:type="pct"/>
             <w:tcBorders>
-              <w:top w:val="single" w:color="auto" w:sz="4" w:space="0"/>
+              <w:top w:val="single" w:sz="4" w:space="0" w:color="auto"/>
             </w:tcBorders>
           </w:tcPr>
           <w:p>
             <w:pPr>
-              <w:cnfStyle w:val="000000100000" w:firstRow="0" w:lastRow="0" w:firstColumn="0" w:lastColumn="0" w:oddVBand="0" w:evenVBand="0" w:oddHBand="1" w:evenHBand="0" w:firstRowFirstColumn="0" w:firstRowLastColumn="0" w:lastRowFirstColumn="0" w:lastRowLastColumn="0"/>
+              <w:pStyle w:val="NoSpacing"/>
               <w:rPr>
-                <w:rFonts w:ascii="Segoe UI Semibold" w:hAnsi="Segoe UI Semibold" w:cs="Segoe UI Semibold"/>
-                <w:b/>
-                <w:bCs/>
-                <w:sz w:val="22"/>
-                <w:szCs w:val="22"/>
                 <w:lang w:val="en-US" w:eastAsia="en-US"/>
               </w:rPr>
             </w:pPr>
@@ -1915,20 +1373,15 @@
         </w:tc>
         <w:tc>
           <w:tcPr>
-            <w:tcW w:w="1637" w:type="dxa"/>
+            <w:tcW w:w="531" w:type="pct"/>
             <w:tcBorders>
-              <w:top w:val="single" w:color="auto" w:sz="4" w:space="0"/>
+              <w:top w:val="single" w:sz="4" w:space="0" w:color="auto"/>
             </w:tcBorders>
           </w:tcPr>
           <w:p>
             <w:pPr>
-              <w:cnfStyle w:val="000000100000" w:firstRow="0" w:lastRow="0" w:firstColumn="0" w:lastColumn="0" w:oddVBand="0" w:evenVBand="0" w:oddHBand="1" w:evenHBand="0" w:firstRowFirstColumn="0" w:firstRowLastColumn="0" w:lastRowFirstColumn="0" w:lastRowLastColumn="0"/>
+              <w:pStyle w:val="NoSpacing"/>
               <w:rPr>
-                <w:rFonts w:ascii="Segoe UI Semibold" w:hAnsi="Segoe UI Semibold" w:cs="Segoe UI Semibold"/>
-                <w:b/>
-                <w:bCs/>
-                <w:sz w:val="22"/>
-                <w:szCs w:val="22"/>
                 <w:lang w:val="en-US" w:eastAsia="en-US"/>
               </w:rPr>
             </w:pPr>
@@ -1936,20 +1389,15 @@
         </w:tc>
         <w:tc>
           <w:tcPr>
-            <w:tcW w:w="1782" w:type="dxa"/>
+            <w:tcW w:w="578" w:type="pct"/>
             <w:tcBorders>
-              <w:top w:val="single" w:color="auto" w:sz="4" w:space="0"/>
+              <w:top w:val="single" w:sz="4" w:space="0" w:color="auto"/>
             </w:tcBorders>
           </w:tcPr>
           <w:p>
             <w:pPr>
-              <w:cnfStyle w:val="000000100000" w:firstRow="0" w:lastRow="0" w:firstColumn="0" w:lastColumn="0" w:oddVBand="0" w:evenVBand="0" w:oddHBand="1" w:evenHBand="0" w:firstRowFirstColumn="0" w:firstRowLastColumn="0" w:lastRowFirstColumn="0" w:lastRowLastColumn="0"/>
+              <w:pStyle w:val="NoSpacing"/>
               <w:rPr>
-                <w:rFonts w:ascii="Segoe UI Semibold" w:hAnsi="Segoe UI Semibold" w:cs="Segoe UI Semibold"/>
-                <w:b/>
-                <w:bCs/>
-                <w:sz w:val="22"/>
-                <w:szCs w:val="22"/>
                 <w:lang w:val="en-US" w:eastAsia="en-US"/>
               </w:rPr>
             </w:pPr>
@@ -1957,20 +1405,15 @@
         </w:tc>
         <w:tc>
           <w:tcPr>
-            <w:tcW w:w="1903" w:type="dxa"/>
+            <w:tcW w:w="617" w:type="pct"/>
             <w:tcBorders>
-              <w:top w:val="single" w:color="auto" w:sz="4" w:space="0"/>
+              <w:top w:val="single" w:sz="4" w:space="0" w:color="auto"/>
             </w:tcBorders>
           </w:tcPr>
           <w:p>
             <w:pPr>
-              <w:cnfStyle w:val="000000100000" w:firstRow="0" w:lastRow="0" w:firstColumn="0" w:lastColumn="0" w:oddVBand="0" w:evenVBand="0" w:oddHBand="1" w:evenHBand="0" w:firstRowFirstColumn="0" w:firstRowLastColumn="0" w:lastRowFirstColumn="0" w:lastRowLastColumn="0"/>
+              <w:pStyle w:val="NoSpacing"/>
               <w:rPr>
-                <w:rFonts w:ascii="Segoe UI Semibold" w:hAnsi="Segoe UI Semibold" w:cs="Segoe UI Semibold"/>
-                <w:b/>
-                <w:bCs/>
-                <w:sz w:val="22"/>
-                <w:szCs w:val="22"/>
                 <w:lang w:val="en-US" w:eastAsia="en-US"/>
               </w:rPr>
             </w:pPr>
@@ -1978,21 +1421,16 @@
         </w:tc>
         <w:tc>
           <w:tcPr>
-            <w:tcW w:w="1768" w:type="dxa"/>
+            <w:tcW w:w="573" w:type="pct"/>
             <w:tcBorders>
-              <w:top w:val="single" w:color="auto" w:sz="4" w:space="0"/>
+              <w:top w:val="single" w:sz="4" w:space="0" w:color="auto"/>
             </w:tcBorders>
           </w:tcPr>
           <w:p>
             <w:pPr>
+              <w:pStyle w:val="BCNumber"/>
               <w:jc w:val="right"/>
-              <w:cnfStyle w:val="000000100000" w:firstRow="0" w:lastRow="0" w:firstColumn="0" w:lastColumn="0" w:oddVBand="0" w:evenVBand="0" w:oddHBand="1" w:evenHBand="0" w:firstRowFirstColumn="0" w:firstRowLastColumn="0" w:lastRowFirstColumn="0" w:lastRowLastColumn="0"/>
               <w:rPr>
-                <w:rFonts w:ascii="Segoe UI Semibold" w:hAnsi="Segoe UI Semibold" w:cs="Segoe UI Semibold"/>
-                <w:b/>
-                <w:bCs/>
-                <w:sz w:val="22"/>
-                <w:szCs w:val="22"/>
                 <w:lang w:val="en-US" w:eastAsia="en-US"/>
               </w:rPr>
             </w:pPr>
@@ -2000,21 +1438,16 @@
         </w:tc>
         <w:tc>
           <w:tcPr>
-            <w:tcW w:w="1155" w:type="dxa"/>
+            <w:tcW w:w="374" w:type="pct"/>
             <w:tcBorders>
-              <w:top w:val="single" w:color="auto" w:sz="4" w:space="0"/>
+              <w:top w:val="single" w:sz="4" w:space="0" w:color="auto"/>
             </w:tcBorders>
           </w:tcPr>
           <w:p>
             <w:pPr>
+              <w:pStyle w:val="BCNumber"/>
               <w:jc w:val="right"/>
-              <w:cnfStyle w:val="000000100000" w:firstRow="0" w:lastRow="0" w:firstColumn="0" w:lastColumn="0" w:oddVBand="0" w:evenVBand="0" w:oddHBand="1" w:evenHBand="0" w:firstRowFirstColumn="0" w:firstRowLastColumn="0" w:lastRowFirstColumn="0" w:lastRowLastColumn="0"/>
               <w:rPr>
-                <w:rFonts w:ascii="Segoe UI Semibold" w:hAnsi="Segoe UI Semibold" w:cs="Segoe UI Semibold"/>
-                <w:b/>
-                <w:bCs/>
-                <w:sz w:val="22"/>
-                <w:szCs w:val="22"/>
                 <w:lang w:val="en-US" w:eastAsia="en-US"/>
               </w:rPr>
             </w:pPr>
@@ -2022,21 +1455,16 @@
         </w:tc>
         <w:tc>
           <w:tcPr>
-            <w:tcW w:w="1867" w:type="dxa"/>
+            <w:tcW w:w="605" w:type="pct"/>
             <w:tcBorders>
-              <w:top w:val="single" w:color="auto" w:sz="4" w:space="0"/>
+              <w:top w:val="single" w:sz="4" w:space="0" w:color="auto"/>
             </w:tcBorders>
           </w:tcPr>
           <w:p>
             <w:pPr>
+              <w:pStyle w:val="BCNumber"/>
               <w:jc w:val="right"/>
-              <w:cnfStyle w:val="000000100000" w:firstRow="0" w:lastRow="0" w:firstColumn="0" w:lastColumn="0" w:oddVBand="0" w:evenVBand="0" w:oddHBand="1" w:evenHBand="0" w:firstRowFirstColumn="0" w:firstRowLastColumn="0" w:lastRowFirstColumn="0" w:lastRowLastColumn="0"/>
               <w:rPr>
-                <w:rFonts w:ascii="Segoe UI Semibold" w:hAnsi="Segoe UI Semibold" w:cs="Segoe UI Semibold"/>
-                <w:b/>
-                <w:bCs/>
-                <w:sz w:val="22"/>
-                <w:szCs w:val="22"/>
                 <w:lang w:val="en-US" w:eastAsia="en-US"/>
               </w:rPr>
             </w:pPr>
@@ -2046,13 +1474,8 @@
       <w:sdt>
         <w:sdtPr>
           <w:rPr>
-            <w:rFonts w:cs="Arial" w:asciiTheme="minorHAnsi" w:hAnsiTheme="minorHAnsi" w:eastAsiaTheme="minorEastAsia"/>
-            <w:bCs w:val="0"/>
-            <w:kern w:val="2"/>
-            <w:sz w:val="22"/>
-            <w:szCs w:val="22"/>
             <w:lang w:val="en-US" w:eastAsia="en-US"/>
-            <w14:ligatures w14:val="standardContextual"/>
+            <w14:numSpacing w14:val="tabular"/>
           </w:rPr>
           <w:alias w:val="Repeater: Line"/>
           <w:tag w:val="#BC:InsertRepeater,DataItems/Header/Line"/>
@@ -2060,481 +1483,378 @@
           <w:placeholder>
             <w:docPart w:val="23104B9E32A644A4A3098ACB3C2093D4"/>
           </w:placeholder>
+          <w15:dataBinding w:prefixMappings="&lt;xmlns:ns0='urn:microsoft-dynamics-nav/reports/Standard_Sales_Credit_Memo/1307/' " w:xpath="/ns0:NavWordReportXmlPart[1]/ns0:Header[1]/ns0:Line" w:storeItemID="{00000000-0000-0000-0000-000000000000}"/>
           <w15:color w:val="808080"/>
+          <w15:repeatingSection/>
         </w:sdtPr>
         <w:sdtEndPr>
           <w:rPr>
-            <w:rFonts w:cstheme="minorBidi"/>
-            <w:lang w:val="en-DK" w:eastAsia="en-DK"/>
+            <w:lang/>
           </w:rPr>
         </w:sdtEndPr>
         <w:sdtContent>
-          <w:tr>
-            <w:trPr>
-              <w:cnfStyle w:val="000000010000" w:firstRow="0" w:lastRow="0" w:firstColumn="0" w:lastColumn="0" w:oddVBand="0" w:evenVBand="0" w:oddHBand="0" w:evenHBand="1" w:firstRowFirstColumn="0" w:firstRowLastColumn="0" w:lastRowFirstColumn="0" w:lastRowLastColumn="0"/>
-              <w:trHeight w:val="490"/>
-            </w:trPr>
-            <w:sdt>
-              <w:sdtPr>
-                <w:rPr>
-                  <w:rFonts w:cs="Arial" w:asciiTheme="minorHAnsi" w:hAnsiTheme="minorHAnsi" w:eastAsiaTheme="minorEastAsia"/>
-                  <w:bCs w:val="0"/>
-                  <w:kern w:val="2"/>
-                  <w:sz w:val="22"/>
-                  <w:szCs w:val="22"/>
-                  <w:lang w:val="en-US" w:eastAsia="en-US"/>
-                  <w14:ligatures w14:val="standardContextual"/>
-                </w:rPr>
-                <w:alias w:val="ItemNo_Line"/>
-                <w:tag w:val="#BC:InsertDataItem,DataItems/Header/Line/ItemNo_Line"/>
-                <w:id w:val="1767953054"/>
-                <w:placeholder>
-                  <w:docPart w:val="5CB3BA8ADDDA4E2DB43007BDDAAE04A2"/>
-                </w:placeholder>
-                <w:dataBinding w:prefixMappings="xmlns:ns0='urn:microsoft-dynamics-nav/reports/Standard_Sales_Credit_Memo/1307/'" w:xpath="/ns0:NavWordReportXmlPart[1]/ns0:Header[1]/ns0:Line[1]/ns0:ItemNo_Line[1]" w:storeItemID="{00000000-0000-0000-0000-000000000000}"/>
-                <w15:color w:val="808080"/>
-                <w:text/>
-              </w:sdtPr>
-              <w:sdtEndPr>
-                <w:rPr>
-                  <w:rFonts w:ascii="Segoe UI" w:hAnsi="Segoe UI" w:eastAsia="Aptos"/>
-                  <w:kern w:val="0"/>
-                  <w14:ligatures w14:val="none"/>
-                </w:rPr>
-              </w:sdtEndPr>
-              <w:sdtContent>
+          <w:sdt>
+            <w:sdtPr>
+              <w:rPr>
+                <w:lang w:val="en-US" w:eastAsia="en-US"/>
+                <w14:numSpacing w14:val="tabular"/>
+              </w:rPr>
+              <w:id w:val="1545410815"/>
+              <w15:color w:val="808080"/>
+              <w15:repeatingSectionItem/>
+            </w:sdtPr>
+            <w:sdtEndPr>
+              <w:rPr>
+                <w:lang/>
+              </w:rPr>
+            </w:sdtEndPr>
+            <w:sdtContent>
+              <w:tr>
+                <w:trPr>
+                  <w:cnfStyle w:val="000000010000" w:firstRow="0" w:lastRow="0" w:firstColumn="0" w:lastColumn="0" w:oddVBand="0" w:evenVBand="0" w:oddHBand="0" w:evenHBand="1" w:firstRowFirstColumn="0" w:firstRowLastColumn="0" w:lastRowFirstColumn="0" w:lastRowLastColumn="0"/>
+                  <w:cantSplit/>
+                  <w:trHeight w:val="490"/>
+                </w:trPr>
+                <w:sdt>
+                  <w:sdtPr>
+                    <w:rPr>
+                      <w:lang w:val="en-US" w:eastAsia="en-US"/>
+                      <w14:numSpacing w14:val="tabular"/>
+                    </w:rPr>
+                    <w:alias w:val="ItemNo_Line"/>
+                    <w:tag w:val="#BC:InsertDataItem,DataItems/Header/Line/ItemNo_Line"/>
+                    <w:id w:val="1767953054"/>
+                    <w:placeholder>
+                      <w:docPart w:val="5CB3BA8ADDDA4E2DB43007BDDAAE04A2"/>
+                    </w:placeholder>
+                    <w:dataBinding w:prefixMappings="&lt;xmlns:ns0='urn:microsoft-dynamics-nav/reports/Standard_Sales_Credit_Memo/1307/' " w:xpath="/ns0:NavWordReportXmlPart[1]/ns0:Header[1]/ns0:Line[1]/ns0:ItemNo_Line[1]" w:storeItemID="{00000000-0000-0000-0000-000000000000}"/>
+                    <w15:color w:val="808080"/>
+                    <w:text/>
+                  </w:sdtPr>
+                  <w:sdtEndPr>
+                    <w:rPr>
+                      <w14:numSpacing w14:val="default"/>
+                    </w:rPr>
+                  </w:sdtEndPr>
+                  <w:sdtContent>
+                    <w:tc>
+                      <w:tcPr>
+                        <w:tcW w:w="388" w:type="pct"/>
+                      </w:tcPr>
+                      <w:p>
+                        <w:pPr>
+                          <w:pStyle w:val="NoSpacing"/>
+                          <w:rPr>
+                            <w:lang w:val="en-US" w:eastAsia="en-US"/>
+                          </w:rPr>
+                        </w:pPr>
+                        <w:proofErr w:type="spellStart"/>
+                        <w:r>
+                          <w:rPr>
+                            <w:lang w:val="en-US" w:eastAsia="en-US"/>
+                          </w:rPr>
+                          <w:t>ItemNo_Line</w:t>
+                        </w:r>
+                        <w:proofErr w:type="spellEnd"/>
+                      </w:p>
+                    </w:tc>
+                  </w:sdtContent>
+                </w:sdt>
+                <w:sdt>
+                  <w:sdtPr>
+                    <w:rPr>
+                      <w:lang w:eastAsia="en-US"/>
+                    </w:rPr>
+                    <w:alias w:val="Description_Line"/>
+                    <w:tag w:val="#BC:InsertDataItem,DataItems/Header/Line/Description_Line"/>
+                    <w:id w:val="1393535743"/>
+                    <w:placeholder>
+                      <w:docPart w:val="5D54D03E440C42E88B679969F708ADA1"/>
+                    </w:placeholder>
+                    <w:dataBinding w:prefixMappings="&lt;xmlns:ns0='urn:microsoft-dynamics-nav/reports/Standard_Sales_Credit_Memo/1307/' " w:xpath="/ns0:NavWordReportXmlPart[1]/ns0:Header[1]/ns0:Line[1]/ns0:Description_Line[1]" w:storeItemID="{00000000-0000-0000-0000-000000000000}"/>
+                    <w15:color w:val="808080"/>
+                    <w:text/>
+                  </w:sdtPr>
+                  <w:sdtEndPr/>
+                  <w:sdtContent>
+                    <w:tc>
+                      <w:tcPr>
+                        <w:tcW w:w="896" w:type="pct"/>
+                      </w:tcPr>
+                      <w:p>
+                        <w:pPr>
+                          <w:pStyle w:val="NoSpacing"/>
+                          <w:rPr>
+                            <w:lang w:eastAsia="en-US"/>
+                          </w:rPr>
+                        </w:pPr>
+                        <w:r>
+                          <w:rPr>
+                            <w:lang w:eastAsia="en-US"/>
+                          </w:rPr>
+                          <w:t>Description_Line</w:t>
+                        </w:r>
+                      </w:p>
+                    </w:tc>
+                  </w:sdtContent>
+                </w:sdt>
+                <w:sdt>
+                  <w:sdtPr>
+                    <w:rPr>
+                      <w:lang w:val="en-US" w:eastAsia="en-US"/>
+                    </w:rPr>
+                    <w:alias w:val="ShipmentDate_Line"/>
+                    <w:tag w:val="#BC:InsertDataItem,DataItems/Header/Line/ShipmentDate_Line"/>
+                    <w:id w:val="-640730345"/>
+                    <w:placeholder>
+                      <w:docPart w:val="DefaultPlaceholder_-1854013440"/>
+                    </w:placeholder>
+                    <w:dataBinding w:prefixMappings="&lt;xmlns:ns0='urn:microsoft-dynamics-nav/reports/Standard_Sales_Credit_Memo/1307/' " w:xpath="/ns0:NavWordReportXmlPart[1]/ns0:Header[1]/ns0:Line[1]/ns0:ShipmentDate_Line[1]" w:storeItemID="{00000000-0000-0000-0000-000000000000}"/>
+                    <w15:color w:val="808080"/>
+                    <w:text/>
+                  </w:sdtPr>
+                  <w:sdtEndPr/>
+                  <w:sdtContent>
+                    <w:tc>
+                      <w:tcPr>
+                        <w:tcW w:w="438" w:type="pct"/>
+                      </w:tcPr>
+                      <w:p>
+                        <w:pPr>
+                          <w:pStyle w:val="NoSpacing"/>
+                          <w:rPr>
+                            <w:lang w:val="en-US" w:eastAsia="en-US"/>
+                          </w:rPr>
+                        </w:pPr>
+                        <w:proofErr w:type="spellStart"/>
+                        <w:r>
+                          <w:rPr>
+                            <w:lang w:val="en-US" w:eastAsia="en-US"/>
+                          </w:rPr>
+                          <w:t>ShipmentDate_Line</w:t>
+                        </w:r>
+                        <w:proofErr w:type="spellEnd"/>
+                      </w:p>
+                    </w:tc>
+                  </w:sdtContent>
+                </w:sdt>
+                <w:sdt>
+                  <w:sdtPr>
+                    <w:rPr>
+                      <w:lang w:val="en-US" w:eastAsia="en-US"/>
+                    </w:rPr>
+                    <w:alias w:val="Quantity_Line"/>
+                    <w:tag w:val="#BC:InsertDataItem,DataItems/Header/Line/Quantity_Line"/>
+                    <w:id w:val="1672756728"/>
+                    <w:placeholder>
+                      <w:docPart w:val="7CD475D66B4A42DA93C44085D6DE056D"/>
+                    </w:placeholder>
+                    <w:dataBinding w:prefixMappings="&lt;xmlns:ns0='urn:microsoft-dynamics-nav/reports/Standard_Sales_Credit_Memo/1307/' " w:xpath="/ns0:NavWordReportXmlPart[1]/ns0:Header[1]/ns0:Line[1]/ns0:Quantity_Line[1]" w:storeItemID="{00000000-0000-0000-0000-000000000000}"/>
+                    <w15:color w:val="808080"/>
+                    <w:text/>
+                  </w:sdtPr>
+                  <w:sdtEndPr/>
+                  <w:sdtContent>
+                    <w:tc>
+                      <w:tcPr>
+                        <w:tcW w:w="531" w:type="pct"/>
+                      </w:tcPr>
+                      <w:p>
+                        <w:pPr>
+                          <w:pStyle w:val="BCNumber"/>
+                          <w:jc w:val="right"/>
+                          <w:rPr>
+                            <w:lang w:val="en-US" w:eastAsia="en-US"/>
+                          </w:rPr>
+                        </w:pPr>
+                        <w:proofErr w:type="spellStart"/>
+                        <w:r>
+                          <w:rPr>
+                            <w:lang w:val="en-US" w:eastAsia="en-US"/>
+                          </w:rPr>
+                          <w:t>Quantity_Line</w:t>
+                        </w:r>
+                        <w:proofErr w:type="spellEnd"/>
+                      </w:p>
+                    </w:tc>
+                  </w:sdtContent>
+                </w:sdt>
+                <w:sdt>
+                  <w:sdtPr>
+                    <w:alias w:val="UnitOfMeasure"/>
+                    <w:tag w:val="#BC:InsertDataItem,DataItems/Header/Line/UnitOfMeasure"/>
+                    <w:id w:val="-2053294236"/>
+                    <w:placeholder>
+                      <w:docPart w:val="BE5E07E362634C03B29ED51D24C55954"/>
+                    </w:placeholder>
+                    <w:dataBinding w:prefixMappings="&lt;xmlns:ns0='urn:microsoft-dynamics-nav/reports/Standard_Sales_Credit_Memo/1307/' " w:xpath="/ns0:NavWordReportXmlPart[1]/ns0:Header[1]/ns0:Line[1]/ns0:UnitOfMeasure[1]" w:storeItemID="{00000000-0000-0000-0000-000000000000}"/>
+                    <w15:color w:val="808080"/>
+                    <w:text/>
+                  </w:sdtPr>
+                  <w:sdtEndPr/>
+                  <w:sdtContent>
+                    <w:tc>
+                      <w:tcPr>
+                        <w:tcW w:w="578" w:type="pct"/>
+                      </w:tcPr>
+                      <w:p>
+                        <w:pPr>
+                          <w:pStyle w:val="NoSpacing"/>
+                        </w:pPr>
+                        <w:r>
+                          <w:t>UnitOfMeasure</w:t>
+                        </w:r>
+                      </w:p>
+                    </w:tc>
+                  </w:sdtContent>
+                </w:sdt>
                 <w:tc>
                   <w:tcPr>
-                    <w:cnfStyle w:val="001000000000" w:firstRow="0" w:lastRow="0" w:firstColumn="1" w:lastColumn="0" w:oddVBand="0" w:evenVBand="0" w:oddHBand="0" w:evenHBand="0" w:firstRowFirstColumn="0" w:firstRowLastColumn="0" w:lastRowFirstColumn="0" w:lastRowLastColumn="0"/>
-                    <w:tcW w:w="1197" w:type="dxa"/>
-                    <w:vAlign w:val="center"/>
+                    <w:tcW w:w="617" w:type="pct"/>
                   </w:tcPr>
                   <w:p>
                     <w:pPr>
+                      <w:pStyle w:val="NoSpacing"/>
                       <w:rPr>
-                        <w:rFonts w:cs="Arial" w:asciiTheme="minorHAnsi" w:hAnsiTheme="minorHAnsi"/>
-                        <w:sz w:val="22"/>
-                        <w:szCs w:val="22"/>
                         <w:lang w:val="en-US" w:eastAsia="en-US"/>
                       </w:rPr>
                     </w:pPr>
-                    <w:proofErr w:type="spellStart"/>
-                    <w:r>
-                      <w:rPr>
-                        <w:rFonts w:cs="Arial" w:asciiTheme="minorHAnsi" w:hAnsiTheme="minorHAnsi"/>
-                        <w:sz w:val="22"/>
-                        <w:szCs w:val="22"/>
-                        <w:lang w:val="en-US" w:eastAsia="en-US"/>
-                      </w:rPr>
-                      <w:t>ItemNo_Line</w:t>
-                    </w:r>
-                    <w:proofErr w:type="spellEnd"/>
+                    <w:sdt>
+                      <w:sdtPr>
+                        <w:alias w:val="UnitPrice"/>
+                        <w:tag w:val="#BC:InsertDataItem,DataItems/Header/Line/UnitPrice"/>
+                        <w:id w:val="-1253814634"/>
+                        <w:placeholder>
+                          <w:docPart w:val="34F75785EEB8408FA7DE0C79AF48DE2E"/>
+                        </w:placeholder>
+                        <w:dataBinding w:prefixMappings="&lt;xmlns:ns0='urn:microsoft-dynamics-nav/reports/Standard_Sales_Credit_Memo/1307/' " w:xpath="/ns0:NavWordReportXmlPart[1]/ns0:Header[1]/ns0:Line[1]/ns0:UnitPrice[1]" w:storeItemID="{00000000-0000-0000-0000-000000000000}"/>
+                        <w15:color w:val="808080"/>
+                        <w:text/>
+                      </w:sdtPr>
+                      <w:sdtEndPr/>
+                      <w:sdtContent>
+                        <w:r>
+                          <w:t>UnitPrice</w:t>
+                        </w:r>
+                      </w:sdtContent>
+                    </w:sdt>
                   </w:p>
                 </w:tc>
-              </w:sdtContent>
-            </w:sdt>
-            <w:sdt>
-              <w:sdtPr>
-                <w:rPr>
-                  <w:rFonts w:cs="Arial"/>
-                  <w:sz w:val="22"/>
-                  <w:szCs w:val="22"/>
-                  <w:lang w:eastAsia="en-US"/>
-                </w:rPr>
-                <w:alias w:val="Description_Line"/>
-                <w:tag w:val="#BC:InsertDataItem,DataItems/Header/Line/Description_Line"/>
-                <w:id w:val="1393535743"/>
-                <w:placeholder>
-                  <w:docPart w:val="5D54D03E440C42E88B679969F708ADA1"/>
-                </w:placeholder>
-                <w:dataBinding w:prefixMappings="xmlns:ns0='urn:microsoft-dynamics-nav/reports/Standard_Sales_Credit_Memo/1307/'" w:xpath="/ns0:NavWordReportXmlPart[1]/ns0:Header[1]/ns0:Line[1]/ns0:Description_Line[1]" w:storeItemID="{00000000-0000-0000-0000-000000000000}"/>
-                <w15:color w:val="808080"/>
-                <w:text/>
-              </w:sdtPr>
-              <w:sdtContent>
+                <w:sdt>
+                  <w:sdtPr>
+                    <w:alias w:val="LineDiscountPercentText_Line"/>
+                    <w:tag w:val="#BC:InsertDataItem,DataItems/Header/Line/LineDiscountPercentText_Line"/>
+                    <w:id w:val="415913873"/>
+                    <w:placeholder>
+                      <w:docPart w:val="10B4899AE357408E818DCAF2B6DD0BB7"/>
+                    </w:placeholder>
+                    <w:dataBinding w:prefixMappings="&lt;xmlns:ns0='urn:microsoft-dynamics-nav/reports/Standard_Sales_Credit_Memo/1307/' " w:xpath="/ns0:NavWordReportXmlPart[1]/ns0:Header[1]/ns0:Line[1]/ns0:LineDiscountPercentText_Line[1]" w:storeItemID="{00000000-0000-0000-0000-000000000000}"/>
+                    <w15:color w:val="808080"/>
+                    <w:text/>
+                  </w:sdtPr>
+                  <w:sdtEndPr/>
+                  <w:sdtContent>
+                    <w:tc>
+                      <w:tcPr>
+                        <w:tcW w:w="573" w:type="pct"/>
+                      </w:tcPr>
+                      <w:p>
+                        <w:pPr>
+                          <w:pStyle w:val="NoSpacing"/>
+                        </w:pPr>
+                        <w:r>
+                          <w:t>LineDiscountPercentText_Line</w:t>
+                        </w:r>
+                      </w:p>
+                    </w:tc>
+                  </w:sdtContent>
+                </w:sdt>
+                <w:sdt>
+                  <w:sdtPr>
+                    <w:alias w:val="VATPct_Line"/>
+                    <w:tag w:val="#BC:InsertDataItem,DataItems/Header/Line/VATPct_Line"/>
+                    <w:id w:val="1436251310"/>
+                    <w:placeholder>
+                      <w:docPart w:val="63A635E5E8D9421ABEDE368ED10ABCF4"/>
+                    </w:placeholder>
+                    <w:dataBinding w:prefixMappings="&lt;xmlns:ns0='urn:microsoft-dynamics-nav/reports/Standard_Sales_Credit_Memo/1307/' " w:xpath="/ns0:NavWordReportXmlPart[1]/ns0:Header[1]/ns0:Line[1]/ns0:VATPct_Line[1]" w:storeItemID="{00000000-0000-0000-0000-000000000000}"/>
+                    <w15:color w:val="808080"/>
+                    <w:text/>
+                  </w:sdtPr>
+                  <w:sdtEndPr/>
+                  <w:sdtContent>
+                    <w:tc>
+                      <w:tcPr>
+                        <w:tcW w:w="374" w:type="pct"/>
+                      </w:tcPr>
+                      <w:p>
+                        <w:pPr>
+                          <w:pStyle w:val="NoSpacing"/>
+                        </w:pPr>
+                        <w:r>
+                          <w:t>VATPct_Line</w:t>
+                        </w:r>
+                      </w:p>
+                    </w:tc>
+                  </w:sdtContent>
+                </w:sdt>
                 <w:tc>
                   <w:tcPr>
-                    <w:tcW w:w="2763" w:type="dxa"/>
-                    <w:vAlign w:val="center"/>
+                    <w:tcW w:w="605" w:type="pct"/>
                   </w:tcPr>
                   <w:p>
                     <w:pPr>
-                      <w:cnfStyle w:val="000000010000" w:firstRow="0" w:lastRow="0" w:firstColumn="0" w:lastColumn="0" w:oddVBand="0" w:evenVBand="0" w:oddHBand="0" w:evenHBand="1" w:firstRowFirstColumn="0" w:firstRowLastColumn="0" w:lastRowFirstColumn="0" w:lastRowLastColumn="0"/>
+                      <w:pStyle w:val="BCNumber"/>
+                      <w:jc w:val="right"/>
                       <w:rPr>
-                        <w:rFonts w:cs="Arial" w:asciiTheme="minorHAnsi" w:hAnsiTheme="minorHAnsi"/>
-                        <w:sz w:val="22"/>
-                        <w:szCs w:val="22"/>
-                        <w:lang w:eastAsia="en-US"/>
-                      </w:rPr>
-                    </w:pPr>
-                    <w:proofErr w:type="spellStart"/>
-                    <w:r>
-                      <w:rPr>
-                        <w:rFonts w:cs="Arial" w:asciiTheme="minorHAnsi" w:hAnsiTheme="minorHAnsi"/>
-                        <w:sz w:val="22"/>
-                        <w:szCs w:val="22"/>
-                        <w:lang w:eastAsia="en-US"/>
-                      </w:rPr>
-                      <w:t>Description_Line</w:t>
-                    </w:r>
-                    <w:proofErr w:type="spellEnd"/>
-                  </w:p>
-                </w:tc>
-              </w:sdtContent>
-            </w:sdt>
-            <w:sdt>
-              <w:sdtPr>
-                <w:rPr>
-                  <w:rFonts w:cs="Arial" w:asciiTheme="minorHAnsi" w:hAnsiTheme="minorHAnsi"/>
-                  <w:sz w:val="22"/>
-                  <w:szCs w:val="22"/>
-                  <w:lang w:val="en-US" w:eastAsia="en-US"/>
-                </w:rPr>
-                <w:alias w:val="ShipmentDate_Line"/>
-                <w:tag w:val="#BC:InsertDataItem,DataItems/Header/Line/ShipmentDate_Line"/>
-                <w:id w:val="-640730345"/>
-                <w:placeholder>
-                  <w:docPart w:val="DefaultPlaceholder_-1854013440"/>
-                </w:placeholder>
-                <w15:color w:val="808080"/>
-                <w:text/>
-                <w:dataBinding w:prefixMappings="xmlns:ns0='urn:microsoft-dynamics-nav/reports/Standard_Sales_Credit_Memo/1307/'" w:xpath="/ns0:NavWordReportXmlPart[1]/ns0:Header[1]/ns0:Line[1]/ns0:ShipmentDate_Line[1]"/>
-              </w:sdtPr>
-              <w:sdtContent>
-                <w:tc>
-                  <w:tcPr>
-                    <w:tcW w:w="1350" w:type="dxa"/>
-                    <w:vAlign w:val="center"/>
-                  </w:tcPr>
-                  <w:p>
-                    <w:pPr>
-                      <w:cnfStyle w:val="000000010000" w:firstRow="0" w:lastRow="0" w:firstColumn="0" w:lastColumn="0" w:oddVBand="0" w:evenVBand="0" w:oddHBand="0" w:evenHBand="1" w:firstRowFirstColumn="0" w:firstRowLastColumn="0" w:lastRowFirstColumn="0" w:lastRowLastColumn="0"/>
-                      <w:rPr>
-                        <w:rFonts w:cs="Arial"/>
-                        <w:sz w:val="22"/>
-                        <w:szCs w:val="22"/>
                         <w:lang w:val="en-US" w:eastAsia="en-US"/>
                       </w:rPr>
                     </w:pPr>
-                    <w:proofErr w:type="spellStart"/>
+                    <w:sdt>
+                      <w:sdtPr>
+                        <w:alias w:val="LineAmount_Line"/>
+                        <w:tag w:val="#BC:InsertDataItem,DataItems/Header/Line/LineAmount_Line"/>
+                        <w:id w:val="787541011"/>
+                        <w:placeholder>
+                          <w:docPart w:val="1E45BFDFBAE5457D8B0B3BE34A65B46A"/>
+                        </w:placeholder>
+                        <w:dataBinding w:prefixMappings="&lt;xmlns:ns0='urn:microsoft-dynamics-nav/reports/Standard_Sales_Credit_Memo/1307/' " w:xpath="/ns0:NavWordReportXmlPart[1]/ns0:Header[1]/ns0:Line[1]/ns0:LineAmount_Line[1]" w:storeItemID="{00000000-0000-0000-0000-000000000000}"/>
+                        <w15:color w:val="808080"/>
+                        <w:text/>
+                      </w:sdtPr>
+                      <w:sdtEndPr/>
+                      <w:sdtContent>
+                        <w:r>
+                          <w:t>LineAmount_Line</w:t>
+                        </w:r>
+                      </w:sdtContent>
+                    </w:sdt>
                     <w:r>
-                      <w:rPr>
-                        <w:rFonts w:cs="Arial" w:asciiTheme="minorHAnsi" w:hAnsiTheme="minorHAnsi"/>
-                        <w:sz w:val="22"/>
-                        <w:szCs w:val="22"/>
-                        <w:lang w:val="en-US" w:eastAsia="en-US"/>
-                      </w:rPr>
-                      <w:t>ShipmentDate_Line</w:t>
+                      <w:t> </w:t>
                     </w:r>
-                    <w:proofErr w:type="spellEnd"/>
                   </w:p>
                 </w:tc>
-              </w:sdtContent>
-            </w:sdt>
-            <w:sdt>
-              <w:sdtPr>
-                <w:rPr>
-                  <w:rFonts w:cs="Arial"/>
-                  <w:sz w:val="22"/>
-                  <w:szCs w:val="22"/>
-                  <w:lang w:val="en-US" w:eastAsia="en-US"/>
-                </w:rPr>
-                <w:alias w:val="Quantity_Line"/>
-                <w:tag w:val="#BC:InsertDataItem,DataItems/Header/Line/Quantity_Line"/>
-                <w:id w:val="1672756728"/>
-                <w:placeholder>
-                  <w:docPart w:val="7CD475D66B4A42DA93C44085D6DE056D"/>
-                </w:placeholder>
-                <w:dataBinding w:prefixMappings="xmlns:ns0='urn:microsoft-dynamics-nav/reports/Standard_Sales_Credit_Memo/1307/'" w:xpath="/ns0:NavWordReportXmlPart[1]/ns0:Header[1]/ns0:Line[1]/ns0:Quantity_Line[1]" w:storeItemID="{00000000-0000-0000-0000-000000000000}"/>
-                <w15:color w:val="808080"/>
-                <w:text/>
-              </w:sdtPr>
-              <w:sdtContent>
-                <w:tc>
-                  <w:tcPr>
-                    <w:tcW w:w="1637" w:type="dxa"/>
-                    <w:vAlign w:val="center"/>
-                  </w:tcPr>
-                  <w:p>
-                    <w:pPr>
-                      <w:jc w:val="right"/>
-                      <w:cnfStyle w:val="000000010000" w:firstRow="0" w:lastRow="0" w:firstColumn="0" w:lastColumn="0" w:oddVBand="0" w:evenVBand="0" w:oddHBand="0" w:evenHBand="1" w:firstRowFirstColumn="0" w:firstRowLastColumn="0" w:lastRowFirstColumn="0" w:lastRowLastColumn="0"/>
-                      <w:rPr>
-                        <w:rFonts w:cs="Arial" w:asciiTheme="minorHAnsi" w:hAnsiTheme="minorHAnsi"/>
-                        <w:sz w:val="22"/>
-                        <w:szCs w:val="22"/>
-                        <w:lang w:val="en-US" w:eastAsia="en-US"/>
-                      </w:rPr>
-                    </w:pPr>
-                    <w:proofErr w:type="spellStart"/>
-                    <w:r>
-                      <w:rPr>
-                        <w:rFonts w:cs="Arial" w:asciiTheme="minorHAnsi" w:hAnsiTheme="minorHAnsi"/>
-                        <w:sz w:val="22"/>
-                        <w:szCs w:val="22"/>
-                        <w:lang w:val="en-US" w:eastAsia="en-US"/>
-                      </w:rPr>
-                      <w:t>Quantity_Line</w:t>
-                    </w:r>
-                    <w:proofErr w:type="spellEnd"/>
-                  </w:p>
-                </w:tc>
-              </w:sdtContent>
-            </w:sdt>
-            <w:sdt>
-              <w:sdtPr>
-                <w:rPr>
-                  <w:sz w:val="22"/>
-                  <w:szCs w:val="22"/>
-                </w:rPr>
-                <w:alias w:val="UnitOfMeasure"/>
-                <w:tag w:val="#BC:InsertDataItem,DataItems/Header/Line/UnitOfMeasure"/>
-                <w:id w:val="-2053294236"/>
-                <w:placeholder>
-                  <w:docPart w:val="BE5E07E362634C03B29ED51D24C55954"/>
-                </w:placeholder>
-                <w15:color w:val="808080"/>
-                <w:text/>
-                <w:dataBinding w:prefixMappings="xmlns:ns0='urn:microsoft-dynamics-nav/reports/Standard_Sales_Credit_Memo/1307/'" w:xpath="/ns0:NavWordReportXmlPart[1]/ns0:Header[1]/ns0:Line[1]/ns0:UnitOfMeasure[1]"/>
-              </w:sdtPr>
-              <w:sdtContent>
-                <w:tc>
-                  <w:tcPr>
-                    <w:tcW w:w="1782" w:type="dxa"/>
-                    <w:vAlign w:val="center"/>
-                  </w:tcPr>
-                  <w:p>
-                    <w:pPr>
-                      <w:cnfStyle w:val="000000010000" w:firstRow="0" w:lastRow="0" w:firstColumn="0" w:lastColumn="0" w:oddVBand="0" w:evenVBand="0" w:oddHBand="0" w:evenHBand="1" w:firstRowFirstColumn="0" w:firstRowLastColumn="0" w:lastRowFirstColumn="0" w:lastRowLastColumn="0"/>
-                      <w:rPr>
-                        <w:rFonts w:asciiTheme="minorHAnsi" w:hAnsiTheme="minorHAnsi"/>
-                        <w:sz w:val="22"/>
-                        <w:szCs w:val="22"/>
-                      </w:rPr>
-                    </w:pPr>
-                    <w:proofErr w:type="spellStart"/>
-                    <w:r>
-                      <w:rPr>
-                        <w:rFonts w:asciiTheme="minorHAnsi" w:hAnsiTheme="minorHAnsi"/>
-                        <w:sz w:val="22"/>
-                        <w:szCs w:val="22"/>
-                      </w:rPr>
-                      <w:t>UnitOfMeasure</w:t>
-                    </w:r>
-                    <w:proofErr w:type="spellEnd"/>
-                  </w:p>
-                </w:tc>
-              </w:sdtContent>
-            </w:sdt>
-            <w:tc>
-              <w:tcPr>
-                <w:tcW w:w="1903" w:type="dxa"/>
-                <w:vAlign w:val="center"/>
-              </w:tcPr>
-              <w:p>
-                <w:pPr>
-                  <w:cnfStyle w:val="000000010000" w:firstRow="0" w:lastRow="0" w:firstColumn="0" w:lastColumn="0" w:oddVBand="0" w:evenVBand="0" w:oddHBand="0" w:evenHBand="1" w:firstRowFirstColumn="0" w:firstRowLastColumn="0" w:lastRowFirstColumn="0" w:lastRowLastColumn="0"/>
-                  <w:rPr>
-                    <w:rFonts w:cs="Arial" w:asciiTheme="minorHAnsi" w:hAnsiTheme="minorHAnsi"/>
-                    <w:sz w:val="22"/>
-                    <w:szCs w:val="22"/>
-                    <w:lang w:val="en-US" w:eastAsia="en-US"/>
-                  </w:rPr>
-                </w:pPr>
-                <w:sdt>
-                  <w:sdtPr>
-                    <w:rPr>
-                      <w:sz w:val="22"/>
-                      <w:szCs w:val="22"/>
-                    </w:rPr>
-                    <w:alias w:val="UnitPrice"/>
-                    <w:tag w:val="#BC:InsertDataItem,DataItems/Header/Line/UnitPrice"/>
-                    <w:id w:val="-1253814634"/>
-                    <w:placeholder>
-                      <w:docPart w:val="34F75785EEB8408FA7DE0C79AF48DE2E"/>
-                    </w:placeholder>
-                    <w:dataBinding w:prefixMappings="xmlns:ns0='urn:microsoft-dynamics-nav/reports/Standard_Sales_Credit_Memo/1307/'" w:xpath="/ns0:NavWordReportXmlPart[1]/ns0:Header[1]/ns0:Line[1]/ns0:UnitPrice[1]" w:storeItemID="{00000000-0000-0000-0000-000000000000}"/>
-                    <w15:color w:val="808080"/>
-                    <w:text/>
-                  </w:sdtPr>
-                  <w:sdtContent>
-                    <w:proofErr w:type="spellStart"/>
-                    <w:r>
-                      <w:rPr>
-                        <w:rFonts w:asciiTheme="minorHAnsi" w:hAnsiTheme="minorHAnsi"/>
-                        <w:sz w:val="22"/>
-                        <w:szCs w:val="22"/>
-                      </w:rPr>
-                      <w:t>UnitPrice</w:t>
-                    </w:r>
-                    <w:proofErr w:type="spellEnd"/>
-                  </w:sdtContent>
-                </w:sdt>
-              </w:p>
-            </w:tc>
-            <w:sdt>
-              <w:sdtPr>
-                <w:rPr>
-                  <w:sz w:val="22"/>
-                  <w:szCs w:val="22"/>
-                </w:rPr>
-                <w:alias w:val="LineDiscountPercentText_Line"/>
-                <w:tag w:val="#BC:InsertDataItem,DataItems/Header/Line/LineDiscountPercentText_Line"/>
-                <w:id w:val="415913873"/>
-                <w:placeholder>
-                  <w:docPart w:val="10B4899AE357408E818DCAF2B6DD0BB7"/>
-                </w:placeholder>
-                <w15:color w:val="808080"/>
-                <w:text/>
-                <w:dataBinding w:prefixMappings="xmlns:ns0='urn:microsoft-dynamics-nav/reports/Standard_Sales_Credit_Memo/1307/'" w:xpath="/ns0:NavWordReportXmlPart[1]/ns0:Header[1]/ns0:Line[1]/ns0:LineDiscountPercentText_Line[1]"/>
-              </w:sdtPr>
-              <w:sdtContent>
-                <w:tc>
-                  <w:tcPr>
-                    <w:tcW w:w="1768" w:type="dxa"/>
-                    <w:vAlign w:val="center"/>
-                  </w:tcPr>
-                  <w:p>
-                    <w:pPr>
-                      <w:cnfStyle w:val="000000010000" w:firstRow="0" w:lastRow="0" w:firstColumn="0" w:lastColumn="0" w:oddVBand="0" w:evenVBand="0" w:oddHBand="0" w:evenHBand="1" w:firstRowFirstColumn="0" w:firstRowLastColumn="0" w:lastRowFirstColumn="0" w:lastRowLastColumn="0"/>
-                      <w:rPr>
-                        <w:rFonts w:asciiTheme="minorHAnsi" w:hAnsiTheme="minorHAnsi"/>
-                        <w:sz w:val="22"/>
-                        <w:szCs w:val="22"/>
-                      </w:rPr>
-                    </w:pPr>
-                    <w:proofErr w:type="spellStart"/>
-                    <w:r>
-                      <w:rPr>
-                        <w:rFonts w:asciiTheme="minorHAnsi" w:hAnsiTheme="minorHAnsi"/>
-                        <w:sz w:val="22"/>
-                        <w:szCs w:val="22"/>
-                      </w:rPr>
-                      <w:t>LineDiscountPercentText_Line</w:t>
-                    </w:r>
-                    <w:proofErr w:type="spellEnd"/>
-                  </w:p>
-                </w:tc>
-              </w:sdtContent>
-            </w:sdt>
-            <w:sdt>
-              <w:sdtPr>
-                <w:rPr>
-                  <w:sz w:val="22"/>
-                  <w:szCs w:val="22"/>
-                </w:rPr>
-                <w:alias w:val="VATPct_Line"/>
-                <w:tag w:val="#BC:InsertDataItem,DataItems/Header/Line/VATPct_Line"/>
-                <w:id w:val="1436251310"/>
-                <w:placeholder>
-                  <w:docPart w:val="63A635E5E8D9421ABEDE368ED10ABCF4"/>
-                </w:placeholder>
-                <w15:color w:val="808080"/>
-                <w:text/>
-                <w:dataBinding w:prefixMappings="xmlns:ns0='urn:microsoft-dynamics-nav/reports/Standard_Sales_Credit_Memo/1307/'" w:xpath="/ns0:NavWordReportXmlPart[1]/ns0:Header[1]/ns0:Line[1]/ns0:VATPct_Line[1]"/>
-              </w:sdtPr>
-              <w:sdtContent>
-                <w:tc>
-                  <w:tcPr>
-                    <w:tcW w:w="1155" w:type="dxa"/>
-                    <w:vAlign w:val="center"/>
-                  </w:tcPr>
-                  <w:p>
-                    <w:pPr>
-                      <w:cnfStyle w:val="000000010000" w:firstRow="0" w:lastRow="0" w:firstColumn="0" w:lastColumn="0" w:oddVBand="0" w:evenVBand="0" w:oddHBand="0" w:evenHBand="1" w:firstRowFirstColumn="0" w:firstRowLastColumn="0" w:lastRowFirstColumn="0" w:lastRowLastColumn="0"/>
-                      <w:rPr>
-                        <w:rFonts w:asciiTheme="minorHAnsi" w:hAnsiTheme="minorHAnsi"/>
-                        <w:sz w:val="22"/>
-                        <w:szCs w:val="22"/>
-                      </w:rPr>
-                    </w:pPr>
-                    <w:proofErr w:type="spellStart"/>
-                    <w:r>
-                      <w:rPr>
-                        <w:rFonts w:asciiTheme="minorHAnsi" w:hAnsiTheme="minorHAnsi"/>
-                        <w:sz w:val="22"/>
-                        <w:szCs w:val="22"/>
-                      </w:rPr>
-                      <w:t>VATPct_Line</w:t>
-                    </w:r>
-                    <w:proofErr w:type="spellEnd"/>
-                  </w:p>
-                </w:tc>
-              </w:sdtContent>
-            </w:sdt>
-            <w:tc>
-              <w:tcPr>
-                <w:tcW w:w="1867" w:type="dxa"/>
-                <w:vAlign w:val="center"/>
-              </w:tcPr>
-              <w:p>
-                <w:pPr>
-                  <w:jc w:val="right"/>
-                  <w:cnfStyle w:val="000000010000" w:firstRow="0" w:lastRow="0" w:firstColumn="0" w:lastColumn="0" w:oddVBand="0" w:evenVBand="0" w:oddHBand="0" w:evenHBand="1" w:firstRowFirstColumn="0" w:firstRowLastColumn="0" w:lastRowFirstColumn="0" w:lastRowLastColumn="0"/>
-                  <w:rPr>
-                    <w:rFonts w:cs="Arial" w:asciiTheme="minorHAnsi" w:hAnsiTheme="minorHAnsi"/>
-                    <w:sz w:val="22"/>
-                    <w:szCs w:val="22"/>
-                    <w:lang w:val="en-US" w:eastAsia="en-US"/>
-                  </w:rPr>
-                </w:pPr>
-                <w:sdt>
-                  <w:sdtPr>
-                    <w:rPr>
-                      <w:sz w:val="22"/>
-                      <w:szCs w:val="22"/>
-                    </w:rPr>
-                    <w:alias w:val="LineAmount_Line"/>
-                    <w:tag w:val="#BC:InsertDataItem,DataItems/Header/Line/LineAmount_Line"/>
-                    <w:id w:val="787541011"/>
-                    <w:placeholder>
-                      <w:docPart w:val="1E45BFDFBAE5457D8B0B3BE34A65B46A"/>
-                    </w:placeholder>
-                    <w:dataBinding w:prefixMappings="xmlns:ns0='urn:microsoft-dynamics-nav/reports/Standard_Sales_Credit_Memo/1307/'" w:xpath="/ns0:NavWordReportXmlPart[1]/ns0:Header[1]/ns0:Line[1]/ns0:LineAmount_Line[1]" w:storeItemID="{00000000-0000-0000-0000-000000000000}"/>
-                    <w15:color w:val="808080"/>
-                    <w:text/>
-                  </w:sdtPr>
-                  <w:sdtContent>
-                    <w:proofErr w:type="spellStart"/>
-                    <w:r>
-                      <w:rPr>
-                        <w:rFonts w:asciiTheme="minorHAnsi" w:hAnsiTheme="minorHAnsi"/>
-                        <w:sz w:val="22"/>
-                        <w:szCs w:val="22"/>
-                      </w:rPr>
-                      <w:t>LineAmount_Line</w:t>
-                    </w:r>
-                    <w:proofErr w:type="spellEnd"/>
-                  </w:sdtContent>
-                </w:sdt>
-                <w:r>
-                  <w:rPr>
-                    <w:rFonts w:asciiTheme="minorHAnsi" w:hAnsiTheme="minorHAnsi"/>
-                    <w:sz w:val="22"/>
-                    <w:szCs w:val="22"/>
-                  </w:rPr>
-                  <w:t> </w:t>
-                </w:r>
-              </w:p>
-            </w:tc>
-          </w:tr>
+              </w:tr>
+            </w:sdtContent>
+          </w:sdt>
         </w:sdtContent>
       </w:sdt>
     </w:tbl>
     <w:p/>
     <w:tbl>
       <w:tblPr>
-        <w:tblStyle w:val="CLSequoiatablestyle021"/>
-        <w:tblW w:w="15422" w:type="dxa"/>
-        <w:tblLook w:val="06C0" w:firstRow="0" w:lastRow="1" w:firstColumn="1" w:lastColumn="0" w:noHBand="1" w:noVBand="1"/>
+        <w:tblStyle w:val="BCTotalsTable"/>
+        <w:tblW w:w="5000" w:type="pct"/>
+        <w:tblLook w:val="0640" w:firstRow="0" w:lastRow="1" w:firstColumn="0" w:lastColumn="0" w:noHBand="1" w:noVBand="1"/>
         <w:tblCaption w:val="Regular Totals Block"/>
+        <w:tblDescription w:val="Document totals."/>
       </w:tblPr>
       <w:tblGrid>
-        <w:gridCol w:w="7341"/>
-        <w:gridCol w:w="1411"/>
-        <w:gridCol w:w="625"/>
-        <w:gridCol w:w="630"/>
-        <w:gridCol w:w="5415"/>
+        <w:gridCol w:w="7466"/>
+        <w:gridCol w:w="1434"/>
+        <w:gridCol w:w="637"/>
+        <w:gridCol w:w="640"/>
+        <w:gridCol w:w="5509"/>
       </w:tblGrid>
       <w:tr>
         <w:trPr>
@@ -2542,64 +1862,43 @@
         </w:trPr>
         <w:sdt>
           <w:sdtPr>
-            <w:rPr>
-              <w:rFonts w:eastAsia="Times New Roman"/>
-              <w:sz w:val="22"/>
-              <w:szCs w:val="22"/>
-            </w:rPr>
             <w:alias w:val="Description_ReportTotalsLine"/>
             <w:tag w:val="#BC:InsertDataItem,DataItems/Header/ReportTotalsLine/Description_ReportTotalsLine"/>
             <w:id w:val="2110473124"/>
             <w:placeholder>
               <w:docPart w:val="ADA0B6552E0F4EC894C803D1F79B3617"/>
             </w:placeholder>
+            <w:dataBinding w:prefixMappings="&lt;xmlns:ns0='urn:microsoft-dynamics-nav/reports/Standard_Sales_Credit_Memo/1307/' " w:xpath="/ns0:NavWordReportXmlPart[1]/ns0:Header[1]/ns0:ReportTotalsLine[1]/ns0:Description_ReportTotalsLine[1]" w:storeItemID="{00000000-0000-0000-0000-000000000000}"/>
             <w15:color w:val="808080"/>
             <w:text/>
-            <w:dataBinding w:prefixMappings="xmlns:ns0='urn:microsoft-dynamics-nav/reports/Standard_Sales_Credit_Memo/1307/'" w:xpath="/ns0:NavWordReportXmlPart[1]/ns0:Header[1]/ns0:ReportTotalsLine[1]/ns0:Description_ReportTotalsLine[1]"/>
           </w:sdtPr>
+          <w:sdtEndPr/>
           <w:sdtContent>
             <w:tc>
               <w:tcPr>
-                <w:cnfStyle w:val="001000000000" w:firstRow="0" w:lastRow="0" w:firstColumn="1" w:lastColumn="0" w:oddVBand="0" w:evenVBand="0" w:oddHBand="0" w:evenHBand="0" w:firstRowFirstColumn="0" w:firstRowLastColumn="0" w:lastRowFirstColumn="0" w:lastRowLastColumn="0"/>
-                <w:tcW w:w="4995" w:type="dxa"/>
-                <w:vAlign w:val="center"/>
+                <w:tcW w:w="2380" w:type="pct"/>
               </w:tcPr>
               <w:p>
                 <w:pPr>
-                  <w:spacing w:before="120" w:after="120" w:line="240" w:lineRule="exact"/>
-                  <w:rPr>
-                    <w:rFonts w:eastAsia="Times New Roman" w:asciiTheme="minorHAnsi" w:hAnsiTheme="minorHAnsi"/>
-                    <w:sz w:val="22"/>
-                    <w:szCs w:val="22"/>
-                  </w:rPr>
+                  <w:pStyle w:val="NoSpacing"/>
+                  <w:spacing w:before="120" w:after="120"/>
                 </w:pPr>
-                <w:proofErr w:type="spellStart"/>
                 <w:r>
-                  <w:rPr>
-                    <w:rFonts w:eastAsia="Times New Roman" w:asciiTheme="minorHAnsi" w:hAnsiTheme="minorHAnsi"/>
-                    <w:sz w:val="22"/>
-                    <w:szCs w:val="22"/>
-                  </w:rPr>
                   <w:t>Description_ReportTotalsLine</w:t>
                 </w:r>
-                <w:proofErr w:type="spellEnd"/>
               </w:p>
             </w:tc>
           </w:sdtContent>
         </w:sdt>
         <w:tc>
           <w:tcPr>
-            <w:tcW w:w="960" w:type="dxa"/>
-            <w:vAlign w:val="center"/>
+            <w:tcW w:w="457" w:type="pct"/>
           </w:tcPr>
           <w:p>
             <w:pPr>
-              <w:spacing w:before="120" w:after="120" w:line="240" w:lineRule="exact"/>
-              <w:cnfStyle w:val="000000000000" w:firstRow="0" w:lastRow="0" w:firstColumn="0" w:lastColumn="0" w:oddVBand="0" w:evenVBand="0" w:oddHBand="0" w:evenHBand="0" w:firstRowFirstColumn="0" w:firstRowLastColumn="0" w:lastRowFirstColumn="0" w:lastRowLastColumn="0"/>
+              <w:pStyle w:val="NoSpacing"/>
+              <w:spacing w:before="120" w:after="120"/>
               <w:rPr>
-                <w:rFonts w:cs="Arial" w:asciiTheme="minorHAnsi" w:hAnsiTheme="minorHAnsi"/>
-                <w:sz w:val="22"/>
-                <w:szCs w:val="22"/>
                 <w:lang w:eastAsia="en-US"/>
               </w:rPr>
             </w:pPr>
@@ -2607,17 +1906,13 @@
         </w:tc>
         <w:tc>
           <w:tcPr>
-            <w:tcW w:w="425" w:type="dxa"/>
-            <w:vAlign w:val="center"/>
+            <w:tcW w:w="203" w:type="pct"/>
           </w:tcPr>
           <w:p>
             <w:pPr>
-              <w:spacing w:before="120" w:after="120" w:line="240" w:lineRule="exact"/>
-              <w:cnfStyle w:val="000000000000" w:firstRow="0" w:lastRow="0" w:firstColumn="0" w:lastColumn="0" w:oddVBand="0" w:evenVBand="0" w:oddHBand="0" w:evenHBand="0" w:firstRowFirstColumn="0" w:firstRowLastColumn="0" w:lastRowFirstColumn="0" w:lastRowLastColumn="0"/>
+              <w:pStyle w:val="NoSpacing"/>
+              <w:spacing w:before="120" w:after="120"/>
               <w:rPr>
-                <w:rFonts w:cs="Arial" w:asciiTheme="minorHAnsi" w:hAnsiTheme="minorHAnsi"/>
-                <w:sz w:val="22"/>
-                <w:szCs w:val="22"/>
                 <w:lang w:val="en-US" w:eastAsia="en-US"/>
               </w:rPr>
             </w:pPr>
@@ -2625,17 +1920,13 @@
         </w:tc>
         <w:tc>
           <w:tcPr>
-            <w:tcW w:w="429" w:type="dxa"/>
-            <w:vAlign w:val="center"/>
+            <w:tcW w:w="204" w:type="pct"/>
           </w:tcPr>
           <w:p>
             <w:pPr>
-              <w:spacing w:before="120" w:after="120" w:line="240" w:lineRule="exact"/>
-              <w:cnfStyle w:val="000000000000" w:firstRow="0" w:lastRow="0" w:firstColumn="0" w:lastColumn="0" w:oddVBand="0" w:evenVBand="0" w:oddHBand="0" w:evenHBand="0" w:firstRowFirstColumn="0" w:firstRowLastColumn="0" w:lastRowFirstColumn="0" w:lastRowLastColumn="0"/>
+              <w:pStyle w:val="NoSpacing"/>
+              <w:spacing w:before="120" w:after="120"/>
               <w:rPr>
-                <w:rFonts w:cs="Arial" w:asciiTheme="minorHAnsi" w:hAnsiTheme="minorHAnsi"/>
-                <w:sz w:val="22"/>
-                <w:szCs w:val="22"/>
                 <w:lang w:eastAsia="en-US"/>
               </w:rPr>
             </w:pPr>
@@ -2644,9 +1935,6 @@
         <w:sdt>
           <w:sdtPr>
             <w:rPr>
-              <w:rFonts w:cs="Arial"/>
-              <w:sz w:val="22"/>
-              <w:szCs w:val="22"/>
               <w:lang w:eastAsia="en-US"/>
             </w:rPr>
             <w:alias w:val="Amount_ReportTotalsLine"/>
@@ -2655,39 +1943,31 @@
             <w:placeholder>
               <w:docPart w:val="867B8FF74A56475EB44E32D0412F7D1A"/>
             </w:placeholder>
+            <w:dataBinding w:prefixMappings="&lt;xmlns:ns0='urn:microsoft-dynamics-nav/reports/Standard_Sales_Credit_Memo/1307/' " w:xpath="/ns0:NavWordReportXmlPart[1]/ns0:Header[1]/ns0:ReportTotalsLine[1]/ns0:Amount_ReportTotalsLine[1]" w:storeItemID="{00000000-0000-0000-0000-000000000000}"/>
             <w15:color w:val="808080"/>
             <w:text/>
-            <w:dataBinding w:prefixMappings="xmlns:ns0='urn:microsoft-dynamics-nav/reports/Standard_Sales_Credit_Memo/1307/'" w:xpath="/ns0:NavWordReportXmlPart[1]/ns0:Header[1]/ns0:ReportTotalsLine[1]/ns0:Amount_ReportTotalsLine[1]"/>
           </w:sdtPr>
+          <w:sdtEndPr/>
           <w:sdtContent>
             <w:tc>
               <w:tcPr>
-                <w:tcW w:w="3685" w:type="dxa"/>
-                <w:vAlign w:val="center"/>
+                <w:tcW w:w="1756" w:type="pct"/>
               </w:tcPr>
               <w:p>
                 <w:pPr>
-                  <w:spacing w:before="120" w:after="120" w:line="240" w:lineRule="exact"/>
+                  <w:pStyle w:val="BCNumber"/>
+                  <w:spacing w:before="120" w:after="120"/>
                   <w:jc w:val="right"/>
-                  <w:cnfStyle w:val="000000000000" w:firstRow="0" w:lastRow="0" w:firstColumn="0" w:lastColumn="0" w:oddVBand="0" w:evenVBand="0" w:oddHBand="0" w:evenHBand="0" w:firstRowFirstColumn="0" w:firstRowLastColumn="0" w:lastRowFirstColumn="0" w:lastRowLastColumn="0"/>
                   <w:rPr>
-                    <w:rFonts w:cs="Arial" w:asciiTheme="minorHAnsi" w:hAnsiTheme="minorHAnsi"/>
-                    <w:sz w:val="22"/>
-                    <w:szCs w:val="22"/>
                     <w:lang w:eastAsia="en-US"/>
                   </w:rPr>
                 </w:pPr>
-                <w:proofErr w:type="spellStart"/>
                 <w:r>
                   <w:rPr>
-                    <w:rFonts w:cs="Arial" w:asciiTheme="minorHAnsi" w:hAnsiTheme="minorHAnsi"/>
-                    <w:sz w:val="22"/>
-                    <w:szCs w:val="22"/>
                     <w:lang w:eastAsia="en-US"/>
                   </w:rPr>
                   <w:t>Amount_ReportTotalsLine</w:t>
                 </w:r>
-                <w:proofErr w:type="spellEnd"/>
               </w:p>
             </w:tc>
           </w:sdtContent>
@@ -2700,75 +1980,42 @@
         </w:trPr>
         <w:sdt>
           <w:sdtPr>
-            <w:rPr>
-              <w:rFonts w:ascii="Segoe UI Semibold" w:hAnsi="Segoe UI Semibold" w:eastAsia="Times New Roman" w:cs="Segoe UI Semibold"/>
-              <w:sz w:val="22"/>
-              <w:szCs w:val="22"/>
-            </w:rPr>
-            <w:alias w:val="TotalText"/>
-            <w:tag w:val="#BC:InsertDataItem,DataItems/Header/Totals/TotalText"/>
-            <w:id w:val="-1797897230"/>
+            <w:alias w:val="TotalIncludingVATText"/>
+            <w:tag w:val="#BC:InsertDataItem,DataItems/Header/Totals/TotalIncludingVATText"/>
+            <w:id w:val="404342237"/>
             <w:placeholder>
-              <w:docPart w:val="5F67B1591FB7456B82FB133B1B959913"/>
+              <w:docPart w:val="DefaultPlaceholder_-1854013440"/>
             </w:placeholder>
             <w15:color w:val="808080"/>
             <w:text/>
-            <w:dataBinding w:prefixMappings="xmlns:ns0='urn:microsoft-dynamics-nav/reports/Standard_Sales_Credit_Memo/1307/'" w:xpath="/ns0:NavWordReportXmlPart[1]/ns0:Header[1]/ns0:Totals[1]/ns0:TotalText[1]"/>
           </w:sdtPr>
+          <w:sdtEndPr/>
           <w:sdtContent>
             <w:tc>
               <w:tcPr>
-                <w:cnfStyle w:val="001000000000" w:firstRow="0" w:lastRow="0" w:firstColumn="1" w:lastColumn="0" w:oddVBand="0" w:evenVBand="0" w:oddHBand="0" w:evenHBand="0" w:firstRowFirstColumn="0" w:firstRowLastColumn="0" w:lastRowFirstColumn="0" w:lastRowLastColumn="0"/>
-                <w:tcW w:w="4995" w:type="dxa"/>
-                <w:tcBorders>
-                  <w:top w:val="single" w:color="000000" w:sz="4" w:space="0"/>
-                  <w:bottom w:val="single" w:color="000000" w:sz="12" w:space="0"/>
-                </w:tcBorders>
-                <w:vAlign w:val="center"/>
+                <w:tcW w:w="2380" w:type="pct"/>
               </w:tcPr>
               <w:p>
                 <w:pPr>
-                  <w:pStyle w:val="Heading2"/>
-                  <w:spacing w:before="120" w:after="120" w:line="240" w:lineRule="exact"/>
-                  <w:rPr>
-                    <w:rFonts w:ascii="Segoe UI Semibold" w:hAnsi="Segoe UI Semibold" w:eastAsia="Times New Roman" w:cs="Segoe UI Semibold"/>
-                    <w:sz w:val="22"/>
-                    <w:szCs w:val="22"/>
-                  </w:rPr>
+                  <w:pStyle w:val="BCLabel"/>
+                  <w:spacing w:before="120" w:after="120"/>
                 </w:pPr>
-                <w:proofErr w:type="spellStart"/>
                 <w:r>
-                  <w:rPr>
-                    <w:rFonts w:ascii="Segoe UI Semibold" w:hAnsi="Segoe UI Semibold" w:eastAsia="Times New Roman" w:cs="Segoe UI Semibold"/>
-                    <w:sz w:val="22"/>
-                    <w:szCs w:val="22"/>
-                  </w:rPr>
-                  <w:t>TotalText</w:t>
+                  <w:t>TotalIncludingVATText</w:t>
                 </w:r>
-                <w:proofErr w:type="spellEnd"/>
               </w:p>
             </w:tc>
           </w:sdtContent>
         </w:sdt>
         <w:tc>
           <w:tcPr>
-            <w:tcW w:w="960" w:type="dxa"/>
-            <w:tcBorders>
-              <w:top w:val="single" w:color="000000" w:sz="4" w:space="0"/>
-              <w:bottom w:val="single" w:color="000000" w:sz="12" w:space="0"/>
-            </w:tcBorders>
-            <w:vAlign w:val="center"/>
+            <w:tcW w:w="457" w:type="pct"/>
           </w:tcPr>
           <w:p>
             <w:pPr>
-              <w:pStyle w:val="Heading2"/>
-              <w:spacing w:before="120" w:after="120" w:line="240" w:lineRule="exact"/>
-              <w:cnfStyle w:val="010000000000" w:firstRow="0" w:lastRow="1" w:firstColumn="0" w:lastColumn="0" w:oddVBand="0" w:evenVBand="0" w:oddHBand="0" w:evenHBand="0" w:firstRowFirstColumn="0" w:firstRowLastColumn="0" w:lastRowFirstColumn="0" w:lastRowLastColumn="0"/>
+              <w:pStyle w:val="BCLabel"/>
+              <w:spacing w:before="120" w:after="120"/>
               <w:rPr>
-                <w:rFonts w:ascii="Segoe UI Semibold" w:hAnsi="Segoe UI Semibold" w:cs="Segoe UI Semibold"/>
-                <w:b w:val="0"/>
-                <w:sz w:val="22"/>
-                <w:szCs w:val="22"/>
                 <w:lang w:eastAsia="en-US"/>
               </w:rPr>
             </w:pPr>
@@ -2776,23 +2023,13 @@
         </w:tc>
         <w:tc>
           <w:tcPr>
-            <w:tcW w:w="425" w:type="dxa"/>
-            <w:tcBorders>
-              <w:top w:val="single" w:color="000000" w:sz="4" w:space="0"/>
-              <w:bottom w:val="single" w:color="000000" w:sz="12" w:space="0"/>
-            </w:tcBorders>
-            <w:vAlign w:val="center"/>
+            <w:tcW w:w="203" w:type="pct"/>
           </w:tcPr>
           <w:p>
             <w:pPr>
-              <w:pStyle w:val="Heading2"/>
-              <w:spacing w:before="120" w:after="120" w:line="240" w:lineRule="exact"/>
-              <w:cnfStyle w:val="010000000000" w:firstRow="0" w:lastRow="1" w:firstColumn="0" w:lastColumn="0" w:oddVBand="0" w:evenVBand="0" w:oddHBand="0" w:evenHBand="0" w:firstRowFirstColumn="0" w:firstRowLastColumn="0" w:lastRowFirstColumn="0" w:lastRowLastColumn="0"/>
+              <w:pStyle w:val="BCLabel"/>
+              <w:spacing w:before="120" w:after="120"/>
               <w:rPr>
-                <w:rFonts w:ascii="Segoe UI Semibold" w:hAnsi="Segoe UI Semibold" w:cs="Segoe UI Semibold"/>
-                <w:b w:val="0"/>
-                <w:sz w:val="22"/>
-                <w:szCs w:val="22"/>
                 <w:lang w:eastAsia="en-US"/>
               </w:rPr>
             </w:pPr>
@@ -2800,23 +2037,13 @@
         </w:tc>
         <w:tc>
           <w:tcPr>
-            <w:tcW w:w="429" w:type="dxa"/>
-            <w:tcBorders>
-              <w:top w:val="single" w:color="000000" w:sz="4" w:space="0"/>
-              <w:bottom w:val="single" w:color="000000" w:sz="12" w:space="0"/>
-            </w:tcBorders>
-            <w:vAlign w:val="center"/>
+            <w:tcW w:w="204" w:type="pct"/>
           </w:tcPr>
           <w:p>
             <w:pPr>
-              <w:pStyle w:val="Heading2"/>
-              <w:spacing w:before="120" w:after="120" w:line="240" w:lineRule="exact"/>
-              <w:cnfStyle w:val="010000000000" w:firstRow="0" w:lastRow="1" w:firstColumn="0" w:lastColumn="0" w:oddVBand="0" w:evenVBand="0" w:oddHBand="0" w:evenHBand="0" w:firstRowFirstColumn="0" w:firstRowLastColumn="0" w:lastRowFirstColumn="0" w:lastRowLastColumn="0"/>
+              <w:pStyle w:val="BCLabel"/>
+              <w:spacing w:before="120" w:after="120"/>
               <w:rPr>
-                <w:rFonts w:ascii="Segoe UI Semibold" w:hAnsi="Segoe UI Semibold" w:cs="Segoe UI Semibold"/>
-                <w:b w:val="0"/>
-                <w:sz w:val="22"/>
-                <w:szCs w:val="22"/>
                 <w:lang w:eastAsia="en-US"/>
               </w:rPr>
             </w:pPr>
@@ -2824,63 +2051,37 @@
         </w:tc>
         <w:tc>
           <w:tcPr>
-            <w:tcW w:w="3685" w:type="dxa"/>
-            <w:tcBorders>
-              <w:top w:val="single" w:color="000000" w:sz="4" w:space="0"/>
-              <w:bottom w:val="single" w:color="000000" w:sz="12" w:space="0"/>
-            </w:tcBorders>
-            <w:vAlign w:val="center"/>
+            <w:tcW w:w="1756" w:type="pct"/>
           </w:tcPr>
           <w:p>
             <w:pPr>
-              <w:pStyle w:val="Heading2"/>
-              <w:spacing w:before="120" w:after="120" w:line="240" w:lineRule="exact"/>
+              <w:pStyle w:val="BCLabelNumber"/>
+              <w:spacing w:before="120" w:after="120"/>
               <w:jc w:val="right"/>
-              <w:cnfStyle w:val="010000000000" w:firstRow="0" w:lastRow="1" w:firstColumn="0" w:lastColumn="0" w:oddVBand="0" w:evenVBand="0" w:oddHBand="0" w:evenHBand="0" w:firstRowFirstColumn="0" w:firstRowLastColumn="0" w:lastRowFirstColumn="0" w:lastRowLastColumn="0"/>
               <w:rPr>
-                <w:rFonts w:ascii="Segoe UI Semibold" w:hAnsi="Segoe UI Semibold" w:cs="Segoe UI Semibold"/>
-                <w:b w:val="0"/>
-                <w:sz w:val="22"/>
-                <w:szCs w:val="22"/>
                 <w:lang w:eastAsia="en-US"/>
               </w:rPr>
             </w:pPr>
             <w:r>
-              <w:rPr>
-                <w:rFonts w:ascii="Segoe UI Semibold" w:hAnsi="Segoe UI Semibold" w:eastAsia="Times New Roman" w:cs="Segoe UI Semibold"/>
-                <w:sz w:val="22"/>
-                <w:szCs w:val="22"/>
-              </w:rPr>
               <w:t> </w:t>
             </w:r>
-            <w:proofErr w:type="spellStart"/>
             <w:sdt>
               <w:sdtPr>
-                <w:rPr>
-                  <w:rFonts w:ascii="Segoe UI Semibold" w:hAnsi="Segoe UI Semibold" w:eastAsia="Times New Roman" w:cs="Segoe UI Semibold"/>
-                  <w:sz w:val="22"/>
-                  <w:szCs w:val="22"/>
-                </w:rPr>
                 <w:alias w:val="TotalAmountIncludingVAT"/>
                 <w:tag w:val="#BC:InsertDataItem,DataItems/Header/Totals/TotalAmountIncludingVAT"/>
                 <w:id w:val="-1587834767"/>
                 <w:placeholder>
                   <w:docPart w:val="76483E6C26294881AD51242C0A3AC39C"/>
                 </w:placeholder>
+                <w:dataBinding w:prefixMappings="&lt;xmlns:ns0='urn:microsoft-dynamics-nav/reports/Standard_Sales_Credit_Memo/1307/' " w:xpath="/ns0:NavWordReportXmlPart[1]/ns0:Header[1]/ns0:Totals[1]/ns0:TotalAmountIncludingVAT[1]" w:storeItemID="{00000000-0000-0000-0000-000000000000}"/>
                 <w15:color w:val="808080"/>
                 <w:text/>
-                <w:dataBinding w:prefixMappings="xmlns:ns0='urn:microsoft-dynamics-nav/reports/Standard_Sales_Credit_Memo/1307/'" w:xpath="/ns0:NavWordReportXmlPart[1]/ns0:Header[1]/ns0:Totals[1]/ns0:TotalAmountIncludingVAT[1]"/>
               </w:sdtPr>
+              <w:sdtEndPr/>
               <w:sdtContent>
                 <w:r>
-                  <w:rPr>
-                    <w:rFonts w:ascii="Segoe UI Semibold" w:hAnsi="Segoe UI Semibold" w:eastAsia="Times New Roman" w:cs="Segoe UI Semibold"/>
-                    <w:sz w:val="22"/>
-                    <w:szCs w:val="22"/>
-                  </w:rPr>
                   <w:t>TotalAmountIncludingVAT</w:t>
                 </w:r>
-                <w:proofErr w:type="spellEnd"/>
               </w:sdtContent>
             </w:sdt>
           </w:p>
@@ -2890,57 +2091,46 @@
     <w:p/>
     <w:tbl>
       <w:tblPr>
-        <w:tblW w:w="0" w:type="auto"/>
-        <w:tblCellMar>
-          <w:left w:w="0" w:type="dxa"/>
-          <w:right w:w="0" w:type="dxa"/>
-        </w:tblCellMar>
-        <w:tblLook w:val="0000" w:firstRow="0" w:lastRow="0" w:firstColumn="0" w:lastColumn="0" w:noHBand="0" w:noVBand="0"/>
+        <w:tblStyle w:val="BCBlockTable"/>
+        <w:tblW w:w="5000" w:type="pct"/>
+        <w:tblLook w:val="0620" w:firstRow="1" w:lastRow="0" w:firstColumn="0" w:lastColumn="0" w:noHBand="1" w:noVBand="1"/>
         <w:tblCaption w:val="Note Block"/>
+        <w:tblDescription w:val="Layout table. Used for positioning, not for tabular data."/>
       </w:tblPr>
       <w:tblGrid>
-        <w:gridCol w:w="10610"/>
+        <w:gridCol w:w="15686"/>
       </w:tblGrid>
       <w:tr>
+        <w:trPr>
+          <w:cnfStyle w:val="100000000000" w:firstRow="1" w:lastRow="0" w:firstColumn="0" w:lastColumn="0" w:oddVBand="0" w:evenVBand="0" w:oddHBand="0" w:evenHBand="0" w:firstRowFirstColumn="0" w:firstRowLastColumn="0" w:lastRowFirstColumn="0" w:lastRowLastColumn="0"/>
+          <w:cantSplit/>
+        </w:trPr>
         <w:sdt>
           <w:sdtPr>
-            <w:rPr>
-              <w:iCs/>
-              <w:sz w:val="22"/>
-              <w:szCs w:val="22"/>
-            </w:rPr>
             <w:alias w:val="WorkDescriptionLine"/>
             <w:tag w:val="#BC:InsertDataItem,DataItems/Header/WorkDescriptionLines/WorkDescriptionLine"/>
             <w:id w:val="1093668451"/>
             <w:placeholder>
               <w:docPart w:val="7118BD3021BA420DAB1CD05C39F00837"/>
             </w:placeholder>
+            <w:dataBinding w:prefixMappings="&lt;xmlns:ns0='urn:microsoft-dynamics-nav/reports/Standard_Sales_Credit_Memo/1307/' " w:xpath="/ns0:NavWordReportXmlPart[1]/ns0:Header[1]/ns0:WorkDescriptionLines[1]/ns0:WorkDescriptionLine[1]" w:storeItemID="{00000000-0000-0000-0000-000000000000}"/>
             <w15:color w:val="808080"/>
             <w:text/>
-            <w:dataBinding w:prefixMappings="xmlns:ns0='urn:microsoft-dynamics-nav/reports/Standard_Sales_Credit_Memo/1307/'" w:xpath="/ns0:NavWordReportXmlPart[1]/ns0:Header[1]/ns0:WorkDescriptionLines[1]/ns0:WorkDescriptionLine[1]"/>
           </w:sdtPr>
+          <w:sdtEndPr/>
           <w:sdtContent>
             <w:tc>
               <w:tcPr>
-                <w:tcW w:w="10610" w:type="dxa"/>
+                <w:tcW w:w="5000" w:type="pct"/>
               </w:tcPr>
               <w:p>
                 <w:pPr>
+                  <w:pStyle w:val="NoSpacing"/>
                   <w:ind w:right="26"/>
-                  <w:rPr>
-                    <w:i/>
-                  </w:rPr>
                 </w:pPr>
-                <w:proofErr w:type="spellStart"/>
                 <w:r>
-                  <w:rPr>
-                    <w:iCs/>
-                    <w:sz w:val="22"/>
-                    <w:szCs w:val="22"/>
-                  </w:rPr>
                   <w:t>WorkDescriptionLine</w:t>
                 </w:r>
-                <w:proofErr w:type="spellEnd"/>
               </w:p>
             </w:tc>
           </w:sdtContent>
@@ -2968,7 +2158,7 @@
         <w:kern w:val="2"/>
         <w:sz w:val="24"/>
         <w:szCs w:val="24"/>
-        <w:lang w:val="en-DK" w:eastAsia="en-DK" w:bidi="ar-SA"/>
+        <w:lang w:bidi="ar-SA"/>
         <w14:ligatures w14:val="standardContextual"/>
       </w:rPr>
     </w:rPrDefault>
@@ -3474,7 +2664,7 @@
       <w:kern w:val="0"/>
       <w:sz w:val="20"/>
       <w:szCs w:val="20"/>
-      <w:lang w:val="en-DK" w:eastAsia="en-DK"/>
+      <w:lang w:val="en-US" w:eastAsia="en-US"/>
       <w14:ligatures w14:val="none"/>
     </w:rPr>
     <w:tblPr/>
@@ -3667,11 +2857,237 @@
       <w:color w:val="666666"/>
     </w:rPr>
   </w:style>
+  <w:style w:type="paragraph" w:styleId="NoSpacing">
+    <w:name w:val="No Spacing"/>
+    <w:uiPriority w:val="1"/>
+    <w:qFormat/>
+    <w:rsid w:val="00416FC2"/>
+    <w:pPr>
+      <w:spacing w:after="0" w:line="240" w:lineRule="auto"/>
+    </w:pPr>
+    <w:rPr>
+      <w:rFonts w:eastAsiaTheme="minorHAnsi"/>
+      <w:color w:val="000000" w:themeColor="text1"/>
+    </w:rPr>
+  </w:style>
+  <w:style w:type="paragraph" w:customStyle="1" w:styleId="BCNumber">
+    <w:name w:val="BC Number"/>
+    <w:basedOn w:val="NoSpacing"/>
+    <w:next w:val="Normal"/>
+    <w:uiPriority w:val="2"/>
+    <w:qFormat/>
+    <w:rPr>
+      <w14:numSpacing w14:val="tabular"/>
+    </w:rPr>
+  </w:style>
+  <w:style w:type="paragraph" w:customStyle="1" w:styleId="BCLabel">
+    <w:name w:val="BC Label"/>
+    <w:basedOn w:val="NoSpacing"/>
+    <w:next w:val="Normal"/>
+    <w:uiPriority w:val="2"/>
+    <w:qFormat/>
+    <w:pPr>
+      <w:keepNext/>
+    </w:pPr>
+    <w:rPr>
+      <w:rFonts w:asciiTheme="majorHAnsi" w:eastAsiaTheme="majorEastAsia" w:hAnsiTheme="majorHAnsi" w:cstheme="majorBidi"/>
+    </w:rPr>
+  </w:style>
+  <w:style w:type="paragraph" w:customStyle="1" w:styleId="BCLabelNumber">
+    <w:name w:val="BC Label Number"/>
+    <w:basedOn w:val="BCLabel"/>
+    <w:next w:val="Normal"/>
+    <w:uiPriority w:val="2"/>
+    <w:qFormat/>
+    <w:rPr>
+      <w14:numSpacing w14:val="tabular"/>
+    </w:rPr>
+  </w:style>
+  <w:style w:type="table" w:customStyle="1" w:styleId="BCBlockTable">
+    <w:name w:val="BC Block Table"/>
+    <w:basedOn w:val="TableNormal"/>
+    <w:uiPriority w:val="99"/>
+    <w:qFormat/>
+    <w:pPr>
+      <w:spacing w:after="0" w:line="240" w:lineRule="auto"/>
+    </w:pPr>
+    <w:tblPr>
+      <w:tblStyleRowBandSize w:val="1"/>
+      <w:tblStyleColBandSize w:val="1"/>
+      <w:tblCellMar>
+        <w:left w:w="0" w:type="dxa"/>
+        <w:right w:w="0" w:type="dxa"/>
+      </w:tblCellMar>
+    </w:tblPr>
+    <w:tblStylePr w:type="firstRow">
+      <w:rPr>
+        <w:rFonts w:asciiTheme="majorHAnsi" w:hAnsiTheme="majorHAnsi" w:cstheme="majorBidi"/>
+      </w:rPr>
+      <w:tblPr/>
+      <w:tcPr>
+        <w:vAlign w:val="top"/>
+      </w:tcPr>
+    </w:tblStylePr>
+  </w:style>
+  <w:style w:type="table" w:customStyle="1" w:styleId="BCDataTable">
+    <w:name w:val="BC Data Table"/>
+    <w:basedOn w:val="TableNormal"/>
+    <w:uiPriority w:val="99"/>
+    <w:qFormat/>
+    <w:pPr>
+      <w:spacing w:after="0" w:line="240" w:lineRule="auto"/>
+    </w:pPr>
+    <w:tblPr>
+      <w:tblStyleRowBandSize w:val="1"/>
+      <w:tblStyleColBandSize w:val="1"/>
+      <w:tblCellMar>
+        <w:left w:w="115" w:type="dxa"/>
+        <w:right w:w="115" w:type="dxa"/>
+      </w:tblCellMar>
+    </w:tblPr>
+    <w:tcPr>
+      <w:vAlign w:val="center"/>
+    </w:tcPr>
+    <w:tblStylePr w:type="firstRow">
+      <w:pPr>
+        <w:spacing w:before="160" w:after="80"/>
+      </w:pPr>
+      <w:rPr>
+        <w:rFonts w:asciiTheme="majorHAnsi" w:hAnsiTheme="majorHAnsi" w:cstheme="majorBidi"/>
+      </w:rPr>
+      <w:tblPr/>
+      <w:tcPr>
+        <w:tcBorders>
+          <w:bottom w:val="single" w:sz="4" w:space="0" w:color="000000" w:themeColor="text1"/>
+        </w:tcBorders>
+        <w:vAlign w:val="top"/>
+      </w:tcPr>
+    </w:tblStylePr>
+    <w:tblStylePr w:type="lastRow">
+      <w:tblPr/>
+      <w:tcPr>
+        <w:tcBorders>
+          <w:bottom w:val="single" w:sz="4" w:space="0" w:color="E8E8E8" w:themeColor="background2"/>
+        </w:tcBorders>
+      </w:tcPr>
+    </w:tblStylePr>
+    <w:tblStylePr w:type="band1Horz">
+      <w:tblPr/>
+      <w:tcPr>
+        <w:shd w:val="clear" w:color="auto" w:fill="auto"/>
+      </w:tcPr>
+    </w:tblStylePr>
+    <w:tblStylePr w:type="band2Horz">
+      <w:tblPr/>
+      <w:tcPr>
+        <w:shd w:val="clear" w:color="auto" w:fill="FAE2D5" w:themeFill="accent2" w:themeFillTint="33"/>
+      </w:tcPr>
+    </w:tblStylePr>
+  </w:style>
+  <w:style w:type="table" w:customStyle="1" w:styleId="BCTotalsTable">
+    <w:name w:val="BC Totals Table"/>
+    <w:basedOn w:val="TableNormal"/>
+    <w:uiPriority w:val="99"/>
+    <w:qFormat/>
+    <w:pPr>
+      <w:spacing w:after="0" w:line="240" w:lineRule="auto"/>
+    </w:pPr>
+    <w:tblPr>
+      <w:tblStyleRowBandSize w:val="1"/>
+      <w:tblStyleColBandSize w:val="1"/>
+      <w:tblCellMar>
+        <w:left w:w="115" w:type="dxa"/>
+        <w:right w:w="115" w:type="dxa"/>
+      </w:tblCellMar>
+    </w:tblPr>
+    <w:tcPr>
+      <w:vAlign w:val="center"/>
+    </w:tcPr>
+    <w:tblStylePr w:type="lastRow">
+      <w:rPr>
+        <w:rFonts w:asciiTheme="majorHAnsi" w:hAnsiTheme="majorHAnsi" w:cstheme="majorBidi"/>
+      </w:rPr>
+      <w:tblPr/>
+      <w:tcPr>
+        <w:tcBorders>
+          <w:top w:val="single" w:sz="4" w:space="0" w:color="000000" w:themeColor="text1"/>
+          <w:bottom w:val="single" w:sz="8" w:space="0" w:color="000000" w:themeColor="text1"/>
+        </w:tcBorders>
+      </w:tcPr>
+    </w:tblStylePr>
+  </w:style>
+  <w:style w:type="table" w:customStyle="1" w:styleId="BCCalculationTable">
+    <w:name w:val="BC Calculation Table"/>
+    <w:basedOn w:val="TableNormal"/>
+    <w:uiPriority w:val="99"/>
+    <w:qFormat/>
+    <w:pPr>
+      <w:spacing w:after="0" w:line="240" w:lineRule="auto"/>
+    </w:pPr>
+    <w:tblPr>
+      <w:tblStyleRowBandSize w:val="1"/>
+      <w:tblStyleColBandSize w:val="1"/>
+      <w:tblCellMar>
+        <w:top w:w="58" w:type="dxa"/>
+        <w:left w:w="0" w:type="dxa"/>
+        <w:bottom w:w="58" w:type="dxa"/>
+        <w:right w:w="0" w:type="dxa"/>
+      </w:tblCellMar>
+    </w:tblPr>
+    <w:tcPr>
+      <w:vAlign w:val="center"/>
+    </w:tcPr>
+    <w:tblStylePr w:type="firstRow">
+      <w:rPr>
+        <w:rFonts w:asciiTheme="majorHAnsi" w:hAnsiTheme="majorHAnsi" w:cstheme="majorBidi"/>
+      </w:rPr>
+      <w:tblPr/>
+      <w:tcPr>
+        <w:vAlign w:val="bottom"/>
+      </w:tcPr>
+    </w:tblStylePr>
+    <w:tblStylePr w:type="lastRow">
+      <w:rPr>
+        <w:rFonts w:asciiTheme="majorHAnsi" w:hAnsiTheme="majorHAnsi" w:cstheme="majorBidi"/>
+      </w:rPr>
+      <w:tblPr/>
+      <w:tcPr>
+        <w:tcBorders>
+          <w:top w:val="single" w:sz="4" w:space="0" w:color="000000" w:themeColor="text1"/>
+        </w:tcBorders>
+      </w:tcPr>
+    </w:tblStylePr>
+  </w:style>
+  <w:style w:type="table" w:customStyle="1" w:styleId="BCSignatureTable">
+    <w:name w:val="BC Signature Table"/>
+    <w:basedOn w:val="TableNormal"/>
+    <w:uiPriority w:val="99"/>
+    <w:qFormat/>
+    <w:pPr>
+      <w:spacing w:after="0" w:line="240" w:lineRule="auto"/>
+    </w:pPr>
+    <w:tblPr>
+      <w:tblStyleRowBandSize w:val="1"/>
+      <w:tblStyleColBandSize w:val="1"/>
+      <w:tblCellMar>
+        <w:left w:w="0" w:type="dxa"/>
+        <w:right w:w="0" w:type="dxa"/>
+      </w:tblCellMar>
+    </w:tblPr>
+    <w:tblStylePr w:type="lastRow">
+      <w:tblPr/>
+      <w:tcPr>
+        <w:tcBorders>
+          <w:bottom w:val="single" w:sz="4" w:space="0" w:color="000000" w:themeColor="text1"/>
+        </w:tcBorders>
+      </w:tcPr>
+    </w:tblStylePr>
+  </w:style>
 </w:styles>
 </file>
 
 <file path=word/glossary/document.xml><?xml version="1.0" encoding="utf-8"?>
-<w:glossaryDocument xmlns:wpc="http://schemas.microsoft.com/office/word/2010/wordprocessingCanvas" xmlns:cx="http://schemas.microsoft.com/office/drawing/2014/chartex" xmlns:cx1="http://schemas.microsoft.com/office/drawing/2015/9/8/chartex" xmlns:cx2="http://schemas.microsoft.com/office/drawing/2015/10/21/chartex" xmlns:cx3="http://schemas.microsoft.com/office/drawing/2016/5/9/chartex" xmlns:cx4="http://schemas.microsoft.com/office/drawing/2016/5/10/chartex" xmlns:cx5="http://schemas.microsoft.com/office/drawing/2016/5/11/chartex" xmlns:cx6="http://schemas.microsoft.com/office/drawing/2016/5/12/chartex" xmlns:cx7="http://schemas.microsoft.com/office/drawing/2016/5/13/chartex" xmlns:cx8="http://schemas.microsoft.com/office/drawing/2016/5/14/chartex" xmlns:mc="http://schemas.openxmlformats.org/markup-compatibility/2006" xmlns:aink="http://schemas.microsoft.com/office/drawing/2016/ink" xmlns:am3d="http://schemas.microsoft.com/office/drawing/2017/model3d" xmlns:o="urn:schemas-microsoft-com:office:office" xmlns:oel="http://schemas.microsoft.com/office/2019/extlst" xmlns:r="http://schemas.openxmlformats.org/officeDocument/2006/relationships" xmlns:m="http://schemas.openxmlformats.org/officeDocument/2006/math" xmlns:v="urn:schemas-microsoft-com:vml" xmlns:wp14="http://schemas.microsoft.com/office/word/2010/wordprocessingDrawing" xmlns:wp="http://schemas.openxmlformats.org/drawingml/2006/wordprocessingDrawing" xmlns:w10="urn:schemas-microsoft-com:office:word" xmlns:w="http://schemas.openxmlformats.org/wordprocessingml/2006/main" xmlns:w14="http://schemas.microsoft.com/office/word/2010/wordml" xmlns:w15="http://schemas.microsoft.com/office/word/2012/wordml" xmlns:w16cex="http://schemas.microsoft.com/office/word/2018/wordml/cex" xmlns:w16cid="http://schemas.microsoft.com/office/word/2016/wordml/cid" xmlns:w16="http://schemas.microsoft.com/office/word/2018/wordml" xmlns:w16du="http://schemas.microsoft.com/office/word/2023/wordml/word16du" xmlns:w16sdtdh="http://schemas.microsoft.com/office/word/2020/wordml/sdtdatahash" xmlns:w16sdtfl="http://schemas.microsoft.com/office/word/2024/wordml/sdtformatlock" xmlns:w16se="http://schemas.microsoft.com/office/word/2015/wordml/symex" xmlns:wpg="http://schemas.microsoft.com/office/word/2010/wordprocessingGroup" xmlns:wpi="http://schemas.microsoft.com/office/word/2010/wordprocessingInk" xmlns:wne="http://schemas.microsoft.com/office/word/2006/wordml" xmlns:wps="http://schemas.microsoft.com/office/word/2010/wordprocessingShape" mc:Ignorable="w14 w15 w16se w16cid w16 w16cex w16sdtdh w16sdtfl w16du wp14">
+<w:glossaryDocument xmlns:wpc="http://schemas.microsoft.com/office/word/2010/wordprocessingCanvas" xmlns:cx="http://schemas.microsoft.com/office/drawing/2014/chartex" xmlns:cx1="http://schemas.microsoft.com/office/drawing/2015/9/8/chartex" xmlns:cx2="http://schemas.microsoft.com/office/drawing/2015/10/21/chartex" xmlns:cx3="http://schemas.microsoft.com/office/drawing/2016/5/9/chartex" xmlns:cx4="http://schemas.microsoft.com/office/drawing/2016/5/10/chartex" xmlns:cx5="http://schemas.microsoft.com/office/drawing/2016/5/11/chartex" xmlns:cx6="http://schemas.microsoft.com/office/drawing/2016/5/12/chartex" xmlns:cx7="http://schemas.microsoft.com/office/drawing/2016/5/13/chartex" xmlns:cx8="http://schemas.microsoft.com/office/drawing/2016/5/14/chartex" xmlns:mc="http://schemas.openxmlformats.org/markup-compatibility/2006" xmlns:aink="http://schemas.microsoft.com/office/drawing/2016/ink" xmlns:am3d="http://schemas.microsoft.com/office/drawing/2017/model3d" xmlns:o="urn:schemas-microsoft-com:office:office" xmlns:oel="http://schemas.microsoft.com/office/2019/extlst" xmlns:r="http://schemas.openxmlformats.org/officeDocument/2006/relationships" xmlns:m="http://schemas.openxmlformats.org/officeDocument/2006/math" xmlns:v="urn:schemas-microsoft-com:vml" xmlns:wp14="http://schemas.microsoft.com/office/word/2010/wordprocessingDrawing" xmlns:wp="http://schemas.openxmlformats.org/drawingml/2006/wordprocessingDrawing" xmlns:w10="urn:schemas-microsoft-com:office:word" xmlns:w="http://schemas.openxmlformats.org/wordprocessingml/2006/main" xmlns:w14="http://schemas.microsoft.com/office/word/2010/wordml" xmlns:w15="http://schemas.microsoft.com/office/word/2012/wordml" xmlns:w16cei="http://schemas.microsoft.com/office/word/2026/wordml/cei" xmlns:w16cex="http://schemas.microsoft.com/office/word/2018/wordml/cex" xmlns:w16cid="http://schemas.microsoft.com/office/word/2016/wordml/cid" xmlns:w16="http://schemas.microsoft.com/office/word/2018/wordml" xmlns:w16du="http://schemas.microsoft.com/office/word/2023/wordml/word16du" xmlns:w16sdtdh="http://schemas.microsoft.com/office/word/2020/wordml/sdtdatahash" xmlns:w16sdtfl="http://schemas.microsoft.com/office/word/2024/wordml/sdtformatlock" xmlns:w16se="http://schemas.microsoft.com/office/word/2015/wordml/symex" xmlns:wpg="http://schemas.microsoft.com/office/word/2010/wordprocessingGroup" xmlns:wpi="http://schemas.microsoft.com/office/word/2010/wordprocessingInk" xmlns:wne="http://schemas.microsoft.com/office/word/2006/wordml" xmlns:wps="http://schemas.microsoft.com/office/word/2010/wordprocessingShape" mc:Ignorable="w14 w15 w16se w16cid w16 w16cex w16sdtdh w16sdtfl w16du wp14">
   <w:docParts>
     <w:docPart>
       <w:docPartPr>
@@ -4011,35 +3427,6 @@
         <w:p>
           <w:pPr>
             <w:pStyle w:val="867B8FF74A56475EB44E32D0412F7D1A"/>
-          </w:pPr>
-          <w:r>
-            <w:rPr>
-              <w:rStyle w:val="PlaceholderText"/>
-            </w:rPr>
-            <w:t>Click or tap here to enter text.</w:t>
-          </w:r>
-        </w:p>
-      </w:docPartBody>
-    </w:docPart>
-    <w:docPart>
-      <w:docPartPr>
-        <w:name w:val="5F67B1591FB7456B82FB133B1B959913"/>
-        <w:category>
-          <w:name w:val="General"/>
-          <w:gallery w:val="placeholder"/>
-        </w:category>
-        <w:types>
-          <w:type w:val="bbPlcHdr"/>
-        </w:types>
-        <w:behaviors>
-          <w:behavior w:val="content"/>
-        </w:behaviors>
-        <w:guid w:val="{0ACD14CD-9EAD-4AFC-A4C0-AB2CCBA9FD4A}"/>
-      </w:docPartPr>
-      <w:docPartBody>
-        <w:p>
-          <w:pPr>
-            <w:pStyle w:val="5F67B1591FB7456B82FB133B1B959913"/>
           </w:pPr>
           <w:r>
             <w:rPr>
@@ -4571,7 +3958,7 @@
     </w:docPart>
     <w:docPart>
       <w:docPartPr>
-        <w:name w:val="7DE8AF6673594E96A32576622076C01B"/>
+        <w:name w:val="4CA4107B1DF3425DBC71E6102AC5792D"/>
         <w:category>
           <w:name w:val="General"/>
           <w:gallery w:val="placeholder"/>
@@ -4582,12 +3969,12 @@
         <w:behaviors>
           <w:behavior w:val="content"/>
         </w:behaviors>
-        <w:guid w:val="{EFF684E8-B318-4893-A428-3E7BF063D359}"/>
+        <w:guid w:val="{ADC34F0C-310B-433D-8BB0-8064665187C6}"/>
       </w:docPartPr>
       <w:docPartBody>
         <w:p>
           <w:pPr>
-            <w:pStyle w:val="7DE8AF6673594E96A32576622076C01B"/>
+            <w:pStyle w:val="4CA4107B1DF3425DBC71E6102AC5792D"/>
           </w:pPr>
           <w:r>
             <w:rPr>
@@ -4600,7 +3987,7 @@
     </w:docPart>
     <w:docPart>
       <w:docPartPr>
-        <w:name w:val="694FE79F6BF445F1A7D1E44F89A49422"/>
+        <w:name w:val="6911641C5B724D4288B1C98CBC765C36"/>
         <w:category>
           <w:name w:val="General"/>
           <w:gallery w:val="placeholder"/>
@@ -4611,12 +3998,186 @@
         <w:behaviors>
           <w:behavior w:val="content"/>
         </w:behaviors>
-        <w:guid w:val="{4050E156-FC41-470C-BCC7-6C6A880E3977}"/>
+        <w:guid w:val="{56EAE28D-7945-4970-BEF7-38F5739D6BBE}"/>
       </w:docPartPr>
       <w:docPartBody>
         <w:p>
           <w:pPr>
-            <w:pStyle w:val="694FE79F6BF445F1A7D1E44F89A49422"/>
+            <w:pStyle w:val="6911641C5B724D4288B1C98CBC765C36"/>
+          </w:pPr>
+          <w:r>
+            <w:rPr>
+              <w:rStyle w:val="PlaceholderText"/>
+            </w:rPr>
+            <w:t>Click or tap here to enter text.</w:t>
+          </w:r>
+        </w:p>
+      </w:docPartBody>
+    </w:docPart>
+    <w:docPart>
+      <w:docPartPr>
+        <w:name w:val="3AC3F1CDDF3347FFBFEA7B8944332020"/>
+        <w:category>
+          <w:name w:val="General"/>
+          <w:gallery w:val="placeholder"/>
+        </w:category>
+        <w:types>
+          <w:type w:val="bbPlcHdr"/>
+        </w:types>
+        <w:behaviors>
+          <w:behavior w:val="content"/>
+        </w:behaviors>
+        <w:guid w:val="{D35496EA-D0A6-4743-8CF4-B3401E4BDF57}"/>
+      </w:docPartPr>
+      <w:docPartBody>
+        <w:p>
+          <w:pPr>
+            <w:pStyle w:val="3AC3F1CDDF3347FFBFEA7B8944332020"/>
+          </w:pPr>
+          <w:r>
+            <w:rPr>
+              <w:rStyle w:val="PlaceholderText"/>
+            </w:rPr>
+            <w:t>Click or tap here to enter text.</w:t>
+          </w:r>
+        </w:p>
+      </w:docPartBody>
+    </w:docPart>
+    <w:docPart>
+      <w:docPartPr>
+        <w:name w:val="E2F4483515F14252A33C4BA7145FA2F5"/>
+        <w:category>
+          <w:name w:val="General"/>
+          <w:gallery w:val="placeholder"/>
+        </w:category>
+        <w:types>
+          <w:type w:val="bbPlcHdr"/>
+        </w:types>
+        <w:behaviors>
+          <w:behavior w:val="content"/>
+        </w:behaviors>
+        <w:guid w:val="{AC04DDDB-0844-4B7F-A0A3-AB35D25DF9F7}"/>
+      </w:docPartPr>
+      <w:docPartBody>
+        <w:p>
+          <w:pPr>
+            <w:pStyle w:val="E2F4483515F14252A33C4BA7145FA2F5"/>
+          </w:pPr>
+          <w:r>
+            <w:rPr>
+              <w:rStyle w:val="PlaceholderText"/>
+            </w:rPr>
+            <w:t>Click or tap here to enter text.</w:t>
+          </w:r>
+        </w:p>
+      </w:docPartBody>
+    </w:docPart>
+    <w:docPart>
+      <w:docPartPr>
+        <w:name w:val="226A145E7E24423BA6AB270BE04723AD"/>
+        <w:category>
+          <w:name w:val="General"/>
+          <w:gallery w:val="placeholder"/>
+        </w:category>
+        <w:types>
+          <w:type w:val="bbPlcHdr"/>
+        </w:types>
+        <w:behaviors>
+          <w:behavior w:val="content"/>
+        </w:behaviors>
+        <w:guid w:val="{DE478837-D1C4-4914-B0E7-D588053740A3}"/>
+      </w:docPartPr>
+      <w:docPartBody>
+        <w:p>
+          <w:pPr>
+            <w:pStyle w:val="226A145E7E24423BA6AB270BE04723AD"/>
+          </w:pPr>
+          <w:r>
+            <w:rPr>
+              <w:rStyle w:val="PlaceholderText"/>
+            </w:rPr>
+            <w:t>Click or tap here to enter text.</w:t>
+          </w:r>
+        </w:p>
+      </w:docPartBody>
+    </w:docPart>
+    <w:docPart>
+      <w:docPartPr>
+        <w:name w:val="9FDF26F4929F4EE5A43C49E3DDC6C6AF"/>
+        <w:category>
+          <w:name w:val="General"/>
+          <w:gallery w:val="placeholder"/>
+        </w:category>
+        <w:types>
+          <w:type w:val="bbPlcHdr"/>
+        </w:types>
+        <w:behaviors>
+          <w:behavior w:val="content"/>
+        </w:behaviors>
+        <w:guid w:val="{532A8297-470C-4B4A-82CE-5941BC7B5212}"/>
+      </w:docPartPr>
+      <w:docPartBody>
+        <w:p>
+          <w:pPr>
+            <w:pStyle w:val="9FDF26F4929F4EE5A43C49E3DDC6C6AF"/>
+          </w:pPr>
+          <w:r>
+            <w:rPr>
+              <w:rStyle w:val="PlaceholderText"/>
+            </w:rPr>
+            <w:t>Click or tap here to enter text.</w:t>
+          </w:r>
+        </w:p>
+      </w:docPartBody>
+    </w:docPart>
+    <w:docPart>
+      <w:docPartPr>
+        <w:name w:val="89EA0267E9114D40B76FDCC883BF5699"/>
+        <w:category>
+          <w:name w:val="General"/>
+          <w:gallery w:val="placeholder"/>
+        </w:category>
+        <w:types>
+          <w:type w:val="bbPlcHdr"/>
+        </w:types>
+        <w:behaviors>
+          <w:behavior w:val="content"/>
+        </w:behaviors>
+        <w:guid w:val="{487E79F5-2CCB-402B-A3E8-B0CFE19AD9AD}"/>
+      </w:docPartPr>
+      <w:docPartBody>
+        <w:p>
+          <w:pPr>
+            <w:pStyle w:val="89EA0267E9114D40B76FDCC883BF5699"/>
+          </w:pPr>
+          <w:r>
+            <w:rPr>
+              <w:rStyle w:val="PlaceholderText"/>
+            </w:rPr>
+            <w:t>Click or tap here to enter text.</w:t>
+          </w:r>
+        </w:p>
+      </w:docPartBody>
+    </w:docPart>
+    <w:docPart>
+      <w:docPartPr>
+        <w:name w:val="CC3396102B1A4C408690A5D968078A07"/>
+        <w:category>
+          <w:name w:val="General"/>
+          <w:gallery w:val="placeholder"/>
+        </w:category>
+        <w:types>
+          <w:type w:val="bbPlcHdr"/>
+        </w:types>
+        <w:behaviors>
+          <w:behavior w:val="content"/>
+        </w:behaviors>
+        <w:guid w:val="{781165E2-0917-48E2-BEDB-FF592C0838CA}"/>
+      </w:docPartPr>
+      <w:docPartBody>
+        <w:p>
+          <w:pPr>
+            <w:pStyle w:val="CC3396102B1A4C408690A5D968078A07"/>
           </w:pPr>
           <w:r>
             <w:rPr>
@@ -4673,13 +4234,6 @@
     <w:pitch w:val="variable"/>
     <w:sig w:usb0="E4002EFF" w:usb1="C000E47F" w:usb2="00000009" w:usb3="00000000" w:csb0="000001FF" w:csb1="00000000"/>
   </w:font>
-  <w:font w:name="Arial">
-    <w:panose1 w:val="020B0604020202020204"/>
-    <w:charset w:val="00"/>
-    <w:family w:val="swiss"/>
-    <w:pitch w:val="variable"/>
-    <w:sig w:usb0="E0002EFF" w:usb1="C000785B" w:usb2="00000009" w:usb3="00000000" w:csb0="000001FF" w:csb1="00000000"/>
-  </w:font>
 </w:fonts>
 </file>
 
@@ -4687,6 +4241,7 @@
 <w:settings xmlns:mc="http://schemas.openxmlformats.org/markup-compatibility/2006" xmlns:o="urn:schemas-microsoft-com:office:office" xmlns:r="http://schemas.openxmlformats.org/officeDocument/2006/relationships" xmlns:m="http://schemas.openxmlformats.org/officeDocument/2006/math" xmlns:v="urn:schemas-microsoft-com:vml" xmlns:w10="urn:schemas-microsoft-com:office:word" xmlns:w="http://schemas.openxmlformats.org/wordprocessingml/2006/main" xmlns:w14="http://schemas.microsoft.com/office/word/2010/wordml" xmlns:w15="http://schemas.microsoft.com/office/word/2012/wordml" xmlns:w16cex="http://schemas.microsoft.com/office/word/2018/wordml/cex" xmlns:w16cid="http://schemas.microsoft.com/office/word/2016/wordml/cid" xmlns:w16="http://schemas.microsoft.com/office/word/2018/wordml" xmlns:w16du="http://schemas.microsoft.com/office/word/2023/wordml/word16du" xmlns:w16sdtdh="http://schemas.microsoft.com/office/word/2020/wordml/sdtdatahash" xmlns:w16sdtfl="http://schemas.microsoft.com/office/word/2024/wordml/sdtformatlock" xmlns:w16se="http://schemas.microsoft.com/office/word/2015/wordml/symex" xmlns:sl="http://schemas.openxmlformats.org/schemaLibrary/2006/main" mc:Ignorable="w14 w15 w16se w16cid w16 w16cex w16sdtdh w16sdtfl w16du">
   <w:view w:val="normal"/>
   <w:defaultTabStop w:val="720"/>
+  <w:hyphenationZone w:val="425"/>
   <w:characterSpacingControl w:val="doNotCompress"/>
   <w:compat>
     <w:useFELayout/>
@@ -4702,10 +4257,16 @@
     <w:rsid w:val="001C3543"/>
     <w:rsid w:val="00380644"/>
     <w:rsid w:val="004D3004"/>
+    <w:rsid w:val="006203BB"/>
     <w:rsid w:val="006B1F0E"/>
+    <w:rsid w:val="00757D5E"/>
     <w:rsid w:val="00802AAB"/>
+    <w:rsid w:val="0081144B"/>
     <w:rsid w:val="008F75F7"/>
+    <w:rsid w:val="00965189"/>
     <w:rsid w:val="009C0972"/>
+    <w:rsid w:val="00BB0DA1"/>
+    <w:rsid w:val="00E5711F"/>
   </w:rsids>
   <m:mathPr>
     <m:mathFont m:val="Cambria Math"/>
@@ -4720,9 +4281,9 @@
     <m:intLim m:val="subSup"/>
     <m:naryLim m:val="undOvr"/>
   </m:mathPr>
-  <w:themeFontLang w:val="en-DK"/>
+  <w:themeFontLang/>
   <w:clrSchemeMapping w:bg1="light1" w:t1="dark1" w:bg2="light2" w:t2="dark2" w:accent1="accent1" w:accent2="accent2" w:accent3="accent3" w:accent4="accent4" w:accent5="accent5" w:accent6="accent6" w:hyperlink="hyperlink" w:followedHyperlink="followedHyperlink"/>
-  <w:decimalSymbol w:val=","/>
+  <w:decimalSymbol w:val="."/>
   <w:listSeparator w:val=","/>
   <w15:chartTrackingRefBased/>
 </w:settings>
@@ -4737,7 +4298,7 @@
         <w:kern w:val="2"/>
         <w:sz w:val="24"/>
         <w:szCs w:val="24"/>
-        <w:lang w:val="en-DK" w:eastAsia="en-DK" w:bidi="ar-SA"/>
+        <w:lang w:bidi="ar-SA"/>
         <w14:ligatures w14:val="standardContextual"/>
       </w:rPr>
     </w:rPrDefault>
@@ -5161,7 +4722,7 @@
     <w:basedOn w:val="DefaultParagraphFont"/>
     <w:uiPriority w:val="99"/>
     <w:semiHidden/>
-    <w:rsid w:val="006B1F0E"/>
+    <w:rsid w:val="0081144B"/>
     <w:rPr>
       <w:color w:val="666666"/>
     </w:rPr>
@@ -5413,6 +4974,293 @@
   <w:style w:type="paragraph" w:customStyle="1" w:styleId="694FE79F6BF445F1A7D1E44F89A49422">
     <w:name w:val="694FE79F6BF445F1A7D1E44F89A49422"/>
     <w:rsid w:val="006B1F0E"/>
+  </w:style>
+  <w:style w:type="paragraph" w:customStyle="1" w:styleId="E2B2A5FD4DE9461F9B3D3FCFA50DED7A">
+    <w:name w:val="E2B2A5FD4DE9461F9B3D3FCFA50DED7A"/>
+    <w:rsid w:val="0081144B"/>
+    <w:rPr>
+      <w:lang w:val="da-DK" w:eastAsia="da-DK"/>
+    </w:rPr>
+  </w:style>
+  <w:style w:type="paragraph" w:customStyle="1" w:styleId="E8DE1BB4B90D4B7BAE7CC00C799B5077">
+    <w:name w:val="E8DE1BB4B90D4B7BAE7CC00C799B5077"/>
+    <w:rsid w:val="0081144B"/>
+    <w:rPr>
+      <w:lang w:val="da-DK" w:eastAsia="da-DK"/>
+    </w:rPr>
+  </w:style>
+  <w:style w:type="paragraph" w:customStyle="1" w:styleId="8898DBB4A75A4698B4BD098A95D64797">
+    <w:name w:val="8898DBB4A75A4698B4BD098A95D64797"/>
+    <w:rsid w:val="0081144B"/>
+    <w:rPr>
+      <w:lang w:val="da-DK" w:eastAsia="da-DK"/>
+    </w:rPr>
+  </w:style>
+  <w:style w:type="paragraph" w:customStyle="1" w:styleId="D93A0753F1BA474DB9D580C71F9F1907">
+    <w:name w:val="D93A0753F1BA474DB9D580C71F9F1907"/>
+    <w:rsid w:val="0081144B"/>
+    <w:rPr>
+      <w:lang w:val="da-DK" w:eastAsia="da-DK"/>
+    </w:rPr>
+  </w:style>
+  <w:style w:type="paragraph" w:customStyle="1" w:styleId="305FCEB6066F416E8D08E7D136802EE0">
+    <w:name w:val="305FCEB6066F416E8D08E7D136802EE0"/>
+    <w:rsid w:val="0081144B"/>
+    <w:rPr>
+      <w:lang w:val="da-DK" w:eastAsia="da-DK"/>
+    </w:rPr>
+  </w:style>
+  <w:style w:type="paragraph" w:customStyle="1" w:styleId="614C09DC434641AA9313765AA4A60B18">
+    <w:name w:val="614C09DC434641AA9313765AA4A60B18"/>
+    <w:rsid w:val="0081144B"/>
+    <w:rPr>
+      <w:lang w:val="da-DK" w:eastAsia="da-DK"/>
+    </w:rPr>
+  </w:style>
+  <w:style w:type="paragraph" w:customStyle="1" w:styleId="1EB980A30DB74701A044B612EB7CDAC3">
+    <w:name w:val="1EB980A30DB74701A044B612EB7CDAC3"/>
+    <w:rsid w:val="0081144B"/>
+    <w:rPr>
+      <w:lang w:val="da-DK" w:eastAsia="da-DK"/>
+    </w:rPr>
+  </w:style>
+  <w:style w:type="paragraph" w:customStyle="1" w:styleId="47FC6A25A6EF400B8F84FFB60425ACCF">
+    <w:name w:val="47FC6A25A6EF400B8F84FFB60425ACCF"/>
+    <w:rsid w:val="0081144B"/>
+    <w:rPr>
+      <w:lang w:val="da-DK" w:eastAsia="da-DK"/>
+    </w:rPr>
+  </w:style>
+  <w:style w:type="paragraph" w:customStyle="1" w:styleId="A3CC0FD04CFD4F83A9852E5B5EA382FC">
+    <w:name w:val="A3CC0FD04CFD4F83A9852E5B5EA382FC"/>
+    <w:rsid w:val="0081144B"/>
+    <w:rPr>
+      <w:lang w:val="da-DK" w:eastAsia="da-DK"/>
+    </w:rPr>
+  </w:style>
+  <w:style w:type="paragraph" w:customStyle="1" w:styleId="8582605EE5FD40FFB4EA1FB0CEF8EA82">
+    <w:name w:val="8582605EE5FD40FFB4EA1FB0CEF8EA82"/>
+    <w:rsid w:val="0081144B"/>
+    <w:rPr>
+      <w:lang w:val="da-DK" w:eastAsia="da-DK"/>
+    </w:rPr>
+  </w:style>
+  <w:style w:type="paragraph" w:customStyle="1" w:styleId="55C88A948F734C078C1E4C47E9CA178F">
+    <w:name w:val="55C88A948F734C078C1E4C47E9CA178F"/>
+    <w:rsid w:val="0081144B"/>
+    <w:rPr>
+      <w:lang w:val="da-DK" w:eastAsia="da-DK"/>
+    </w:rPr>
+  </w:style>
+  <w:style w:type="paragraph" w:customStyle="1" w:styleId="EA5ACEE23E664FA5A7950DEB36CA10A2">
+    <w:name w:val="EA5ACEE23E664FA5A7950DEB36CA10A2"/>
+    <w:rsid w:val="0081144B"/>
+    <w:rPr>
+      <w:lang w:val="da-DK" w:eastAsia="da-DK"/>
+    </w:rPr>
+  </w:style>
+  <w:style w:type="paragraph" w:customStyle="1" w:styleId="2205487F6D2C4421A09A6D128C2EFB5A">
+    <w:name w:val="2205487F6D2C4421A09A6D128C2EFB5A"/>
+    <w:rsid w:val="0081144B"/>
+    <w:rPr>
+      <w:lang w:val="da-DK" w:eastAsia="da-DK"/>
+    </w:rPr>
+  </w:style>
+  <w:style w:type="paragraph" w:customStyle="1" w:styleId="B1F35562E3394230A9F83DA352DD2BB1">
+    <w:name w:val="B1F35562E3394230A9F83DA352DD2BB1"/>
+    <w:rsid w:val="0081144B"/>
+    <w:rPr>
+      <w:lang w:val="da-DK" w:eastAsia="da-DK"/>
+    </w:rPr>
+  </w:style>
+  <w:style w:type="paragraph" w:customStyle="1" w:styleId="A5A0133FA2F14CCEA77CD7AA43387C7F">
+    <w:name w:val="A5A0133FA2F14CCEA77CD7AA43387C7F"/>
+    <w:rsid w:val="0081144B"/>
+    <w:rPr>
+      <w:lang w:val="da-DK" w:eastAsia="da-DK"/>
+    </w:rPr>
+  </w:style>
+  <w:style w:type="paragraph" w:customStyle="1" w:styleId="D5B69E12B0164514BF75BFA117818FEF">
+    <w:name w:val="D5B69E12B0164514BF75BFA117818FEF"/>
+    <w:rsid w:val="0081144B"/>
+    <w:rPr>
+      <w:lang w:val="da-DK" w:eastAsia="da-DK"/>
+    </w:rPr>
+  </w:style>
+  <w:style w:type="paragraph" w:customStyle="1" w:styleId="C05B626CB9264F7B981B69F3A8D97857">
+    <w:name w:val="C05B626CB9264F7B981B69F3A8D97857"/>
+    <w:rsid w:val="0081144B"/>
+    <w:rPr>
+      <w:lang w:val="da-DK" w:eastAsia="da-DK"/>
+    </w:rPr>
+  </w:style>
+  <w:style w:type="paragraph" w:customStyle="1" w:styleId="29CC3D22F3A54432A7A87D563EB0C24B">
+    <w:name w:val="29CC3D22F3A54432A7A87D563EB0C24B"/>
+    <w:rsid w:val="0081144B"/>
+    <w:rPr>
+      <w:lang w:val="da-DK" w:eastAsia="da-DK"/>
+    </w:rPr>
+  </w:style>
+  <w:style w:type="paragraph" w:customStyle="1" w:styleId="2AE10F0A1BE04BC390A47A70D4E3E511">
+    <w:name w:val="2AE10F0A1BE04BC390A47A70D4E3E511"/>
+    <w:rsid w:val="0081144B"/>
+    <w:rPr>
+      <w:lang w:val="da-DK" w:eastAsia="da-DK"/>
+    </w:rPr>
+  </w:style>
+  <w:style w:type="paragraph" w:customStyle="1" w:styleId="47B467D543DA4E8D9DCDB364DA841AE7">
+    <w:name w:val="47B467D543DA4E8D9DCDB364DA841AE7"/>
+    <w:rsid w:val="0081144B"/>
+    <w:rPr>
+      <w:lang w:val="da-DK" w:eastAsia="da-DK"/>
+    </w:rPr>
+  </w:style>
+  <w:style w:type="paragraph" w:customStyle="1" w:styleId="B08FE75568E44A029C43CDABE1C796CB">
+    <w:name w:val="B08FE75568E44A029C43CDABE1C796CB"/>
+    <w:rsid w:val="0081144B"/>
+    <w:rPr>
+      <w:lang w:val="da-DK" w:eastAsia="da-DK"/>
+    </w:rPr>
+  </w:style>
+  <w:style w:type="paragraph" w:customStyle="1" w:styleId="57F03F4F93B1414EAB3667C9EF4CFC69">
+    <w:name w:val="57F03F4F93B1414EAB3667C9EF4CFC69"/>
+    <w:rsid w:val="0081144B"/>
+    <w:rPr>
+      <w:lang w:val="da-DK" w:eastAsia="da-DK"/>
+    </w:rPr>
+  </w:style>
+  <w:style w:type="paragraph" w:customStyle="1" w:styleId="5499F866572B467496049F02AC7E5BB7">
+    <w:name w:val="5499F866572B467496049F02AC7E5BB7"/>
+    <w:rsid w:val="0081144B"/>
+    <w:rPr>
+      <w:lang w:val="da-DK" w:eastAsia="da-DK"/>
+    </w:rPr>
+  </w:style>
+  <w:style w:type="paragraph" w:customStyle="1" w:styleId="AACF38E902BF4B799979CFB0627D5FD8">
+    <w:name w:val="AACF38E902BF4B799979CFB0627D5FD8"/>
+    <w:rsid w:val="0081144B"/>
+    <w:rPr>
+      <w:lang w:val="da-DK" w:eastAsia="da-DK"/>
+    </w:rPr>
+  </w:style>
+  <w:style w:type="paragraph" w:customStyle="1" w:styleId="126B9D870F444D9189CB7069B1BAB8C4">
+    <w:name w:val="126B9D870F444D9189CB7069B1BAB8C4"/>
+    <w:rsid w:val="0081144B"/>
+    <w:rPr>
+      <w:lang w:val="da-DK" w:eastAsia="da-DK"/>
+    </w:rPr>
+  </w:style>
+  <w:style w:type="paragraph" w:customStyle="1" w:styleId="2521846B2307467D9E0E83526C7EA6D1">
+    <w:name w:val="2521846B2307467D9E0E83526C7EA6D1"/>
+    <w:rsid w:val="0081144B"/>
+    <w:rPr>
+      <w:lang w:val="da-DK" w:eastAsia="da-DK"/>
+    </w:rPr>
+  </w:style>
+  <w:style w:type="paragraph" w:customStyle="1" w:styleId="5F8ADD6BC8A54E7B9B5D3769A2EF9817">
+    <w:name w:val="5F8ADD6BC8A54E7B9B5D3769A2EF9817"/>
+    <w:rsid w:val="0081144B"/>
+    <w:rPr>
+      <w:lang w:val="da-DK" w:eastAsia="da-DK"/>
+    </w:rPr>
+  </w:style>
+  <w:style w:type="paragraph" w:customStyle="1" w:styleId="C0FF513E2D4249CE842205D703F24407">
+    <w:name w:val="C0FF513E2D4249CE842205D703F24407"/>
+    <w:rsid w:val="0081144B"/>
+    <w:rPr>
+      <w:lang w:val="da-DK" w:eastAsia="da-DK"/>
+    </w:rPr>
+  </w:style>
+  <w:style w:type="paragraph" w:customStyle="1" w:styleId="F678275FBD794CB0BC10CD56C0A9CCB0">
+    <w:name w:val="F678275FBD794CB0BC10CD56C0A9CCB0"/>
+    <w:rsid w:val="0081144B"/>
+    <w:rPr>
+      <w:lang w:val="da-DK" w:eastAsia="da-DK"/>
+    </w:rPr>
+  </w:style>
+  <w:style w:type="paragraph" w:customStyle="1" w:styleId="4CA4107B1DF3425DBC71E6102AC5792D">
+    <w:name w:val="4CA4107B1DF3425DBC71E6102AC5792D"/>
+    <w:rsid w:val="0081144B"/>
+    <w:rPr>
+      <w:lang w:val="da-DK" w:eastAsia="da-DK"/>
+    </w:rPr>
+  </w:style>
+  <w:style w:type="paragraph" w:customStyle="1" w:styleId="6911641C5B724D4288B1C98CBC765C36">
+    <w:name w:val="6911641C5B724D4288B1C98CBC765C36"/>
+    <w:rsid w:val="0081144B"/>
+    <w:rPr>
+      <w:lang w:val="da-DK" w:eastAsia="da-DK"/>
+    </w:rPr>
+  </w:style>
+  <w:style w:type="paragraph" w:customStyle="1" w:styleId="3AC3F1CDDF3347FFBFEA7B8944332020">
+    <w:name w:val="3AC3F1CDDF3347FFBFEA7B8944332020"/>
+    <w:rsid w:val="0081144B"/>
+    <w:rPr>
+      <w:lang w:val="da-DK" w:eastAsia="da-DK"/>
+    </w:rPr>
+  </w:style>
+  <w:style w:type="paragraph" w:customStyle="1" w:styleId="E2F4483515F14252A33C4BA7145FA2F5">
+    <w:name w:val="E2F4483515F14252A33C4BA7145FA2F5"/>
+    <w:rsid w:val="0081144B"/>
+    <w:rPr>
+      <w:lang w:val="da-DK" w:eastAsia="da-DK"/>
+    </w:rPr>
+  </w:style>
+  <w:style w:type="paragraph" w:customStyle="1" w:styleId="879F39FF6EC14998A0D67727CA5F19FB">
+    <w:name w:val="879F39FF6EC14998A0D67727CA5F19FB"/>
+    <w:rsid w:val="0081144B"/>
+    <w:rPr>
+      <w:lang w:val="da-DK" w:eastAsia="da-DK"/>
+    </w:rPr>
+  </w:style>
+  <w:style w:type="paragraph" w:customStyle="1" w:styleId="8735B58DE3C54C2796758C872EBA4BF6">
+    <w:name w:val="8735B58DE3C54C2796758C872EBA4BF6"/>
+    <w:rsid w:val="0081144B"/>
+    <w:rPr>
+      <w:lang w:val="da-DK" w:eastAsia="da-DK"/>
+    </w:rPr>
+  </w:style>
+  <w:style w:type="paragraph" w:customStyle="1" w:styleId="7B15083A233D40AA827E4E5366A134C8">
+    <w:name w:val="7B15083A233D40AA827E4E5366A134C8"/>
+    <w:rsid w:val="0081144B"/>
+    <w:rPr>
+      <w:lang w:val="da-DK" w:eastAsia="da-DK"/>
+    </w:rPr>
+  </w:style>
+  <w:style w:type="paragraph" w:customStyle="1" w:styleId="50332305D8D94E6DA18178341344104A">
+    <w:name w:val="50332305D8D94E6DA18178341344104A"/>
+    <w:rsid w:val="0081144B"/>
+    <w:rPr>
+      <w:lang w:val="da-DK" w:eastAsia="da-DK"/>
+    </w:rPr>
+  </w:style>
+  <w:style w:type="paragraph" w:customStyle="1" w:styleId="226A145E7E24423BA6AB270BE04723AD">
+    <w:name w:val="226A145E7E24423BA6AB270BE04723AD"/>
+    <w:rsid w:val="0081144B"/>
+    <w:rPr>
+      <w:lang w:val="da-DK" w:eastAsia="da-DK"/>
+    </w:rPr>
+  </w:style>
+  <w:style w:type="paragraph" w:customStyle="1" w:styleId="9FDF26F4929F4EE5A43C49E3DDC6C6AF">
+    <w:name w:val="9FDF26F4929F4EE5A43C49E3DDC6C6AF"/>
+    <w:rsid w:val="0081144B"/>
+    <w:rPr>
+      <w:lang w:val="da-DK" w:eastAsia="da-DK"/>
+    </w:rPr>
+  </w:style>
+  <w:style w:type="paragraph" w:customStyle="1" w:styleId="89EA0267E9114D40B76FDCC883BF5699">
+    <w:name w:val="89EA0267E9114D40B76FDCC883BF5699"/>
+    <w:rsid w:val="0081144B"/>
+    <w:rPr>
+      <w:lang w:val="da-DK" w:eastAsia="da-DK"/>
+    </w:rPr>
+  </w:style>
+  <w:style w:type="paragraph" w:customStyle="1" w:styleId="CC3396102B1A4C408690A5D968078A07">
+    <w:name w:val="CC3396102B1A4C408690A5D968078A07"/>
+    <w:rsid w:val="0081144B"/>
+    <w:rPr>
+      <w:lang w:val="da-DK" w:eastAsia="da-DK"/>
+    </w:rPr>
   </w:style>
 </w:styles>
 </file>
@@ -5744,6 +5592,9 @@
   <wetp:taskpane dockstate="right" visibility="0" width="350" row="2">
     <wetp:webextensionref xmlns:r="http://schemas.openxmlformats.org/officeDocument/2006/relationships" r:id="rId1"/>
   </wetp:taskpane>
+  <wetp:taskpane dockstate="right" visibility="0" width="350" row="1">
+    <wetp:webextensionref xmlns:r="http://schemas.openxmlformats.org/officeDocument/2006/relationships" r:id="rId2"/>
+  </wetp:taskpane>
 </wetp:taskpanes>
 </file>
 
@@ -5759,9 +5610,19 @@
 </we:webextension>
 </file>
 
-<file path=customXml/item1.xml>��< ? x m l   v e r s i o n = " 1 . 0 "   e n c o d i n g = " u t f - 1 6 " ? > - 
- < N a v W o r d R e p o r t X m l P a r t   x m l n s = " u r n : m i c r o s o f t - d y n a m i c s - b u s i n e s s c e n t r a l / i n t e r n a l / e x t e n d e d / r e p o r t s / S t a n d a r d _ S a l e s _ C r e d i t _ M e m o / 1 3 0 7 / " > +<file path=word/webextensions/webextension2.xml><?xml version="1.0" encoding="utf-8"?>
+<we:webextension xmlns:we="http://schemas.microsoft.com/office/webextensions/webextension/2010/11" id="{91433637-32A9-4591-B693-127C86298F2E}">
+  <we:reference id="wa200007356" version="2.0.0.1" store="en-US" storeType="OMEX"/>
+  <we:alternateReferences>
+    <we:reference id="WA200007356" version="2.0.0.1" store="WA200007356" storeType="OMEX"/>
+  </we:alternateReferences>
+  <we:properties/>
+  <we:bindings/>
+  <we:snapshot xmlns:r="http://schemas.openxmlformats.org/officeDocument/2006/relationships"/>
+</we:webextension>
+</file>
+
+<file path=customXml/item1.xml>��< ? x m l   v e r s i o n = " 1 . 0 "   e n c o d i n g = " u t f - 1 6 " ? > < N a v W o r d R e p o r t X m l P a r t   x m l n s = " u r n : m i c r o s o f t - d y n a m i c s - b u s i n e s s c e n t r a l / i n t e r n a l / e x t e n d e d / r e p o r t s / S t a n d a r d _ S a l e s _ C r e d i t _ M e m o / 1 3 0 7 / " >   
      < B C R e p o r t I n f o r m a t i o n >   
@@ -5825,395 +5686,27 @@
  
          < / R e p o r t R e q u e s t >   
-         < C o m p a n y M e t a d a t a > - 
-             < C o m p a n y N a m e > C o m p a n y   N a m e < / C o m p a n y N a m e > - 
-             < C o m p a n y D i s p l a y N a m e > C o m p a n y   D i s p l a y   N a m e < / C o m p a n y D i s p l a y N a m e > - 
-             < C o m p a n y A d d r e s s L i n e s > - 
-                 < C o m p a n y A d d r e s s L i n e > C o m p a n y   A d d r e s s   L i n e   1 < / C o m p a n y A d d r e s s L i n e > - 
-                 < C o m p a n y A d d r e s s L i n e > C o m p a n y   A d d r e s s   L i n e   2 < / C o m p a n y A d d r e s s L i n e > - 
-                 < C o m p a n y A d d r e s s L i n e > C o m p a n y   A d d r e s s   L i n e   3 < / C o m p a n y A d d r e s s L i n e > - 
-                 < C o m p a n y A d d r e s s L i n e > C o m p a n y   A d d r e s s   L i n e   4 < / C o m p a n y A d d r e s s L i n e > - 
-                 < C o m p a n y A d d r e s s L i n e > C o m p a n y   A d d r e s s   L i n e   5 < / C o m p a n y A d d r e s s L i n e > - 
-                 < C o m p a n y A d d r e s s L i n e > C o m p a n y   A d d r e s s   L i n e   6 < / C o m p a n y A d d r e s s L i n e > - 
-                 < C o m p a n y A d d r e s s L i n e > C o m p a n y   A d d r e s s   L i n e   7 < / C o m p a n y A d d r e s s L i n e > - 
-                 < C o m p a n y A d d r e s s L i n e > C o m p a n y   A d d r e s s   L i n e   8 < / C o m p a n y A d d r e s s L i n e > - 
-             < / C o m p a n y A d d r e s s L i n e s > - 
-             < C o m p a n y P h o n e > C o m p a n y   P h o n e < / C o m p a n y P h o n e > - 
-             < C o m p a n y P h o n e C a p t i o n > C o m p a n y   P h o n e   C a p t i o n < / C o m p a n y P h o n e C a p t i o n > - 
-             < C o m p a n y F a x N o > C o m p a n y   F a x   N o . < / C o m p a n y F a x N o > - 
-             < C o m p a n y F a x N o C a p t i o n > C o m p a n y   F a x   N o .   C a p t i o n < / C o m p a n y F a x N o C a p t i o n > - 
-             < C o m p a n y E m a i l > C o m p a n y   E m a i l < / C o m p a n y E m a i l > - 
-             < C o m p a n y E m a i l C a p t i o n > C o m p a n y   E m a i l   C a p t i o n < / C o m p a n y E m a i l C a p t i o n > - 
-             < C o m p a n y H o m e P a g e > C o m p a n y   H o m e   P a g e < / C o m p a n y H o m e P a g e > - 
-             < C o m p a n y H o m e P a g e C a p t i o n > C o m p a n y   H o m e   P a g e   C a p t i o n < / C o m p a n y H o m e P a g e C a p t i o n > - 
-             < C o m p a n y L o g o > C o m p a n y   L o g o < / C o m p a n y L o g o > - 
-             < C o m p a n y V A T R e g i s t r a t i o n N o > C o m p a n y   V A T   R e g i s t r a t i o n   N o . < / C o m p a n y V A T R e g i s t r a t i o n N o > - 
-             < C o m p a n y V A T R e g i s t r a t i o n N o C a p t i o n > C o m p a n y   V A T   R e g i s t r a t i o n   N o .   C a p t i o n < / C o m p a n y V A T R e g i s t r a t i o n N o C a p t i o n > - 
-             < C o m p a n y R e g i s t r a t i o n N o > C o m p a n y   R e g i s t r a t i o n   N o . < / C o m p a n y R e g i s t r a t i o n N o > - 
-             < C o m p a n y R e g i s t r a t i o n N o C a p t i o n > C o m p a n y   R e g i s t r a t i o n   N o .   C a p t i o n < / C o m p a n y R e g i s t r a t i o n N o C a p t i o n > - 
-             < C o m p a n y B a n k N a m e > C o m p a n y   B a n k   N a m e < / C o m p a n y B a n k N a m e > - 
-             < C o m p a n y B a n k N a m e C a p t i o n > C o m p a n y   B a n k   N a m e   C a p t i o n < / C o m p a n y B a n k N a m e C a p t i o n > - 
-             < C o m p a n y B a n k A c c o u n t N o > C o m p a n y   B a n k   A c c o u n t   N o . < / C o m p a n y B a n k A c c o u n t N o > - 
-             < C o m p a n y B a n k A c c o u n t N o C a p t i o n > C o m p a n y   B a n k   A c c o u n t   N o .   C a p t i o n < / C o m p a n y B a n k A c c o u n t N o C a p t i o n > - 
-             < C o m p a n y B a n k B r a n c h N o > C o m p a n y   B a n k   B r a n c h   N o . < / C o m p a n y B a n k B r a n c h N o > - 
-             < C o m p a n y B a n k B r a n c h N o C a p t i o n > C o m p a n y   B a n k   B r a n c h   N o .   C a p t i o n < / C o m p a n y B a n k B r a n c h N o C a p t i o n > - 
-             < C o m p a n y I B A N > C o m p a n y   I B A N < / C o m p a n y I B A N > - 
-             < C o m p a n y I B A N C a p t i o n > C o m p a n y   I B A N   C a p t i o n < / C o m p a n y I B A N C a p t i o n > - 
-             < C o m p a n y B a n k S W I F T > C o m p a n y   B a n k   S W I F T < / C o m p a n y B a n k S W I F T > - 
-             < C o m p a n y B a n k S W I F T C a p t i o n > C o m p a n y   B a n k   S W I F T   C a p t i o n < / C o m p a n y B a n k S W I F T C a p t i o n > - 
-             < C o m p a n y G i r o N o > C o m p a n y   G i r o   N o . < / C o m p a n y G i r o N o > - 
-             < C o m p a n y G i r o N o C a p t i o n > C o m p a n y   G i r o   N o .   C a p t i o n < / C o m p a n y G i r o N o C a p t i o n > - 
-         < / C o m p a n y M e t a d a t a > - 
      < / B C R e p o r t I n f o r m a t i o n >   
-     < T o o l t i p s > - 
-         < T o o l t i p   c o l u m n = " C o m p a n y H o m e P a g e "   E l e m e n t I d = " 1 9 8 9 1 8 8 7 0 " > - 
-             < T o o l t i p T e x t   l a n g = " e n - U S " > S p e c i f i e s   y o u r   c o m p a n y ' s   w e b   s i t e . < / T o o l t i p T e x t > - 
-         < / T o o l t i p > - 
-         < T o o l t i p   c o l u m n = " C o m p a n y E M a i l "   E l e m e n t I d = " 1 6 7 7 0 7 4 0 5 8 " > - 
-             < T o o l t i p T e x t   l a n g = " e n - U S " > S p e c i f i e s   t h e   c o m p a n y ' s   e m a i l   a d d r e s s . < / T o o l t i p T e x t > - 
-         < / T o o l t i p > - 
-         < T o o l t i p   c o l u m n = " C o m p a n y P i c t u r e "   E l e m e n t I d = " 1 3 9 7 4 1 1 0 7 4 " > - 
-             < T o o l t i p T e x t   l a n g = " e n - U S " > S p e c i f i e s   t h e   p i c t u r e   t h a t   h a s   b e e n   s e t   u p   f o r   t h e   c o m p a n y ,   s u c h   a s   a   c o m p a n y   l o g o . < / T o o l t i p T e x t > - 
-         < / T o o l t i p > - 
-         < T o o l t i p   c o l u m n = " C o m p a n y P h o n e N o "   E l e m e n t I d = " 2 5 0 4 4 0 6 5 5 " > - 
-             < T o o l t i p T e x t   l a n g = " e n - U S " > S p e c i f i e s   t h e   c o m p a n y ' s   t e l e p h o n e   n u m b e r . < / T o o l t i p T e x t > - 
-         < / T o o l t i p > - 
-         < T o o l t i p   c o l u m n = " C o m p a n y G i r o N o "   E l e m e n t I d = " 1 3 6 0 1 9 6 3 2 0 " > - 
-             < T o o l t i p T e x t   l a n g = " e n - U S " > S p e c i f i e s   t h e   c o m p a n y ' s   g i r o   n u m b e r . < / T o o l t i p T e x t > - 
-         < / T o o l t i p > - 
-         < T o o l t i p   c o l u m n = " C o m p a n y B a n k N a m e "   E l e m e n t I d = " 1 5 3 4 9 0 5 6 0 5 " > - 
-             < T o o l t i p T e x t   l a n g = " e n - U S " > S p e c i f i e s   t h e   n a m e   o f   t h e   b a n k   w h e r e   y o u   h a v e   t h e   b a n k   a c c o u n t . < / T o o l t i p T e x t > - 
-         < / T o o l t i p > - 
-         < T o o l t i p   c o l u m n = " C o m p a n y B a n k B r a n c h N o "   E l e m e n t I d = " 7 9 3 1 3 3 0 5 7 " > - 
-             < T o o l t i p T e x t   l a n g = " e n - U S " > S p e c i f i e s   a   n u m b e r   o f   t h e   b a n k   b r a n c h . < / T o o l t i p T e x t > - 
-         < / T o o l t i p > - 
-         < T o o l t i p   c o l u m n = " C o m p a n y B a n k A c c o u n t N o "   E l e m e n t I d = " 3 0 1 4 0 2 0 4 " > - 
-             < T o o l t i p T e x t   l a n g = " e n - U S " > S p e c i f i e s   t h e   n u m b e r   u s e d   b y   t h e   b a n k   f o r   t h e   b a n k   a c c o u n t . < / T o o l t i p T e x t > - 
-         < / T o o l t i p > - 
-         < T o o l t i p   c o l u m n = " C o m p a n y I B A N "   E l e m e n t I d = " 9 0 6 5 4 9 1 8 2 " > - 
-             < T o o l t i p T e x t   l a n g = " e n - U S " > S p e c i f i e s   t h e   b a n k   a c c o u n t ' s   i n t e r n a t i o n a l   b a n k   a c c o u n t   n u m b e r . < / T o o l t i p T e x t > - 
-         < / T o o l t i p > - 
-         < T o o l t i p   c o l u m n = " C o m p a n y S W I F T "   E l e m e n t I d = " 6 6 8 2 5 0 2 4 5 " > - 
-             < T o o l t i p T e x t   l a n g = " e n - U S " > S p e c i f i e s   t h e   i n t e r n a t i o n a l   b a n k   i d e n t i f i e r   c o d e   ( S W I F T )   o f   t h e   b a n k   w h e r e   y o u   h a v e   t h e   a c c o u n t . < / T o o l t i p T e x t > - 
-         < / T o o l t i p > - 
-         < T o o l t i p   c o l u m n = " S e l l T o C o n t a c t P h o n e N o "   E l e m e n t I d = " 1 6 1 3 8 2 2 4 8 3 " > - 
-             < T o o l t i p T e x t   l a n g = " e n - U S " > S p e c i f i e s   t h e   c o n t a c t ' s   p h o n e   n u m b e r . < / T o o l t i p T e x t > - 
-         < / T o o l t i p > - 
-         < T o o l t i p   c o l u m n = " S e l l T o C o n t a c t M o b i l e P h o n e N o "   E l e m e n t I d = " 1 8 4 3 5 8 7 4 7 " > - 
-             < T o o l t i p T e x t   l a n g = " e n - U S " > S p e c i f i e s   t h e   c o n t a c t ' s   m o b i l e   t e l e p h o n e   n u m b e r . < / T o o l t i p T e x t > - 
-         < / T o o l t i p > - 
-         < T o o l t i p   c o l u m n = " S e l l T o C o n t a c t E m a i l "   E l e m e n t I d = " 2 6 2 8 2 4 5 6 4 " > - 
-             < T o o l t i p T e x t   l a n g = " e n - U S " > S p e c i f i e s   t h e   e m a i l   a d d r e s s   o f   t h e   c o n t a c t . < / T o o l t i p T e x t > - 
-         < / T o o l t i p > - 
-         < T o o l t i p   c o l u m n = " B i l l T o C o n t a c t P h o n e N o "   E l e m e n t I d = " 3 6 2 4 7 7 4 8 8 " > - 
-             < T o o l t i p T e x t   l a n g = " e n - U S " > S p e c i f i e s   t h e   c o n t a c t ' s   p h o n e   n u m b e r . < / T o o l t i p T e x t > - 
-         < / T o o l t i p > - 
-         < T o o l t i p   c o l u m n = " B i l l T o C o n t a c t M o b i l e P h o n e N o "   E l e m e n t I d = " 2 4 8 4 8 8 6 9 6 " > - 
-             < T o o l t i p T e x t   l a n g = " e n - U S " > S p e c i f i e s   t h e   c o n t a c t ' s   m o b i l e   t e l e p h o n e   n u m b e r . < / T o o l t i p T e x t > - 
-         < / T o o l t i p > - 
-         < T o o l t i p   c o l u m n = " B i l l T o C o n t a c t E m a i l "   E l e m e n t I d = " 3 3 5 8 2 7 8 9 5 " > - 
-             < T o o l t i p T e x t   l a n g = " e n - U S " > S p e c i f i e s   t h e   e m a i l   a d d r e s s   o f   t h e   c o n t a c t . < / T o o l t i p T e x t > - 
-         < / T o o l t i p > - 
-         < T o o l t i p   c o l u m n = " Y o u r R e f e r e n c e "   E l e m e n t I d = " 1 1 0 3 9 9 5 1 " > - 
-             < T o o l t i p T e x t   l a n g = " e n - U S " > S p e c i f i e s   t h e   c u s t o m e r ' s   r e f e r e n c e .   T h e   c o n t e n t s   w i l l   b e   p r i n t e d   o n   s a l e s   d o c u m e n t s . < / T o o l t i p T e x t > - 
-         < / T o o l t i p > - 
-         < T o o l t i p   c o l u m n = " E x t e r n a l D o c u m e n t N o "   E l e m e n t I d = " 7 3 3 9 5 3 9 6 6 " > - 
-             < T o o l t i p T e x t   l a n g = " e n - U S " > S p e c i f i e s   t h e   e x t e r n a l   d o c u m e n t   n u m b e r   t h a t   i s   e n t e r e d   o n   t h e   s a l e s   h e a d e r   t h a t   t h i s   l i n e   w a s   p o s t e d   f r o m . < / T o o l t i p T e x t > - 
-         < / T o o l t i p > - 
-         < T o o l t i p   c o l u m n = " S h i p m e n t M e t h o d D e s c r i p t i o n "   E l e m e n t I d = " 2 0 5 9 4 0 3 2 6 0 " > - 
-             < T o o l t i p T e x t   l a n g = " e n - U S " > S p e c i f i e s   a   d e s c r i p t i o n   o f   t h e   s h i p m e n t   m e t h o d . < / T o o l t i p T e x t > - 
-         < / T o o l t i p > - 
-         < T o o l t i p   c o l u m n = " S h i p T o P h o n e N o "   E l e m e n t I d = " 3 6 9 7 0 2 2 5 5 " > - 
-             < T o o l t i p T e x t   l a n g = " e n - U S " > S p e c i f i e s   t h e   t e l e p h o n e   n u m b e r   o f   t h e   c o m p a n y ' s   s h i p p i n g   a d d r e s s . < / T o o l t i p T e x t > - 
-         < / T o o l t i p > - 
-         < T o o l t i p   c o l u m n = " P a y m e n t T e r m s D e s c r i p t i o n "   E l e m e n t I d = " 2 0 3 8 7 4 2 7 0 0 " > - 
-             < T o o l t i p T e x t   l a n g = " e n - U S " > S p e c i f i e s   a n   e x p l a n a t i o n   o f   t h e   p a y m e n t   t e r m s . < / T o o l t i p T e x t > - 
-         < / T o o l t i p > - 
-         < T o o l t i p   c o l u m n = " P a y m e n t M e t h o d D e s c r i p t i o n "   E l e m e n t I d = " 5 8 5 7 5 7 9 7 4 " > - 
-             < T o o l t i p T e x t   l a n g = " e n - U S " > S p e c i f i e s   a   t e x t   t h a t   d e s c r i b e s   t h e   p a y m e n t   m e t h o d . < / T o o l t i p T e x t > - 
-         < / T o o l t i p > - 
-         < T o o l t i p   c o l u m n = " B i l l t o C u s t u m e r N o "   E l e m e n t I d = " 2 8 0 4 7 3 0 5 8 " > - 
-             < T o o l t i p T e x t   l a n g = " e n - U S " > S p e c i f i e s   t h e   n u m b e r   o f   t h e   c u s t o m e r   t h a t   y o u   s e n d   o r   s e n t   t h e   c r e d i t   m e m o   t o . < / T o o l t i p T e x t > - 
-         < / T o o l t i p > - 
-         < T o o l t i p   c o l u m n = " D o c u m e n t N o "   E l e m e n t I d = " 9 7 0 3 5 0 5 3 9 " > - 
-             < T o o l t i p T e x t   l a n g = " e n - U S " > S p e c i f i e s   t h e   p o s t e d   c r e d i t   m e m o   n u m b e r .   Y o u   c a n n o t   c h a n g e   t h e   n u m b e r   b e c a u s e   t h e   d o c u m e n t   h a s   a l r e a d y   b e e n   p o s t e d . < / T o o l t i p T e x t > - 
-         < / T o o l t i p > - 
-         < T o o l t i p   c o l u m n = " S a l e s P e r s o n N a m e "   E l e m e n t I d = " 8 7 1 4 9 2 9 8 3 " > - 
-             < T o o l t i p T e x t   l a n g = " e n - U S " > S p e c i f i e s   t h e   n a m e   o f   t h e   s a l e s p e r s o n   o r   p u r c h a s e r . < / T o o l t i p T e x t > - 
-         < / T o o l t i p > - 
-         < T o o l t i p   c o l u m n = " S e l l t o C u s t o m e r N o "   E l e m e n t I d = " 2 0 5 0 6 4 7 3 4 9 " > - 
-             < T o o l t i p T e x t   l a n g = " e n - U S " > S p e c i f i e s   t h e   n u m b e r   o f   t h e   c u s t o m e r   t h a t   y o u   s h i p p e d   t h e   i t e m s   o n   t h e   c r e d i t   m e m o   t o . < / T o o l t i p T e x t > - 
-         < / T o o l t i p > - 
-         < T o o l t i p   c o l u m n = " A m o u n t E x c l u d i n g V A T _ L i n e "   E l e m e n t I d = " 1 0 6 2 4 6 0 0 4 0 " > - 
-             < T o o l t i p T e x t   l a n g = " e n - U S " > S p e c i f i e s   t h e   l i n e ' s   n e t   a m o u n t . < / T o o l t i p T e x t > - 
-         < / T o o l t i p > - 
-         < T o o l t i p   c o l u m n = " A m o u n t I n c l u d i n g V A T _ L i n e "   E l e m e n t I d = " 7 7 0 9 2 8 4 0 2 " > - 
-             < T o o l t i p T e x t   l a n g = " e n - U S " > S p e c i f i e s   t h e   n e t   a m o u n t ,   i n c l u d i n g   V A T ,   f o r   t h i s   l i n e . < / T o o l t i p T e x t > - 
-         < / T o o l t i p > - 
-         < T o o l t i p   c o l u m n = " D e s c r i p t i o n _ L i n e "   E l e m e n t I d = " 1 4 0 6 8 2 2 3 1 0 " > - 
-             < T o o l t i p T e x t   l a n g = " e n - U S " > S p e c i f i e s   t h e   n a m e   o f   t h e   i t e m   o r   g e n e r a l   l e d g e r   a c c o u n t ,   o r   s o m e   d e s c r i p t i v e   t e x t . < / T o o l t i p T e x t > - 
-         < / T o o l t i p > - 
-         < T o o l t i p   c o l u m n = " L i n e D i s c o u n t P e r c e n t _ L i n e "   E l e m e n t I d = " 9 0 7 8 2 7 4 3 6 " > - 
-             < T o o l t i p T e x t   l a n g = " e n - U S " > S p e c i f i e s   t h e   d i s c o u n t   p e r c e n t a g e   t h a t   i s   g r a n t e d   f o r   t h e   i t e m   o n   t h e   l i n e . < / T o o l t i p T e x t > - 
-         < / T o o l t i p > - 
-         < T o o l t i p   c o l u m n = " I t e m N o _ L i n e "   E l e m e n t I d = " 1 9 1 0 2 9 6 2 8 8 " > - 
-             < T o o l t i p T e x t   l a n g = " e n - U S " > S p e c i f i e s   t h e   n u m b e r   o f   t h e   i n v o l v e d   e n t r y   o r   r e c o r d ,   a c c o r d i n g   t o   t h e   s p e c i f i e d   n u m b e r   s e r i e s . < / T o o l t i p T e x t > - 
-         < / T o o l t i p > - 
-         < T o o l t i p   c o l u m n = " I t e m R e f e r e n c e N o _ L i n e "   E l e m e n t I d = " 9 2 7 2 3 5 7 " > - 
-             < T o o l t i p T e x t   l a n g = " e n - U S " > S p e c i f i e s   t h e   r e f e r e n c e d   i t e m   n u m b e r . < / T o o l t i p T e x t > - 
-         < / T o o l t i p > - 
-         < T o o l t i p   c o l u m n = " U n i t O f M e a s u r e "   E l e m e n t I d = " 1 8 0 8 2 2 8 0 1 8 " > - 
-             < T o o l t i p T e x t   l a n g = " e n - U S " > S p e c i f i e s   t h e   n a m e   o f   t h e   i t e m   o r   r e s o u r c e ' s   u n i t   o f   m e a s u r e ,   s u c h   a s   p i e c e   o r   h o u r . < / T o o l t i p T e x t > - 
-         < / T o o l t i p > - 
-         < T o o l t i p   c o l u m n = " L i n e N o _ A s s e m b l y L i n e "   E l e m e n t I d = " 6 4 0 5 8 3 8 9 1 " > - 
-             < T o o l t i p T e x t   l a n g = " e n - U S " > S p e c i f i e s   t h e   n u m b e r   o f   t h e   i n v o l v e d   e n t r y   o r   r e c o r d ,   a c c o r d i n g   t o   t h e   s p e c i f i e d   n u m b e r   s e r i e s . < / T o o l t i p T e x t > - 
-         < / T o o l t i p > - 
-         < T o o l t i p   c o l u m n = " D e s c r i p t i o n _ A s s e m b l y L i n e "   E l e m e n t I d = " 2 8 0 7 4 3 7 9 6 " > - 
-             < T o o l t i p T e x t   l a n g = " e n - U S " > S p e c i f i e s   t h e   d e s c r i p t i o n   o f   t h e   a s s e m b l y   c o m p o n e n t   o n   t h e   p o s t e d   a s s e m b l y   l i n e . < / T o o l t i p T e x t > - 
-         < / T o o l t i p > - 
-         < T o o l t i p   c o l u m n = " Q u a n t i t y _ A s s e m b l y L i n e "   E l e m e n t I d = " 1 9 5 7 6 4 8 2 3 1 " > - 
-             < T o o l t i p T e x t   l a n g = " e n - U S " > S p e c i f i e s   h o w   m a n y   u n i t s   o f   t h e   a s s e m b l y   c o m p o n e n t   w e r e   p o s t e d   a s   c o n s u m e d   b y   t h e   p o s t e d   a s s e m b l y   o r d e r   l i n e . < / T o o l t i p T e x t > - 
-         < / T o o l t i p > - 
-         < T o o l t i p   c o l u m n = " V a r i a n t C o d e _ A s s e m b l y L i n e "   E l e m e n t I d = " 1 8 6 9 4 0 7 6 7 2 " > - 
-             < T o o l t i p T e x t   l a n g = " e n - U S " > S p e c i f i e s   t h e   v a r i a n t   o f   t h e   i t e m   o n   t h e   l i n e . < / T o o l t i p T e x t > - 
-         < / T o o l t i p > - 
-         < T o o l t i p   c o l u m n = " I n v o i c e D i s c o u n t A m o u n t _ V A T A m o u n t L i n e "   E l e m e n t I d = " 8 2 4 7 3 0 1 4 1 " > - 
-             < T o o l t i p T e x t   l a n g = " e n - U S " > S p e c i f i e s   t h e   i n v o i c e   d i s c o u n t   a m o u n t   f o r   a   s p e c i f i c   V A T   i d e n t i f i e r . < / T o o l t i p T e x t > - 
-         < / T o o l t i p > - 
-         < T o o l t i p   c o l u m n = " I n v o i c e D i s c o u n t B a s e A m o u n t _ V A T A m o u n t L i n e "   E l e m e n t I d = " 2 0 4 0 3 3 2 2 6 6 " > - 
-             < T o o l t i p T e x t   l a n g = " e n - U S " > S p e c i f i e s   t h e   i n v o i c e   d i s c o u n t   b a s e   a m o u n t . < / T o o l t i p T e x t > - 
-         < / T o o l t i p > - 
-         < T o o l t i p   c o l u m n = " L i n e A m o u n t _ V a t A m o u n t L i n e "   E l e m e n t I d = " 2 1 4 6 5 4 0 1 " > - 
-             < T o o l t i p T e x t   l a n g = " e n - U S " > S p e c i f i e s   t h e   t o t a l   a m o u n t   f o r   s a l e s   o r   p u r c h a s e   l i n e s   w i t h   a   s p e c i f i c   V A T   i d e n t i f i e r . < / T o o l t i p T e x t > - 
-         < / T o o l t i p > - 
-         < T o o l t i p   c o l u m n = " V A T A m o u n t _ V a t A m o u n t L i n e "   E l e m e n t I d = " 1 8 9 1 8 2 0 6 2 0 " > - 
-             < T o o l t i p T e x t   l a n g = " e n - U S " > S p e c i f i e s   t h e   a m o u n t   o f   V A T   t h a t   i s   i n c l u d e d   i n   t h e   t o t a l   a m o u n t . < / T o o l t i p T e x t > - 
-         < / T o o l t i p > - 
-         < T o o l t i p   c o l u m n = " V A T B a s e _ V a t A m o u n t L i n e "   E l e m e n t I d = " 1 4 5 8 9 3 7 8 1 9 " > - 
-             < T o o l t i p T e x t   l a n g = " e n - U S " > S p e c i f i e s   t h e   t o t a l   n e t   a m o u n t   ( a m o u n t   e x c l u d i n g   V A T )   f o r   s a l e s   o r   p u r c h a s e   l i n e s   w i t h   a   s p e c i f i c   V A T   I d e n t i f i e r . < / T o o l t i p T e x t > - 
-         < / T o o l t i p > - 
-         < T o o l t i p   c o l u m n = " V A T I d e n t i f i e r _ V a t A m o u n t L i n e "   E l e m e n t I d = " 1 1 4 2 0 7 0 0 3 5 " > - 
-             < T o o l t i p T e x t   l a n g = " e n - U S " > S p e c i f i e s   t h e   V A T   I d e n t i f i e r   v a l u e . < / T o o l t i p T e x t > - 
-         < / T o o l t i p > - 
-         < T o o l t i p   c o l u m n = " V A T P c t _ V a t A m o u n t L i n e "   E l e m e n t I d = " 1 4 5 3 5 4 2 7 7 7 " > - 
-             < T o o l t i p T e x t   l a n g = " e n - U S " > S p e c i f i e s   t h e   V A T   %   t h a t   w a s   u s e d   o n   t h e   s a l e s   o r   p u r c h a s e   l i n e s   w i t h   t h i s   V A T   I d e n t i f i e r . < / T o o l t i p T e x t > - 
-         < / T o o l t i p > - 
-         < T o o l t i p   c o l u m n = " V A T I d e n t i f i e r _ V A T C l a u s e L i n e "   E l e m e n t I d = " 1 4 6 4 4 7 2 4 7 8 " > - 
-             < T o o l t i p T e x t   l a n g = " e n - U S " > S p e c i f i e s   t h e   V A T   I d e n t i f i e r   v a l u e . < / T o o l t i p T e x t > - 
-         < / T o o l t i p > - 
-         < T o o l t i p   c o l u m n = " C o d e _ V A T C l a u s e L i n e "   E l e m e n t I d = " 1 8 2 4 5 8 9 8 4 7 " > - 
-             < T o o l t i p T e x t   l a n g = " e n - U S " > S p e c i f i e s   t h e   c o d e   f o r   a   V A T   c l a u s e ,   w h i c h   i s   u s e d   t o   p r o v i d e   a   V A T   d e s c r i p t i o n   a s s o c i a t e d   w i t h   a   s a l e s   l i n e   o n   a   s a l e s   i n v o i c e ,   c r e d i t   m e m o ,   o r   o t h e r   s a l e s   d o c u m e n t . < / T o o l t i p T e x t > - 
-         < / T o o l t i p > - 
-         < T o o l t i p   c o l u m n = " D e s c r i p t i o n 2 _ V A T C l a u s e L i n e "   E l e m e n t I d = " 1 3 7 9 6 6 7 4 7 0 " > - 
-             < T o o l t i p T e x t   l a n g = " e n - U S " > S p e c i f i e s   a n   a d d i t i o n a l   d e s c r i p t i o n   o f   a   V A T   c l a u s e . < / T o o l t i p T e x t > - 
-         < / T o o l t i p > - 
-         < T o o l t i p   c o l u m n = " V A T A m o u n t _ V A T C l a u s e L i n e "   E l e m e n t I d = " 2 2 2 4 6 9 0 5 9 " > - 
-             < T o o l t i p T e x t   l a n g = " e n - U S " > S p e c i f i e s   t h e   a m o u n t   o f   V A T   t h a t   i s   i n c l u d e d   i n   t h e   t o t a l   a m o u n t . < / T o o l t i p T e x t > - 
-         < / T o o l t i p > - 
-     < / T o o l t i p s > +     < T o o l t i p s / >   
      < H e a d e r   E l e m e n t T y p e = " D a t a I t e m "   E l e m e n t I d = " 1 2 4 0 3 7 3 8 8 6 " >   
          < A p p l i e s T o D o c u m e n t   E l e m e n t T y p e = " C o l u m n "   E l e m e n t I d = " 7 8 4 1 8 3 9 6 5 "   D a t a T y p e = " T e x t " > A p p l i e s T o D o c u m e n t < / A p p l i e s T o D o c u m e n t >   
-         < A p p l i e s T o D o c u m e n t _ L b l   E l e m e n t T y p e = " C o l u m n "   E l e m e n t I d = " 1 9 9 2 0 4 2 5 9 4 "   D a t a T y p e = " L a b e l " > A p p l i e s T o D o c u m e n t _ L b l < / A p p l i e s T o D o c u m e n t _ L b l > +         < A p p l i e s T o D o c u m e n t _ L b l   E l e m e n t T y p e = " C o l u m n "   E l e m e n t I d = " 1 9 9 2 0 4 2 5 9 4 "   D a t a T y p e = " T e x t C o n s t " > A p p l i e s T o D o c u m e n t _ L b l < / A p p l i e s T o D o c u m e n t _ L b l >   
          < B i l l T o C o n t a c t E m a i l   E l e m e n t T y p e = " C o l u m n "   E l e m e n t I d = " 3 3 5 8 2 7 8 9 5 "   D a t a T y p e = " T e x t " > B i l l T o C o n t a c t E m a i l < / B i l l T o C o n t a c t E m a i l >   
-         < B i l l T o C o n t a c t E m a i l L b l   E l e m e n t T y p e = " C o l u m n "   E l e m e n t I d = " 2 9 6 4 7 8 3 6 5 "   D a t a T y p e = " L a b e l " > B i l l T o C o n t a c t E m a i l L b l < / B i l l T o C o n t a c t E m a i l L b l > +         < B i l l T o C o n t a c t E m a i l L b l   E l e m e n t T y p e = " C o l u m n "   E l e m e n t I d = " 2 9 6 4 7 8 3 6 5 "   D a t a T y p e = " T e x t C o n s t " > B i l l T o C o n t a c t E m a i l L b l < / B i l l T o C o n t a c t E m a i l L b l >   
          < B i l l T o C o n t a c t M o b i l e P h o n e N o   E l e m e n t T y p e = " C o l u m n "   E l e m e n t I d = " 2 4 8 4 8 8 6 9 6 "   D a t a T y p e = " T e x t " > B i l l T o C o n t a c t M o b i l e P h o n e N o < / B i l l T o C o n t a c t M o b i l e P h o n e N o >   
-         < B i l l T o C o n t a c t M o b i l e P h o n e N o L b l   E l e m e n t T y p e = " C o l u m n "   E l e m e n t I d = " 2 7 6 3 1 1 3 3 8 "   D a t a T y p e = " L a b e l " > B i l l T o C o n t a c t M o b i l e P h o n e N o L b l < / B i l l T o C o n t a c t M o b i l e P h o n e N o L b l > +         < B i l l T o C o n t a c t M o b i l e P h o n e N o L b l   E l e m e n t T y p e = " C o l u m n "   E l e m e n t I d = " 2 7 6 3 1 1 3 3 8 "   D a t a T y p e = " T e x t C o n s t " > B i l l T o C o n t a c t M o b i l e P h o n e N o L b l < / B i l l T o C o n t a c t M o b i l e P h o n e N o L b l >   
          < B i l l T o C o n t a c t P h o n e N o   E l e m e n t T y p e = " C o l u m n "   E l e m e n t I d = " 3 6 2 4 7 7 4 8 8 "   D a t a T y p e = " T e x t " > B i l l T o C o n t a c t P h o n e N o < / B i l l T o C o n t a c t P h o n e N o >   
-         < B i l l T o C o n t a c t P h o n e N o L b l   E l e m e n t T y p e = " C o l u m n "   E l e m e n t I d = " 2 1 2 3 3 4 5 9 6 6 "   D a t a T y p e = " L a b e l " > B i l l T o C o n t a c t P h o n e N o L b l < / B i l l T o C o n t a c t P h o n e N o L b l > +         < B i l l T o C o n t a c t P h o n e N o L b l   E l e m e n t T y p e = " C o l u m n "   E l e m e n t I d = " 2 1 2 3 3 4 5 9 6 6 "   D a t a T y p e = " T e x t C o n s t " > B i l l T o C o n t a c t P h o n e N o L b l < / B i l l T o C o n t a c t P h o n e N o L b l >   
          < B i l l t o C u s t u m e r N o   E l e m e n t T y p e = " C o l u m n "   E l e m e n t I d = " 2 8 0 4 7 3 0 5 8 "   D a t a T y p e = " C o d e " > B i l l t o C u s t u m e r N o < / B i l l t o C u s t u m e r N o >   
@@ -6237,7 +5730,7 @@
  
          < C o m p a n y B a n k A c c o u n t N o   E l e m e n t T y p e = " C o l u m n "   E l e m e n t I d = " 3 0 1 4 0 2 0 4 "   D a t a T y p e = " T e x t " > C o m p a n y B a n k A c c o u n t N o < / C o m p a n y B a n k A c c o u n t N o >   
-         < C o m p a n y B a n k A c c o u n t N o _ L b l   E l e m e n t T y p e = " C o l u m n "   E l e m e n t I d = " 1 0 9 7 7 4 3 3 4 5 "   D a t a T y p e = " L a b e l " > C o m p a n y B a n k A c c o u n t N o _ L b l < / C o m p a n y B a n k A c c o u n t N o _ L b l > +         < C o m p a n y B a n k A c c o u n t N o _ L b l   E l e m e n t T y p e = " C o l u m n "   E l e m e n t I d = " 1 0 9 7 7 4 3 3 4 5 "   D a t a T y p e = " T e x t C o n s t " > C o m p a n y B a n k A c c o u n t N o _ L b l < / C o m p a n y B a n k A c c o u n t N o _ L b l >   
          < C o m p a n y B a n k B r a n c h N o   E l e m e n t T y p e = " C o l u m n "   E l e m e n t I d = " 7 9 3 1 3 3 0 5 7 "   D a t a T y p e = " T e x t " > C o m p a n y B a n k B r a n c h N o < / C o m p a n y B a n k B r a n c h N o >   
@@ -6245,7 +5738,7 @@
  
          < C o m p a n y B a n k N a m e   E l e m e n t T y p e = " C o l u m n "   E l e m e n t I d = " 1 5 3 4 9 0 5 6 0 5 "   D a t a T y p e = " T e x t " > C o m p a n y B a n k N a m e < / C o m p a n y B a n k N a m e >   
-         < C o m p a n y B a n k N a m e _ L b l   E l e m e n t T y p e = " C o l u m n "   E l e m e n t I d = " 1 2 0 4 3 0 7 0 1 4 "   D a t a T y p e = " L a b e l " > C o m p a n y B a n k N a m e _ L b l < / C o m p a n y B a n k N a m e _ L b l > +         < C o m p a n y B a n k N a m e _ L b l   E l e m e n t T y p e = " C o l u m n "   E l e m e n t I d = " 1 2 0 4 3 0 7 0 1 4 "   D a t a T y p e = " T e x t C o n s t " > C o m p a n y B a n k N a m e _ L b l < / C o m p a n y B a n k N a m e _ L b l >   
          < C o m p a n y C u s t o m G i r o   E l e m e n t T y p e = " C o l u m n "   E l e m e n t I d = " 1 6 7 0 4 7 5 7 9 8 "   D a t a T y p e = " T e x t " > C o m p a n y C u s t o m G i r o < / C o m p a n y C u s t o m G i r o >   
@@ -6255,7 +5748,7 @@
  
          < C o m p a n y G i r o N o   E l e m e n t T y p e = " C o l u m n "   E l e m e n t I d = " 1 3 6 0 1 9 6 3 2 0 "   D a t a T y p e = " T e x t " > C o m p a n y G i r o N o < / C o m p a n y G i r o N o >   
-         < C o m p a n y G i r o N o _ L b l   E l e m e n t T y p e = " C o l u m n "   E l e m e n t I d = " 8 6 1 6 0 2 1 1 5 "   D a t a T y p e = " L a b e l " > C o m p a n y G i r o N o _ L b l < / C o m p a n y G i r o N o _ L b l > +         < C o m p a n y G i r o N o _ L b l   E l e m e n t T y p e = " C o l u m n "   E l e m e n t I d = " 8 6 1 6 0 2 1 1 5 "   D a t a T y p e = " T e x t C o n s t " > C o m p a n y G i r o N o _ L b l < / C o m p a n y G i r o N o _ L b l >   
          < C o m p a n y H o m e P a g e   E l e m e n t T y p e = " C o l u m n "   E l e m e n t I d = " 1 9 8 9 1 8 8 7 0 "   D a t a T y p e = " T e x t " > C o m p a n y H o m e P a g e < / C o m p a n y H o m e P a g e >   
@@ -6273,9 +5766,9 @@
  
          < C o m p a n y P h o n e N o   E l e m e n t T y p e = " C o l u m n "   E l e m e n t I d = " 2 5 0 4 4 0 6 5 5 "   D a t a T y p e = " T e x t " > C o m p a n y P h o n e N o < / C o m p a n y P h o n e N o >   
-         < C o m p a n y P h o n e N o _ L b l   E l e m e n t T y p e = " C o l u m n "   E l e m e n t I d = " 5 5 8 5 9 3 5 8 6 "   D a t a T y p e = " L a b e l " > C o m p a n y P h o n e N o _ L b l < / C o m p a n y P h o n e N o _ L b l > - 
-         < C o m p a n y P i c t u r e   E l e m e n t T y p e = " C o l u m n "   E l e m e n t I d = " 1 3 9 7 4 1 1 0 7 4 "   D a t a T y p e = " B l o b "   / > +         < C o m p a n y P h o n e N o _ L b l   E l e m e n t T y p e = " C o l u m n "   E l e m e n t I d = " 5 5 8 5 9 3 5 8 6 "   D a t a T y p e = " T e x t C o n s t " > C o m p a n y P h o n e N o _ L b l < / C o m p a n y P h o n e N o _ L b l > + 
+         < C o m p a n y P i c t u r e   E l e m e n t T y p e = " C o l u m n "   E l e m e n t I d = " 1 3 9 7 4 1 1 0 7 4 "   D a t a T y p e = " B L O B " / >   
          < C o m p a n y R e g i s t r a t i o n N u m b e r   E l e m e n t T y p e = " C o l u m n "   E l e m e n t I d = " 2 0 2 3 6 3 9 4 2 4 "   D a t a T y p e = " T e x t " > C o m p a n y R e g i s t r a t i o n N u m b e r < / C o m p a n y R e g i s t r a t i o n N u m b e r >   
@@ -6293,7 +5786,7 @@
  
          < C o m p a n y V A T R e g N o _ L b l   E l e m e n t T y p e = " C o l u m n "   E l e m e n t I d = " 7 7 3 2 0 1 5 0 1 "   D a t a T y p e = " T e x t " > C o m p a n y V A T R e g N o _ L b l < / C o m p a n y V A T R e g N o _ L b l >   
-         < C o p y _ L b l   E l e m e n t T y p e = " C o l u m n "   E l e m e n t I d = " 6 0 4 7 8 2 7 8 1 "   D a t a T y p e = " L a b e l " > C o p y _ L b l < / C o p y _ L b l > +         < C o p y _ L b l   E l e m e n t T y p e = " C o l u m n "   E l e m e n t I d = " 6 0 4 7 8 2 7 8 1 "   D a t a T y p e = " T e x t C o n s t " > C o p y _ L b l < / C o p y _ L b l >   
          < C u s t o m e r A d d r e s s 1   E l e m e n t T y p e = " C o l u m n "   E l e m e n t I d = " 1 8 0 1 9 6 6 4 5 4 "   D a t a T y p e = " T e x t " > C u s t o m e r A d d r e s s 1 < / C u s t o m e r A d d r e s s 1 >   
@@ -6321,15 +5814,15 @@
  
          < D o c u m e n t N o   E l e m e n t T y p e = " C o l u m n "   E l e m e n t I d = " 9 7 0 3 5 0 5 3 9 "   D a t a T y p e = " C o d e " > D o c u m e n t N o < / D o c u m e n t N o >   
-         < D o c u m e n t N o _ L b l   E l e m e n t T y p e = " C o l u m n "   E l e m e n t I d = " 7 8 9 7 9 5 9 7 8 "   D a t a T y p e = " L a b e l " > D o c u m e n t N o _ L b l < / D o c u m e n t N o _ L b l > - 
-         < D o c u m e n t T i t l e _ L b l   E l e m e n t T y p e = " C o l u m n "   E l e m e n t I d = " 8 5 8 4 2 3 9 2 9 "   D a t a T y p e = " L a b e l " > D o c u m e n t T i t l e _ L b l < / D o c u m e n t T i t l e _ L b l > +         < D o c u m e n t N o _ L b l   E l e m e n t T y p e = " C o l u m n "   E l e m e n t I d = " 7 8 9 7 9 5 9 7 8 "   D a t a T y p e = " T e x t C o n s t " > D o c u m e n t N o _ L b l < / D o c u m e n t N o _ L b l > + 
+         < D o c u m e n t T i t l e _ L b l   E l e m e n t T y p e = " C o l u m n "   E l e m e n t I d = " 8 5 8 4 2 3 9 2 9 "   D a t a T y p e = " T e x t C o n s t " > D o c u m e n t T i t l e _ L b l < / D o c u m e n t T i t l e _ L b l >   
          < D u e D a t e   E l e m e n t T y p e = " C o l u m n "   E l e m e n t I d = " 7 4 5 1 7 0 2 0 3 "   D a t a T y p e = " S t r i n g " > D u e D a t e < / D u e D a t e >   
          < D u e D a t e _ L b l   E l e m e n t T y p e = " C o l u m n "   E l e m e n t I d = " 1 6 4 8 2 8 4 6 4 8 "   D a t a T y p e = " S t r i n g " > D u e D a t e _ L b l < / D u e D a t e _ L b l >   
-         < E M a i l _ H e a d e r _ L b l   E l e m e n t T y p e = " C o l u m n "   E l e m e n t I d = " 5 1 3 1 7 0 8 0 4 "   D a t a T y p e = " L a b e l " > E M a i l _ H e a d e r _ L b l < / E M a i l _ H e a d e r _ L b l > +         < E M a i l _ H e a d e r _ L b l   E l e m e n t T y p e = " C o l u m n "   E l e m e n t I d = " 5 1 3 1 7 0 8 0 4 "   D a t a T y p e = " T e x t C o n s t " > E M a i l _ H e a d e r _ L b l < / E M a i l _ H e a d e r _ L b l >   
          < E x c h a n g e R a t e A S T e x t   E l e m e n t T y p e = " C o l u m n "   E l e m e n t I d = " 1 1 5 7 2 6 2 0 5 3 "   D a t a T y p e = " T e x t " > E x c h a n g e R a t e A S T e x t < / E x c h a n g e R a t e A S T e x t >   
@@ -6337,69 +5830,77 @@
  
          < E x t e r n a l D o c u m e n t N o L b l   E l e m e n t T y p e = " C o l u m n "   E l e m e n t I d = " 7 8 3 2 8 7 4 5 2 "   D a t a T y p e = " S t r i n g " > E x t e r n a l D o c u m e n t N o L b l < / E x t e r n a l D o c u m e n t N o L b l >   
-         < H o m e P a g e _ H e a d e r _ L b l   E l e m e n t T y p e = " C o l u m n "   E l e m e n t I d = " 1 8 7 9 7 2 5 0 8 4 "   D a t a T y p e = " L a b e l " > H o m e P a g e _ H e a d e r _ L b l < / H o m e P a g e _ H e a d e r _ L b l > - 
-         < I n v o i c e D i s c o u n t A m o u n t _ L b l   E l e m e n t T y p e = " C o l u m n "   E l e m e n t I d = " 1 5 9 3 0 1 2 7 3 6 "   D a t a T y p e = " L a b e l " > I n v o i c e D i s c o u n t A m o u n t _ L b l < / I n v o i c e D i s c o u n t A m o u n t _ L b l > - 
-         < I n v o i c e D i s c o u n t B a s e A m o u n t _ L b l   E l e m e n t T y p e = " C o l u m n "   E l e m e n t I d = " 2 0 2 9 2 6 6 8 7 5 "   D a t a T y p e = " L a b e l " > I n v o i c e D i s c o u n t B a s e A m o u n t _ L b l < / I n v o i c e D i s c o u n t B a s e A m o u n t _ L b l > +         < H o m e P a g e _ H e a d e r _ L b l   E l e m e n t T y p e = " C o l u m n "   E l e m e n t I d = " 1 8 7 9 7 2 5 0 8 4 "   D a t a T y p e = " T e x t C o n s t " > H o m e P a g e _ H e a d e r _ L b l < / H o m e P a g e _ H e a d e r _ L b l > + 
+         < I n v o i c e D i s c o u n t A m o u n t _ L b l   E l e m e n t T y p e = " C o l u m n "   E l e m e n t I d = " 1 5 9 3 0 1 2 7 3 6 "   D a t a T y p e = " T e x t C o n s t " > I n v o i c e D i s c o u n t A m o u n t _ L b l < / I n v o i c e D i s c o u n t A m o u n t _ L b l > + 
+         < I n v o i c e D i s c o u n t B a s e A m o u n t _ L b l   E l e m e n t T y p e = " C o l u m n "   E l e m e n t I d = " 2 0 2 9 2 6 6 8 7 5 "   D a t a T y p e = " T e x t C o n s t " > I n v o i c e D i s c o u n t B a s e A m o u n t _ L b l < / I n v o i c e D i s c o u n t B a s e A m o u n t _ L b l >   
          < L e g a l E n t i t y T y p e   E l e m e n t T y p e = " C o l u m n "   E l e m e n t I d = " 2 0 5 1 8 7 3 5 6 3 "   D a t a T y p e = " T e x t " > L e g a l E n t i t y T y p e < / L e g a l E n t i t y T y p e >   
          < L e g a l E n t i t y T y p e _ L b l   E l e m e n t T y p e = " C o l u m n "   E l e m e n t I d = " 2 0 8 0 2 2 4 7 9 2 "   D a t a T y p e = " T e x t " > L e g a l E n t i t y T y p e _ L b l < / L e g a l E n t i t y T y p e _ L b l >   
-         < L i n e A m o u n t A f t e r I n v o i c e D i s c o u n t _ L b l   E l e m e n t T y p e = " C o l u m n "   E l e m e n t I d = " 6 7 3 7 2 1 0 9 4 "   D a t a T y p e = " L a b e l " > L i n e A m o u n t A f t e r I n v o i c e D i s c o u n t _ L b l < / L i n e A m o u n t A f t e r I n v o i c e D i s c o u n t _ L b l > - 
-         < L o c a l C u r r e n c y _ L b l   E l e m e n t T y p e = " C o l u m n "   E l e m e n t I d = " 1 5 5 9 6 9 3 4 2 2 "   D a t a T y p e = " L a b e l " > L o c a l C u r r e n c y _ L b l < / L o c a l C u r r e n c y _ L b l > - 
-         < P a g e _ L b l   E l e m e n t T y p e = " C o l u m n "   E l e m e n t I d = " 6 8 0 6 4 8 0 9 1 "   D a t a T y p e = " L a b e l " > P a g e _ L b l < / P a g e _ L b l > +         < L i n e A m o u n t A f t e r I n v o i c e D i s c o u n t _ L b l   E l e m e n t T y p e = " C o l u m n "   E l e m e n t I d = " 6 7 3 7 2 1 0 9 4 "   D a t a T y p e = " T e x t C o n s t " > L i n e A m o u n t A f t e r I n v o i c e D i s c o u n t _ L b l < / L i n e A m o u n t A f t e r I n v o i c e D i s c o u n t _ L b l > + 
+         < L o c a l C u r r e n c y _ L b l   E l e m e n t T y p e = " C o l u m n "   E l e m e n t I d = " 1 5 5 9 6 9 3 4 2 2 "   D a t a T y p e = " T e x t C o n s t " > L o c a l C u r r e n c y _ L b l < / L o c a l C u r r e n c y _ L b l > + 
+         < P a g e _ L b l   E l e m e n t T y p e = " C o l u m n "   E l e m e n t I d = " 6 8 0 6 4 8 0 9 1 "   D a t a T y p e = " T e x t C o n s t " > P a g e _ L b l < / P a g e _ L b l >   
          < P a y m e n t M e t h o d D e s c r i p t i o n   E l e m e n t T y p e = " C o l u m n "   E l e m e n t I d = " 5 8 5 7 5 7 9 7 4 "   D a t a T y p e = " T e x t " > P a y m e n t M e t h o d D e s c r i p t i o n < / P a y m e n t M e t h o d D e s c r i p t i o n >   
-         < P a y m e n t M e t h o d D e s c r i p t i o n _ L b l   E l e m e n t T y p e = " C o l u m n "   E l e m e n t I d = " 7 9 7 1 1 7 3 2 3 "   D a t a T y p e = " L a b e l " > P a y m e n t M e t h o d D e s c r i p t i o n _ L b l < / P a y m e n t M e t h o d D e s c r i p t i o n _ L b l > +         < P a y m e n t M e t h o d D e s c r i p t i o n _ L b l   E l e m e n t T y p e = " C o l u m n "   E l e m e n t I d = " 7 9 7 1 1 7 3 2 3 "   D a t a T y p e = " T e x t C o n s t " > P a y m e n t M e t h o d D e s c r i p t i o n _ L b l < / P a y m e n t M e t h o d D e s c r i p t i o n _ L b l >   
          < P a y m e n t T e r m s D e s c r i p t i o n   E l e m e n t T y p e = " C o l u m n "   E l e m e n t I d = " 2 0 3 8 7 4 2 7 0 0 "   D a t a T y p e = " T e x t " > P a y m e n t T e r m s D e s c r i p t i o n < / P a y m e n t T e r m s D e s c r i p t i o n >   
-         < P a y m e n t T e r m s D e s c r i p t i o n _ L b l   E l e m e n t T y p e = " C o l u m n "   E l e m e n t I d = " 1 8 7 4 4 9 4 3 2 1 "   D a t a T y p e = " L a b e l " > P a y m e n t T e r m s D e s c r i p t i o n _ L b l < / P a y m e n t T e r m s D e s c r i p t i o n _ L b l > +         < P a y m e n t T e r m s D e s c r i p t i o n _ L b l   E l e m e n t T y p e = " C o l u m n "   E l e m e n t I d = " 1 8 7 4 4 9 4 3 2 1 "   D a t a T y p e = " T e x t C o n s t " > P a y m e n t T e r m s D e s c r i p t i o n _ L b l < / P a y m e n t T e r m s D e s c r i p t i o n _ L b l >   
          < P r i c e s I n c l u d i n g V A T   E l e m e n t T y p e = " C o l u m n "   E l e m e n t I d = " 5 1 8 8 1 7 1 6 7 "   D a t a T y p e = " B o o l e a n " > P r i c e s I n c l u d i n g V A T < / P r i c e s I n c l u d i n g V A T >   
+         < P r i c e s I n c l u d i n g V A T _ L b l   E l e m e n t T y p e = " C o l u m n "   E l e m e n t I d = " 1 3 7 7 9 7 9 4 4 4 "   D a t a T y p e = " S t r i n g " > P r i c e s I n c l u d i n g V A T _ L b l < / P r i c e s I n c l u d i n g V A T _ L b l > + 
          < P r i c e s I n c l u d i n g V A T Y e s N o   E l e m e n t T y p e = " C o l u m n "   E l e m e n t I d = " 1 4 1 1 1 4 7 5 9 9 "   D a t a T y p e = " S t r i n g " > P r i c e s I n c l u d i n g V A T Y e s N o < / P r i c e s I n c l u d i n g V A T Y e s N o >   
-         < P r i c e s I n c l u d i n g V A T _ L b l   E l e m e n t T y p e = " C o l u m n "   E l e m e n t I d = " 1 3 7 7 9 7 9 4 4 4 "   D a t a T y p e = " S t r i n g " > P r i c e s I n c l u d i n g V A T _ L b l < / P r i c e s I n c l u d i n g V A T _ L b l > - 
-         < S a l e s I n v o i c e L i n e D i s c o u n t _ L b l   E l e m e n t T y p e = " C o l u m n "   E l e m e n t I d = " 6 6 4 6 0 1 5 8 2 "   D a t a T y p e = " L a b e l " > S a l e s I n v o i c e L i n e D i s c o u n t _ L b l < / S a l e s I n v o i c e L i n e D i s c o u n t _ L b l > +         < Q R _ C o d e _ I m a g e   E l e m e n t T y p e = " C o l u m n "   E l e m e n t I d = " 2 0 7 9 6 8 0 8 3 6 "   D a t a T y p e = " M e d i a S e t " > Q R _ C o d e _ I m a g e < / Q R _ C o d e _ I m a g e > + 
+         < Q R _ C o d e _ I m a g e _ L b l   E l e m e n t T y p e = " C o l u m n "   E l e m e n t I d = " 1 2 2 9 4 4 6 0 7 "   D a t a T y p e = " S t r i n g " > Q R _ C o d e _ I m a g e _ L b l < / Q R _ C o d e _ I m a g e _ L b l > + 
+         < R e c u r r i n g B i l l i n g   E l e m e n t T y p e = " C o l u m n "   E l e m e n t I d = " 4 8 0 8 6 9 9 3 "   D a t a T y p e = " B o o l e a n " > R e c u r r i n g B i l l i n g < / R e c u r r i n g B i l l i n g > + 
+         < S a l e s I n v o i c e L i n e D i s c o u n t _ L b l   E l e m e n t T y p e = " C o l u m n "   E l e m e n t I d = " 6 6 4 6 0 1 5 8 2 "   D a t a T y p e = " T e x t C o n s t " > S a l e s I n v o i c e L i n e D i s c o u n t _ L b l < / S a l e s I n v o i c e L i n e D i s c o u n t _ L b l > + 
+         < S a l e s P e r s o n _ L b l   E l e m e n t T y p e = " C o l u m n "   E l e m e n t I d = " 1 5 6 4 1 9 6 3 6 5 "   D a t a T y p e = " T e x t C o n s t " > S a l e s P e r s o n _ L b l < / S a l e s P e r s o n _ L b l >   
          < S a l e s P e r s o n B l a n k _ L b l   E l e m e n t T y p e = " C o l u m n "   E l e m e n t I d = " 6 5 4 6 2 4 6 0 1 "   D a t a T y p e = " T e x t " > S a l e s P e r s o n B l a n k _ L b l < / S a l e s P e r s o n B l a n k _ L b l >   
          < S a l e s P e r s o n N a m e   E l e m e n t T y p e = " C o l u m n "   E l e m e n t I d = " 8 7 1 4 9 2 9 8 3 "   D a t a T y p e = " T e x t " > S a l e s P e r s o n N a m e < / S a l e s P e r s o n N a m e >   
-         < S a l e s P e r s o n _ L b l   E l e m e n t T y p e = " C o l u m n "   E l e m e n t I d = " 1 5 6 4 1 9 6 3 6 5 "   D a t a T y p e = " L a b e l " > S a l e s P e r s o n _ L b l < / S a l e s P e r s o n _ L b l > - 
          < S e l l T o C o n t a c t E m a i l   E l e m e n t T y p e = " C o l u m n "   E l e m e n t I d = " 2 6 2 8 2 4 5 6 4 "   D a t a T y p e = " T e x t " > S e l l T o C o n t a c t E m a i l < / S e l l T o C o n t a c t E m a i l >   
-         < S e l l T o C o n t a c t E m a i l L b l   E l e m e n t T y p e = " C o l u m n "   E l e m e n t I d = " 3 7 0 9 2 0 3 7 4 "   D a t a T y p e = " L a b e l " > S e l l T o C o n t a c t E m a i l L b l < / S e l l T o C o n t a c t E m a i l L b l > +         < S e l l T o C o n t a c t E m a i l L b l   E l e m e n t T y p e = " C o l u m n "   E l e m e n t I d = " 3 7 0 9 2 0 3 7 4 "   D a t a T y p e = " T e x t C o n s t " > S e l l T o C o n t a c t E m a i l L b l < / S e l l T o C o n t a c t E m a i l L b l >   
          < S e l l T o C o n t a c t M o b i l e P h o n e N o   E l e m e n t T y p e = " C o l u m n "   E l e m e n t I d = " 1 8 4 3 5 8 7 4 7 "   D a t a T y p e = " T e x t " > S e l l T o C o n t a c t M o b i l e P h o n e N o < / S e l l T o C o n t a c t M o b i l e P h o n e N o >   
-         < S e l l T o C o n t a c t M o b i l e P h o n e N o L b l   E l e m e n t T y p e = " C o l u m n "   E l e m e n t I d = " 1 4 5 7 5 2 8 4 1 7 "   D a t a T y p e = " L a b e l " > S e l l T o C o n t a c t M o b i l e P h o n e N o L b l < / S e l l T o C o n t a c t M o b i l e P h o n e N o L b l > +         < S e l l T o C o n t a c t M o b i l e P h o n e N o L b l   E l e m e n t T y p e = " C o l u m n "   E l e m e n t I d = " 1 4 5 7 5 2 8 4 1 7 "   D a t a T y p e = " T e x t C o n s t " > S e l l T o C o n t a c t M o b i l e P h o n e N o L b l < / S e l l T o C o n t a c t M o b i l e P h o n e N o L b l >   
          < S e l l T o C o n t a c t P h o n e N o   E l e m e n t T y p e = " C o l u m n "   E l e m e n t I d = " 1 6 1 3 8 2 2 4 8 3 "   D a t a T y p e = " T e x t " > S e l l T o C o n t a c t P h o n e N o < / S e l l T o C o n t a c t P h o n e N o >   
-         < S e l l T o C o n t a c t P h o n e N o L b l   E l e m e n t T y p e = " C o l u m n "   E l e m e n t I d = " 1 0 5 0 6 8 6 8 0 9 "   D a t a T y p e = " L a b e l " > S e l l T o C o n t a c t P h o n e N o L b l < / S e l l T o C o n t a c t P h o n e N o L b l > +         < S e l l T o C o n t a c t P h o n e N o L b l   E l e m e n t T y p e = " C o l u m n "   E l e m e n t I d = " 1 0 5 0 6 8 6 8 0 9 "   D a t a T y p e = " T e x t C o n s t " > S e l l T o C o n t a c t P h o n e N o L b l < / S e l l T o C o n t a c t P h o n e N o L b l >   
          < S e l l t o C u s t o m e r N o   E l e m e n t T y p e = " C o l u m n "   E l e m e n t I d = " 2 0 5 0 6 4 7 3 4 9 "   D a t a T y p e = " C o d e " > S e l l t o C u s t o m e r N o < / S e l l t o C u s t o m e r N o >   
          < S e l l t o C u s t o m e r N o _ L b l   E l e m e n t T y p e = " C o l u m n "   E l e m e n t I d = " 2 9 8 3 8 1 5 1 2 "   D a t a T y p e = " S t r i n g " > S e l l t o C u s t o m e r N o _ L b l < / S e l l t o C u s t o m e r N o _ L b l >   
+         < S h i p m e n t _ L b l   E l e m e n t T y p e = " C o l u m n "   E l e m e n t I d = " 2 0 8 5 7 6 7 1 2 0 "   D a t a T y p e = " T e x t C o n s t " > S h i p m e n t _ L b l < / S h i p m e n t _ L b l > + 
          < S h i p m e n t D a t e   E l e m e n t T y p e = " C o l u m n "   E l e m e n t I d = " 9 3 1 1 1 1 4 6 5 "   D a t a T y p e = " S t r i n g " > S h i p m e n t D a t e < / S h i p m e n t D a t e >   
          < S h i p m e n t D a t e _ L b l   E l e m e n t T y p e = " C o l u m n "   E l e m e n t I d = " 6 1 4 4 0 0 3 6 4 "   D a t a T y p e = " S t r i n g " > S h i p m e n t D a t e _ L b l < / S h i p m e n t D a t e _ L b l >   
          < S h i p m e n t M e t h o d D e s c r i p t i o n   E l e m e n t T y p e = " C o l u m n "   E l e m e n t I d = " 2 0 5 9 4 0 3 2 6 0 "   D a t a T y p e = " T e x t " > S h i p m e n t M e t h o d D e s c r i p t i o n < / S h i p m e n t M e t h o d D e s c r i p t i o n >   
-         < S h i p m e n t M e t h o d D e s c r i p t i o n _ L b l   E l e m e n t T y p e = " C o l u m n "   E l e m e n t I d = " 1 1 7 9 9 7 8 4 6 5 "   D a t a T y p e = " L a b e l " > S h i p m e n t M e t h o d D e s c r i p t i o n _ L b l < / S h i p m e n t M e t h o d D e s c r i p t i o n _ L b l > - 
-         < S h i p m e n t _ L b l   E l e m e n t T y p e = " C o l u m n "   E l e m e n t I d = " 2 0 8 5 7 6 7 1 2 0 "   D a t a T y p e = " L a b e l " > S h i p m e n t _ L b l < / S h i p m e n t _ L b l > +         < S h i p m e n t M e t h o d D e s c r i p t i o n _ L b l   E l e m e n t T y p e = " C o l u m n "   E l e m e n t I d = " 1 1 7 9 9 7 8 4 6 5 "   D a t a T y p e = " T e x t C o n s t " > S h i p m e n t M e t h o d D e s c r i p t i o n _ L b l < / S h i p m e n t M e t h o d D e s c r i p t i o n _ L b l > + 
+         < S h i p T o A d d r e s s _ L b l   E l e m e n t T y p e = " C o l u m n "   E l e m e n t I d = " 1 6 5 0 5 0 5 0 1 7 "   D a t a T y p e = " T e x t C o n s t " > S h i p T o A d d r e s s _ L b l < / S h i p T o A d d r e s s _ L b l >   
          < S h i p T o A d d r e s s 1   E l e m e n t T y p e = " C o l u m n "   E l e m e n t I d = " 1 3 5 7 6 7 2 8 6 1 "   D a t a T y p e = " T e x t " > S h i p T o A d d r e s s 1 < / S h i p T o A d d r e s s 1 >   
@@ -6417,31 +5918,29 @@
  
          < S h i p T o A d d r e s s 8   E l e m e n t T y p e = " C o l u m n "   E l e m e n t I d = " 1 4 9 2 9 9 2 1 7 8 "   D a t a T y p e = " T e x t " > S h i p T o A d d r e s s 8 < / S h i p T o A d d r e s s 8 >   
-         < S h i p T o A d d r e s s _ L b l   E l e m e n t T y p e = " C o l u m n "   E l e m e n t I d = " 1 6 5 0 5 0 5 0 1 7 "   D a t a T y p e = " L a b e l " > S h i p T o A d d r e s s _ L b l < / S h i p T o A d d r e s s _ L b l > - 
          < S h i p T o P h o n e N o   E l e m e n t T y p e = " C o l u m n "   E l e m e n t I d = " 3 6 9 7 0 2 2 5 5 "   D a t a T y p e = " T e x t " > S h i p T o P h o n e N o < / S h i p T o P h o n e N o >   
          < S h o w S h i p p i n g A d d r e s s   E l e m e n t T y p e = " C o l u m n "   E l e m e n t I d = " 1 1 2 0 0 7 1 2 6 6 "   D a t a T y p e = " B o o l e a n " > S h o w S h i p p i n g A d d r e s s < / S h o w S h i p p i n g A d d r e s s >   
          < S h o w W o r k D e s c r i p t i o n   E l e m e n t T y p e = " C o l u m n "   E l e m e n t I d = " 7 8 5 4 6 8 8 6 5 "   D a t a T y p e = " B o o l e a n " > S h o w W o r k D e s c r i p t i o n < / S h o w W o r k D e s c r i p t i o n >   
-         < S u b t o t a l _ L b l   E l e m e n t T y p e = " C o l u m n "   E l e m e n t I d = " 1 9 6 7 7 9 5 1 4 2 "   D a t a T y p e = " L a b e l " > S u b t o t a l _ L b l < / S u b t o t a l _ L b l > - 
-         < T o t a l _ L b l   E l e m e n t T y p e = " C o l u m n "   E l e m e n t I d = " 1 2 1 0 1 0 0 8 7 8 "   D a t a T y p e = " L a b e l " > T o t a l _ L b l < / T o t a l _ L b l > - 
-         < V A T A m o u n t S p e c i f i c a t i o n _ L b l   E l e m e n t T y p e = " C o l u m n "   E l e m e n t I d = " 8 7 8 7 0 6 8 4 6 "   D a t a T y p e = " L a b e l " > V A T A m o u n t S p e c i f i c a t i o n _ L b l < / V A T A m o u n t S p e c i f i c a t i o n _ L b l > - 
-         < V A T A m o u n t _ L b l   E l e m e n t T y p e = " C o l u m n "   E l e m e n t I d = " 1 0 9 4 6 5 7 2 9 "   D a t a T y p e = " L a b e l " > V A T A m o u n t _ L b l < / V A T A m o u n t _ L b l > - 
-         < V A T B a s e _ L b l   E l e m e n t T y p e = " C o l u m n "   E l e m e n t I d = " 1 8 6 6 1 5 8 2 7 8 "   D a t a T y p e = " L a b e l " > V A T B a s e _ L b l < / V A T B a s e _ L b l > - 
-         < V A T C l a u s e s _ L b l   E l e m e n t T y p e = " C o l u m n "   E l e m e n t I d = " 1 3 8 3 9 2 0 0 1 9 "   D a t a T y p e = " L a b e l " > V A T C l a u s e s _ L b l < / V A T C l a u s e s _ L b l > +         < S u b t o t a l _ L b l   E l e m e n t T y p e = " C o l u m n "   E l e m e n t I d = " 1 9 6 7 7 9 5 1 4 2 "   D a t a T y p e = " T e x t C o n s t " > S u b t o t a l _ L b l < / S u b t o t a l _ L b l > + 
+         < T o t a l _ L b l   E l e m e n t T y p e = " C o l u m n "   E l e m e n t I d = " 1 2 1 0 1 0 0 8 7 8 "   D a t a T y p e = " T e x t C o n s t " > T o t a l _ L b l < / T o t a l _ L b l > + 
+         < V A T A m o u n t _ L b l   E l e m e n t T y p e = " C o l u m n "   E l e m e n t I d = " 1 0 9 4 6 5 7 2 9 "   D a t a T y p e = " T e x t C o n s t " > V A T A m o u n t _ L b l < / V A T A m o u n t _ L b l > + 
+         < V A T A m o u n t S p e c i f i c a t i o n _ L b l   E l e m e n t T y p e = " C o l u m n "   E l e m e n t I d = " 8 7 8 7 0 6 8 4 6 "   D a t a T y p e = " T e x t C o n s t " > V A T A m o u n t S p e c i f i c a t i o n _ L b l < / V A T A m o u n t S p e c i f i c a t i o n _ L b l > + 
+         < V A T B a s e _ L b l   E l e m e n t T y p e = " C o l u m n "   E l e m e n t I d = " 1 8 6 6 1 5 8 2 7 8 "   D a t a T y p e = " T e x t C o n s t " > V A T B a s e _ L b l < / V A T B a s e _ L b l >   
          < V A T C l a u s e _ L b l   E l e m e n t T y p e = " C o l u m n "   E l e m e n t I d = " 1 5 7 0 4 9 5 4 9 0 "   D a t a T y p e = " S t r i n g " > V A T C l a u s e _ L b l < / V A T C l a u s e _ L b l >   
-         < V A T I d e n t i f i e r _ L b l   E l e m e n t T y p e = " C o l u m n "   E l e m e n t I d = " 1 6 8 6 6 2 3 9 8 4 "   D a t a T y p e = " L a b e l " > V A T I d e n t i f i e r _ L b l < / V A T I d e n t i f i e r _ L b l > - 
-         < V A T P e r c e n t a g e _ L b l   E l e m e n t T y p e = " C o l u m n "   E l e m e n t I d = " 6 7 6 6 5 4 5 6 5 "   D a t a T y p e = " L a b e l " > V A T P e r c e n t a g e _ L b l < / V A T P e r c e n t a g e _ L b l > +         < V A T C l a u s e s _ L b l   E l e m e n t T y p e = " C o l u m n "   E l e m e n t I d = " 1 3 8 3 9 2 0 0 1 9 "   D a t a T y p e = " T e x t C o n s t " > V A T C l a u s e s _ L b l < / V A T C l a u s e s _ L b l > + 
+         < V A T I d e n t i f i e r _ L b l   E l e m e n t T y p e = " C o l u m n "   E l e m e n t I d = " 1 6 8 6 6 2 3 9 8 4 "   D a t a T y p e = " T e x t C o n s t " > V A T I d e n t i f i e r _ L b l < / V A T I d e n t i f i e r _ L b l > + 
+         < V A T P e r c e n t a g e _ L b l   E l e m e n t T y p e = " C o l u m n "   E l e m e n t I d = " 6 7 6 6 5 4 5 6 5 "   D a t a T y p e = " T e x t C o n s t " > V A T P e r c e n t a g e _ L b l < / V A T P e r c e n t a g e _ L b l >   
          < V A T R e g i s t r a t i o n N o   E l e m e n t T y p e = " C o l u m n "   E l e m e n t I d = " 1 8 8 9 1 9 5 4 0 2 "   D a t a T y p e = " T e x t " > V A T R e g i s t r a t i o n N o < / V A T R e g i s t r a t i o n N o >   
@@ -6461,6 +5960,10 @@
  
              < A m o u n t I n c l u d i n g V A T _ L i n e _ L b l   E l e m e n t T y p e = " C o l u m n "   E l e m e n t I d = " 9 3 0 7 4 7 3 1 3 "   D a t a T y p e = " S t r i n g " > A m o u n t I n c l u d i n g V A T _ L i n e _ L b l < / A m o u n t I n c l u d i n g V A T _ L i n e _ L b l >   
+             < C o n t r a c t L i n e N o   E l e m e n t T y p e = " C o l u m n "   E l e m e n t I d = " 3 0 7 6 6 9 2 4 8 "   D a t a T y p e = " I n t e g e r " > C o n t r a c t L i n e N o < / C o n t r a c t L i n e N o > + 
+             < C o n t r a c t N o   E l e m e n t T y p e = " C o l u m n "   E l e m e n t I d = " 1 9 5 9 3 0 8 7 1 8 "   D a t a T y p e = " C o d e " > C o n t r a c t N o < / C o n t r a c t N o > + 
              < D e s c r i p t i o n _ L i n e   E l e m e n t T y p e = " C o l u m n "   E l e m e n t I d = " 1 4 0 6 8 2 2 3 1 0 "   D a t a T y p e = " T e x t " > D e s c r i p t i o n _ L i n e < / D e s c r i p t i o n _ L i n e >   
              < D e s c r i p t i o n _ L i n e _ L b l   E l e m e n t T y p e = " C o l u m n "   E l e m e n t I d = " 2 1 1 8 9 5 1 4 9 5 "   D a t a T y p e = " S t r i n g " > D e s c r i p t i o n _ L i n e _ L b l < / D e s c r i p t i o n _ L i n e _ L b l > @@ -6477,19 +5980,23 @@
  
              < L i n e A m o u n t _ L i n e _ L b l   E l e m e n t T y p e = " C o l u m n "   E l e m e n t I d = " 9 9 2 9 0 1 8 4 5 "   D a t a T y p e = " S t r i n g " > L i n e A m o u n t _ L i n e _ L b l < / L i n e A m o u n t _ L i n e _ L b l >   
+             < L i n e D i s c o u n t P e r c e n t _ L i n e   E l e m e n t T y p e = " C o l u m n "   E l e m e n t I d = " 9 0 7 8 2 7 4 3 6 "   D a t a T y p e = " D e c i m a l " > L i n e D i s c o u n t P e r c e n t _ L i n e < / L i n e D i s c o u n t P e r c e n t _ L i n e > + 
              < L i n e D i s c o u n t P e r c e n t T e x t _ L i n e   E l e m e n t T y p e = " C o l u m n "   E l e m e n t I d = " 6 1 3 1 3 5 1 9 "   D a t a T y p e = " T e x t " > L i n e D i s c o u n t P e r c e n t T e x t _ L i n e < / L i n e D i s c o u n t P e r c e n t T e x t _ L i n e >   
-             < L i n e D i s c o u n t P e r c e n t _ L i n e   E l e m e n t T y p e = " C o l u m n "   E l e m e n t I d = " 9 0 7 8 2 7 4 3 6 "   D a t a T y p e = " D e c i m a l " > L i n e D i s c o u n t P e r c e n t _ L i n e < / L i n e D i s c o u n t P e r c e n t _ L i n e > - 
              < L i n e N o _ L i n e   E l e m e n t T y p e = " C o l u m n "   E l e m e n t I d = " 6 9 8 9 8 5 9 7 9 "   D a t a T y p e = " I n t e g e r " > L i n e N o _ L i n e < / L i n e N o _ L i n e >   
              < Q u a n t i t y _ L i n e   E l e m e n t T y p e = " C o l u m n "   E l e m e n t I d = " 1 0 6 8 5 4 3 5 3 7 "   D a t a T y p e = " T e x t " > Q u a n t i t y _ L i n e < / Q u a n t i t y _ L i n e >   
              < Q u a n t i t y _ L i n e _ L b l   E l e m e n t T y p e = " C o l u m n "   E l e m e n t I d = " 2 0 3 4 5 0 6 8 0 2 "   D a t a T y p e = " S t r i n g " > Q u a n t i t y _ L i n e _ L b l < / Q u a n t i t y _ L i n e _ L b l >   
+             < R e c u r r i n g B i l l i n g f r o m   E l e m e n t T y p e = " C o l u m n "   E l e m e n t I d = " 4 7 7 0 0 1 9 2 1 "   D a t a T y p e = " D a t e " > R e c u r r i n g B i l l i n g f r o m < / R e c u r r i n g B i l l i n g f r o m > + 
+             < R e c u r r i n g B i l l i n g t o   E l e m e n t T y p e = " C o l u m n "   E l e m e n t I d = " 1 3 8 4 6 2 3 0 0 4 "   D a t a T y p e = " D a t e " > R e c u r r i n g B i l l i n g t o < / R e c u r r i n g B i l l i n g t o > + 
              < S h i p m e n t D a t e _ L i n e   E l e m e n t T y p e = " C o l u m n "   E l e m e n t I d = " 1 6 7 3 3 7 5 4 1 6 "   D a t a T y p e = " S t r i n g " > S h i p m e n t D a t e _ L i n e < / S h i p m e n t D a t e _ L i n e >   
-             < S h i p m e n t D a t e _ L i n e _ L b l   E l e m e n t T y p e = " C o l u m n "   E l e m e n t I d = " 8 5 3 2 2 4 3 6 3 "   D a t a T y p e = " L a b e l " > S h i p m e n t D a t e _ L i n e _ L b l < / S h i p m e n t D a t e _ L i n e _ L b l > +             < S h i p m e n t D a t e _ L i n e _ L b l   E l e m e n t T y p e = " C o l u m n "   E l e m e n t I d = " 8 5 3 2 2 4 3 6 3 "   D a t a T y p e = " T e x t C o n s t " > S h i p m e n t D a t e _ L i n e _ L b l < / S h i p m e n t D a t e _ L i n e _ L b l >   
              < T r a n s H e a d e r A m o u n t   E l e m e n t T y p e = " C o l u m n "   E l e m e n t I d = " 2 0 2 8 3 0 6 2 7 6 "   D a t a T y p e = " D e c i m a l " > T r a n s H e a d e r A m o u n t < / T r a n s H e a d e r A m o u n t >   
@@ -6565,21 +6072,21 @@
  
              < N o O f V A T I d e n t i f i e r s   E l e m e n t T y p e = " C o l u m n "   E l e m e n t I d = " 1 1 5 3 2 6 3 0 2 6 "   D a t a T y p e = " I n t e g e r " > N o O f V A T I d e n t i f i e r s < / N o O f V A T I d e n t i f i e r s >   
+             < V A T A m o u n t _ V a t A m o u n t L i n e   E l e m e n t T y p e = " C o l u m n "   E l e m e n t I d = " 1 8 9 1 8 2 0 6 2 0 "   D a t a T y p e = " D e c i m a l " > V A T A m o u n t _ V a t A m o u n t L i n e < / V A T A m o u n t _ V a t A m o u n t L i n e > + 
+             < V A T A m o u n t _ V a t A m o u n t L i n e _ L b l   E l e m e n t T y p e = " C o l u m n "   E l e m e n t I d = " 1 5 1 3 5 5 5 4 7 3 "   D a t a T y p e = " S t r i n g " > V A T A m o u n t _ V a t A m o u n t L i n e _ L b l < / V A T A m o u n t _ V a t A m o u n t L i n e _ L b l > + 
              < V A T A m o u n t L C Y _ V A T A m o u n t L i n e   E l e m e n t T y p e = " C o l u m n "   E l e m e n t I d = " 1 5 8 1 9 9 4 3 5 0 "   D a t a T y p e = " D e c i m a l " > V A T A m o u n t L C Y _ V A T A m o u n t L i n e < / V A T A m o u n t L C Y _ V A T A m o u n t L i n e >   
-             < V A T A m o u n t L C Y _ V A T A m o u n t L i n e _ L b l   E l e m e n t T y p e = " C o l u m n "   E l e m e n t I d = " 9 2 3 0 0 3 3 7 "   D a t a T y p e = " L a b e l " > V A T A m o u n t L C Y _ V A T A m o u n t L i n e _ L b l < / V A T A m o u n t L C Y _ V A T A m o u n t L i n e _ L b l > - 
-             < V A T A m o u n t _ V a t A m o u n t L i n e   E l e m e n t T y p e = " C o l u m n "   E l e m e n t I d = " 1 8 9 1 8 2 0 6 2 0 "   D a t a T y p e = " D e c i m a l " > V A T A m o u n t _ V a t A m o u n t L i n e < / V A T A m o u n t _ V a t A m o u n t L i n e > - 
-             < V A T A m o u n t _ V a t A m o u n t L i n e _ L b l   E l e m e n t T y p e = " C o l u m n "   E l e m e n t I d = " 1 5 1 3 5 5 5 4 7 3 "   D a t a T y p e = " S t r i n g " > V A T A m o u n t _ V a t A m o u n t L i n e _ L b l < / V A T A m o u n t _ V a t A m o u n t L i n e _ L b l > +             < V A T A m o u n t L C Y _ V A T A m o u n t L i n e _ L b l   E l e m e n t T y p e = " C o l u m n "   E l e m e n t I d = " 9 2 3 0 0 3 3 7 "   D a t a T y p e = " T e x t C o n s t " > V A T A m o u n t L C Y _ V A T A m o u n t L i n e _ L b l < / V A T A m o u n t L C Y _ V A T A m o u n t L i n e _ L b l > + 
+             < V A T B a s e _ V a t A m o u n t L i n e   E l e m e n t T y p e = " C o l u m n "   E l e m e n t I d = " 1 4 5 8 9 3 7 8 1 9 "   D a t a T y p e = " D e c i m a l " > V A T B a s e _ V a t A m o u n t L i n e < / V A T B a s e _ V a t A m o u n t L i n e > + 
+             < V A T B a s e _ V a t A m o u n t L i n e _ L b l   E l e m e n t T y p e = " C o l u m n "   E l e m e n t I d = " 1 6 9 1 3 0 2 4 8 8 "   D a t a T y p e = " S t r i n g " > V A T B a s e _ V a t A m o u n t L i n e _ L b l < / V A T B a s e _ V a t A m o u n t L i n e _ L b l >   
              < V A T B a s e L C Y _ V A T A m o u n t L i n e   E l e m e n t T y p e = " C o l u m n "   E l e m e n t I d = " 1 8 6 0 9 4 5 6 3 5 "   D a t a T y p e = " D e c i m a l " > V A T B a s e L C Y _ V A T A m o u n t L i n e < / V A T B a s e L C Y _ V A T A m o u n t L i n e >   
-             < V A T B a s e L C Y _ V A T A m o u n t L i n e _ L b l   E l e m e n t T y p e = " C o l u m n "   E l e m e n t I d = " 1 2 3 6 4 6 7 9 9 8 "   D a t a T y p e = " L a b e l " > V A T B a s e L C Y _ V A T A m o u n t L i n e _ L b l < / V A T B a s e L C Y _ V A T A m o u n t L i n e _ L b l > - 
-             < V A T B a s e _ V a t A m o u n t L i n e   E l e m e n t T y p e = " C o l u m n "   E l e m e n t I d = " 1 4 5 8 9 3 7 8 1 9 "   D a t a T y p e = " D e c i m a l " > V A T B a s e _ V a t A m o u n t L i n e < / V A T B a s e _ V a t A m o u n t L i n e > - 
-             < V A T B a s e _ V a t A m o u n t L i n e _ L b l   E l e m e n t T y p e = " C o l u m n "   E l e m e n t I d = " 1 6 9 1 3 0 2 4 8 8 "   D a t a T y p e = " S t r i n g " > V A T B a s e _ V a t A m o u n t L i n e _ L b l < / V A T B a s e _ V a t A m o u n t L i n e _ L b l > +             < V A T B a s e L C Y _ V A T A m o u n t L i n e _ L b l   E l e m e n t T y p e = " C o l u m n "   E l e m e n t I d = " 1 2 3 6 4 6 7 9 9 8 "   D a t a T y p e = " T e x t C o n s t " > V A T B a s e L C Y _ V A T A m o u n t L i n e _ L b l < / V A T B a s e L C Y _ V A T A m o u n t L i n e _ L b l >   
              < V A T I d e n t i f i e r _ V a t A m o u n t L i n e   E l e m e n t T y p e = " C o l u m n "   E l e m e n t I d = " 1 1 4 2 0 7 0 0 3 5 "   D a t a T y p e = " C o d e " > V A T I d e n t i f i e r _ V a t A m o u n t L i n e < / V A T I d e n t i f i e r _ V a t A m o u n t L i n e >   
@@ -6597,10 +6104,10 @@
  
              < C o d e _ V A T C l a u s e L i n e _ L b l   E l e m e n t T y p e = " C o l u m n "   E l e m e n t I d = " 4 6 1 5 3 3 0 2 "   D a t a T y p e = " S t r i n g " > C o d e _ V A T C l a u s e L i n e _ L b l < / C o d e _ V A T C l a u s e L i n e _ L b l >   
+             < D e s c r i p t i o n _ V A T C l a u s e L i n e   E l e m e n t T y p e = " C o l u m n "   E l e m e n t I d = " 1 3 0 5 5 4 5 9 2 4 "   D a t a T y p e = " T e x t " > D e s c r i p t i o n _ V A T C l a u s e L i n e < / D e s c r i p t i o n _ V A T C l a u s e L i n e > + 
              < D e s c r i p t i o n 2 _ V A T C l a u s e L i n e   E l e m e n t T y p e = " C o l u m n "   E l e m e n t I d = " 1 3 7 9 6 6 7 4 7 0 "   D a t a T y p e = " T e x t " > D e s c r i p t i o n 2 _ V A T C l a u s e L i n e < / D e s c r i p t i o n 2 _ V A T C l a u s e L i n e >   
-             < D e s c r i p t i o n _ V A T C l a u s e L i n e   E l e m e n t T y p e = " C o l u m n "   E l e m e n t I d = " 1 3 0 5 5 4 5 9 2 4 "   D a t a T y p e = " T e x t " > D e s c r i p t i o n _ V A T C l a u s e L i n e < / D e s c r i p t i o n _ V A T C l a u s e L i n e > - 
              < N o O f V A T C l a u s e s   E l e m e n t T y p e = " C o l u m n "   E l e m e n t I d = " 7 5 6 4 1 7 3 9 2 "   D a t a T y p e = " I n t e g e r " > N o O f V A T C l a u s e s < / N o O f V A T C l a u s e s >   
              < V A T A m o u n t _ V A T C l a u s e L i n e   E l e m e n t T y p e = " C o l u m n "   E l e m e n t I d = " 2 2 2 4 6 9 0 5 9 "   D a t a T y p e = " D e c i m a l " > V A T A m o u n t _ V A T C l a u s e L i n e < / V A T A m o u n t _ V A T C l a u s e L i n e > @@ -6611,10 +6118,10 @@
  
          < R e p o r t T o t a l s L i n e   E l e m e n t T y p e = " D a t a I t e m "   E l e m e n t I d = " 2 1 2 2 5 4 9 8 3 6 " >   
+             < A m o u n t _ R e p o r t T o t a l s L i n e   E l e m e n t T y p e = " C o l u m n "   E l e m e n t I d = " 4 1 9 9 1 8 3 6 9 "   D a t a T y p e = " D e c i m a l " > A m o u n t _ R e p o r t T o t a l s L i n e < / A m o u n t _ R e p o r t T o t a l s L i n e > + 
              < A m o u n t F o r m a t t e d _ R e p o r t T o t a l s L i n e   E l e m e n t T y p e = " C o l u m n "   E l e m e n t I d = " 1 5 0 6 1 3 6 8 2 5 "   D a t a T y p e = " T e x t " > A m o u n t F o r m a t t e d _ R e p o r t T o t a l s L i n e < / A m o u n t F o r m a t t e d _ R e p o r t T o t a l s L i n e >   
-             < A m o u n t _ R e p o r t T o t a l s L i n e   E l e m e n t T y p e = " C o l u m n "   E l e m e n t I d = " 4 1 9 9 1 8 3 6 9 "   D a t a T y p e = " D e c i m a l " > A m o u n t _ R e p o r t T o t a l s L i n e < / A m o u n t _ R e p o r t T o t a l s L i n e > - 
              < D e s c r i p t i o n _ R e p o r t T o t a l s L i n e   E l e m e n t T y p e = " C o l u m n "   E l e m e n t I d = " 5 8 1 9 9 6 0 6 7 "   D a t a T y p e = " T e x t " > D e s c r i p t i o n _ R e p o r t T o t a l s L i n e < / D e s c r i p t i o n _ R e p o r t T o t a l s L i n e >   
              < F o n t B o l d _ R e p o r t T o t a l s L i n e   E l e m e n t T y p e = " C o l u m n "   E l e m e n t I d = " 9 4 6 5 4 0 5 4 9 "   D a t a T y p e = " B o o l e a n " > F o n t B o l d _ R e p o r t T o t a l s L i n e < / F o n t B o l d _ R e p o r t T o t a l s L i n e > @@ -6625,11 +6132,11 @@
  
          < L e t t e r T e x t   E l e m e n t T y p e = " D a t a I t e m "   E l e m e n t I d = " 1 5 1 0 3 5 3 8 3 4 " >   
-             < B o d y T e x t   E l e m e n t T y p e = " C o l u m n "   E l e m e n t I d = " 1 4 9 7 5 9 8 0 8 "   D a t a T y p e = " L a b e l " > B o d y T e x t < / B o d y T e x t > - 
-             < C l o s i n g T e x t   E l e m e n t T y p e = " C o l u m n "   E l e m e n t I d = " 5 1 2 1 3 5 9 0 9 "   D a t a T y p e = " L a b e l " > C l o s i n g T e x t < / C l o s i n g T e x t > - 
-             < G r e e t i n g T e x t   E l e m e n t T y p e = " C o l u m n "   E l e m e n t I d = " 1 1 7 5 2 7 9 2 8 9 "   D a t a T y p e = " L a b e l " > G r e e t i n g T e x t < / G r e e t i n g T e x t > +             < B o d y T e x t   E l e m e n t T y p e = " C o l u m n "   E l e m e n t I d = " 1 4 9 7 5 9 8 0 8 "   D a t a T y p e = " T e x t C o n s t " > B o d y T e x t < / B o d y T e x t > + 
+             < C l o s i n g T e x t   E l e m e n t T y p e = " C o l u m n "   E l e m e n t I d = " 5 1 2 1 3 5 9 0 9 "   D a t a T y p e = " T e x t C o n s t " > C l o s i n g T e x t < / C l o s i n g T e x t > + 
+             < G r e e t i n g T e x t   E l e m e n t T y p e = " C o l u m n "   E l e m e n t I d = " 1 1 7 5 2 7 9 2 8 9 "   D a t a T y p e = " T e x t C o n s t " > G r e e t i n g T e x t < / G r e e t i n g T e x t >   
          < / L e t t e r T e x t >   
@@ -6672,9 +6179,7 @@
  < / N a v W o r d R e p o r t X m l P a r t > 
 </file>
 
-<file path=customXml/item2.xml>��< ? x m l   v e r s i o n = " 1 . 0 "   e n c o d i n g = " u t f - 1 6 " ? > - 
- < N a v W o r d R e p o r t X m l P a r t   x m l n s = " u r n : m i c r o s o f t - d y n a m i c s - n a v / r e p o r t s / S t a n d a r d _ S a l e s _ C r e d i t _ M e m o / 1 3 0 7 / " > +<file path=customXml/item2.xml>��< ? x m l   v e r s i o n = " 1 . 0 "   e n c o d i n g = " u t f - 1 6 " ? > < N a v W o r d R e p o r t X m l P a r t   x m l n s = " u r n : m i c r o s o f t - d y n a m i c s - n a v / r e p o r t s / S t a n d a r d _ S a l e s _ C r e d i t _ M e m o / 1 3 0 7 / " >   
      < B C R e p o r t I n f o r m a t i o n >   
@@ -6738,84 +6243,6 @@
  
          < / R e p o r t R e q u e s t >   
-         < C o m p a n y M e t a d a t a > - 
-             < C o m p a n y N a m e > C o m p a n y   N a m e < / C o m p a n y N a m e > - 
-             < C o m p a n y D i s p l a y N a m e > C o m p a n y   D i s p l a y   N a m e < / C o m p a n y D i s p l a y N a m e > - 
-             < C o m p a n y A d d r e s s L i n e s > - 
-                 < C o m p a n y A d d r e s s L i n e > C o m p a n y   A d d r e s s   L i n e   1 < / C o m p a n y A d d r e s s L i n e > - 
-                 < C o m p a n y A d d r e s s L i n e > C o m p a n y   A d d r e s s   L i n e   2 < / C o m p a n y A d d r e s s L i n e > - 
-                 < C o m p a n y A d d r e s s L i n e > C o m p a n y   A d d r e s s   L i n e   3 < / C o m p a n y A d d r e s s L i n e > - 
-                 < C o m p a n y A d d r e s s L i n e > C o m p a n y   A d d r e s s   L i n e   4 < / C o m p a n y A d d r e s s L i n e > - 
-                 < C o m p a n y A d d r e s s L i n e > C o m p a n y   A d d r e s s   L i n e   5 < / C o m p a n y A d d r e s s L i n e > - 
-                 < C o m p a n y A d d r e s s L i n e > C o m p a n y   A d d r e s s   L i n e   6 < / C o m p a n y A d d r e s s L i n e > - 
-                 < C o m p a n y A d d r e s s L i n e > C o m p a n y   A d d r e s s   L i n e   7 < / C o m p a n y A d d r e s s L i n e > - 
-                 < C o m p a n y A d d r e s s L i n e > C o m p a n y   A d d r e s s   L i n e   8 < / C o m p a n y A d d r e s s L i n e > - 
-             < / C o m p a n y A d d r e s s L i n e s > - 
-             < C o m p a n y P h o n e > C o m p a n y   P h o n e < / C o m p a n y P h o n e > - 
-             < C o m p a n y P h o n e C a p t i o n > C o m p a n y   P h o n e   C a p t i o n < / C o m p a n y P h o n e C a p t i o n > - 
-             < C o m p a n y F a x N o > C o m p a n y   F a x   N o . < / C o m p a n y F a x N o > - 
-             < C o m p a n y F a x N o C a p t i o n > C o m p a n y   F a x   N o .   C a p t i o n < / C o m p a n y F a x N o C a p t i o n > - 
-             < C o m p a n y E m a i l > C o m p a n y   E m a i l < / C o m p a n y E m a i l > - 
-             < C o m p a n y E m a i l C a p t i o n > C o m p a n y   E m a i l   C a p t i o n < / C o m p a n y E m a i l C a p t i o n > - 
-             < C o m p a n y H o m e P a g e > C o m p a n y   H o m e   P a g e < / C o m p a n y H o m e P a g e > - 
-             < C o m p a n y H o m e P a g e C a p t i o n > C o m p a n y   H o m e   P a g e   C a p t i o n < / C o m p a n y H o m e P a g e C a p t i o n > - 
-             < C o m p a n y L o g o > C o m p a n y   L o g o < / C o m p a n y L o g o > - 
-             < C o m p a n y V A T R e g i s t r a t i o n N o > C o m p a n y   V A T   R e g i s t r a t i o n   N o . < / C o m p a n y V A T R e g i s t r a t i o n N o > - 
-             < C o m p a n y V A T R e g i s t r a t i o n N o C a p t i o n > C o m p a n y   V A T   R e g i s t r a t i o n   N o .   C a p t i o n < / C o m p a n y V A T R e g i s t r a t i o n N o C a p t i o n > - 
-             < C o m p a n y R e g i s t r a t i o n N o > C o m p a n y   R e g i s t r a t i o n   N o . < / C o m p a n y R e g i s t r a t i o n N o > - 
-             < C o m p a n y R e g i s t r a t i o n N o C a p t i o n > C o m p a n y   R e g i s t r a t i o n   N o .   C a p t i o n < / C o m p a n y R e g i s t r a t i o n N o C a p t i o n > - 
-             < C o m p a n y B a n k N a m e > C o m p a n y   B a n k   N a m e < / C o m p a n y B a n k N a m e > - 
-             < C o m p a n y B a n k N a m e C a p t i o n > C o m p a n y   B a n k   N a m e   C a p t i o n < / C o m p a n y B a n k N a m e C a p t i o n > - 
-             < C o m p a n y B a n k A c c o u n t N o > C o m p a n y   B a n k   A c c o u n t   N o . < / C o m p a n y B a n k A c c o u n t N o > - 
-             < C o m p a n y B a n k A c c o u n t N o C a p t i o n > C o m p a n y   B a n k   A c c o u n t   N o .   C a p t i o n < / C o m p a n y B a n k A c c o u n t N o C a p t i o n > - 
-             < C o m p a n y B a n k B r a n c h N o > C o m p a n y   B a n k   B r a n c h   N o . < / C o m p a n y B a n k B r a n c h N o > - 
-             < C o m p a n y B a n k B r a n c h N o C a p t i o n > C o m p a n y   B a n k   B r a n c h   N o .   C a p t i o n < / C o m p a n y B a n k B r a n c h N o C a p t i o n > - 
-             < C o m p a n y I B A N > C o m p a n y   I B A N < / C o m p a n y I B A N > - 
-             < C o m p a n y I B A N C a p t i o n > C o m p a n y   I B A N   C a p t i o n < / C o m p a n y I B A N C a p t i o n > - 
-             < C o m p a n y B a n k S W I F T > C o m p a n y   B a n k   S W I F T < / C o m p a n y B a n k S W I F T > - 
-             < C o m p a n y B a n k S W I F T C a p t i o n > C o m p a n y   B a n k   S W I F T   C a p t i o n < / C o m p a n y B a n k S W I F T C a p t i o n > - 
-             < C o m p a n y G i r o N o > C o m p a n y   G i r o   N o . < / C o m p a n y G i r o N o > - 
-             < C o m p a n y G i r o N o C a p t i o n > C o m p a n y   G i r o   N o .   C a p t i o n < / C o m p a n y G i r o N o C a p t i o n > - 
-         < / C o m p a n y M e t a d a t a > - 
      < / B C R e p o r t I n f o r m a t i o n >   
      < H e a d e r > @@ -6896,7 +6323,7 @@
  
          < C o m p a n y P h o n e N o _ L b l > C o m p a n y P h o n e N o _ L b l < / C o m p a n y P h o n e N o _ L b l >   
-         < C o m p a n y P i c t u r e   / > +         < C o m p a n y P i c t u r e / >   
          < C o m p a n y R e g i s t r a t i o n N u m b e r > C o m p a n y R e g i s t r a t i o n N u m b e r < / C o m p a n y R e g i s t r a t i o n N u m b e r >   
@@ -6984,18 +6411,24 @@
  
          < P r i c e s I n c l u d i n g V A T > P r i c e s I n c l u d i n g V A T < / P r i c e s I n c l u d i n g V A T >   
+         < P r i c e s I n c l u d i n g V A T _ L b l > P r i c e s I n c l u d i n g V A T _ L b l < / P r i c e s I n c l u d i n g V A T _ L b l > + 
          < P r i c e s I n c l u d i n g V A T Y e s N o > P r i c e s I n c l u d i n g V A T Y e s N o < / P r i c e s I n c l u d i n g V A T Y e s N o >   
-         < P r i c e s I n c l u d i n g V A T _ L b l > P r i c e s I n c l u d i n g V A T _ L b l < / P r i c e s I n c l u d i n g V A T _ L b l > +         < Q R _ C o d e _ I m a g e > Q R _ C o d e _ I m a g e < / Q R _ C o d e _ I m a g e > + 
+         < Q R _ C o d e _ I m a g e _ L b l > Q R _ C o d e _ I m a g e _ L b l < / Q R _ C o d e _ I m a g e _ L b l > + 
+         < R e c u r r i n g B i l l i n g > R e c u r r i n g B i l l i n g < / R e c u r r i n g B i l l i n g >   
          < S a l e s I n v o i c e L i n e D i s c o u n t _ L b l > S a l e s I n v o i c e L i n e D i s c o u n t _ L b l < / S a l e s I n v o i c e L i n e D i s c o u n t _ L b l >   
+         < S a l e s P e r s o n _ L b l > S a l e s P e r s o n _ L b l < / S a l e s P e r s o n _ L b l > + 
          < S a l e s P e r s o n B l a n k _ L b l > S a l e s P e r s o n B l a n k _ L b l < / S a l e s P e r s o n B l a n k _ L b l >   
          < S a l e s P e r s o n N a m e > S a l e s P e r s o n N a m e < / S a l e s P e r s o n N a m e >   
-         < S a l e s P e r s o n _ L b l > S a l e s P e r s o n _ L b l < / S a l e s P e r s o n _ L b l > - 
          < S e l l T o C o n t a c t E m a i l > S e l l T o C o n t a c t E m a i l < / S e l l T o C o n t a c t E m a i l >   
          < S e l l T o C o n t a c t E m a i l L b l > S e l l T o C o n t a c t E m a i l L b l < / S e l l T o C o n t a c t E m a i l L b l > @@ -7012,6 +6445,8 @@
  
          < S e l l t o C u s t o m e r N o _ L b l > S e l l t o C u s t o m e r N o _ L b l < / S e l l t o C u s t o m e r N o _ L b l >   
+         < S h i p m e n t _ L b l > S h i p m e n t _ L b l < / S h i p m e n t _ L b l > + 
          < S h i p m e n t D a t e > S h i p m e n t D a t e < / S h i p m e n t D a t e >   
          < S h i p m e n t D a t e _ L b l > S h i p m e n t D a t e _ L b l < / S h i p m e n t D a t e _ L b l > @@ -7020,7 +6455,7 @@
  
          < S h i p m e n t M e t h o d D e s c r i p t i o n _ L b l > S h i p m e n t M e t h o d D e s c r i p t i o n _ L b l < / S h i p m e n t M e t h o d D e s c r i p t i o n _ L b l >   
-         < S h i p m e n t _ L b l > S h i p m e n t _ L b l < / S h i p m e n t _ L b l > +         < S h i p T o A d d r e s s _ L b l > S h i p T o A d d r e s s _ L b l < / S h i p T o A d d r e s s _ L b l >   
          < S h i p T o A d d r e s s 1 > S h i p T o A d d r e s s 1 < / S h i p T o A d d r e s s 1 >   
@@ -7038,8 +6473,6 @@
  
          < S h i p T o A d d r e s s 8 > S h i p T o A d d r e s s 8 < / S h i p T o A d d r e s s 8 >   
-         < S h i p T o A d d r e s s _ L b l > S h i p T o A d d r e s s _ L b l < / S h i p T o A d d r e s s _ L b l > - 
          < S h i p T o P h o n e N o > S h i p T o P h o n e N o < / S h i p T o P h o n e N o >   
          < S h o w S h i p p i n g A d d r e s s > S h o w S h i p p i n g A d d r e s s < / S h o w S h i p p i n g A d d r e s s > @@ -7050,16 +6483,16 @@
  
          < T o t a l _ L b l > T o t a l _ L b l < / T o t a l _ L b l >   
+         < V A T A m o u n t _ L b l > V A T A m o u n t _ L b l < / V A T A m o u n t _ L b l > + 
          < V A T A m o u n t S p e c i f i c a t i o n _ L b l > V A T A m o u n t S p e c i f i c a t i o n _ L b l < / V A T A m o u n t S p e c i f i c a t i o n _ L b l >   
-         < V A T A m o u n t _ L b l > V A T A m o u n t _ L b l < / V A T A m o u n t _ L b l > - 
          < V A T B a s e _ L b l > V A T B a s e _ L b l < / V A T B a s e _ L b l >   
+         < V A T C l a u s e _ L b l > V A T C l a u s e _ L b l < / V A T C l a u s e _ L b l > + 
          < V A T C l a u s e s _ L b l > V A T C l a u s e s _ L b l < / V A T C l a u s e s _ L b l >   
-         < V A T C l a u s e _ L b l > V A T C l a u s e _ L b l < / V A T C l a u s e _ L b l > - 
          < V A T I d e n t i f i e r _ L b l > V A T I d e n t i f i e r _ L b l < / V A T I d e n t i f i e r _ L b l >   
          < V A T P e r c e n t a g e _ L b l > V A T P e r c e n t a g e _ L b l < / V A T P e r c e n t a g e _ L b l > @@ -7082,6 +6515,10 @@
  
              < A m o u n t I n c l u d i n g V A T _ L i n e _ L b l > A m o u n t I n c l u d i n g V A T _ L i n e _ L b l < / A m o u n t I n c l u d i n g V A T _ L i n e _ L b l >   
+             < C o n t r a c t L i n e N o > C o n t r a c t L i n e N o < / C o n t r a c t L i n e N o > + 
+             < C o n t r a c t N o > C o n t r a c t N o < / C o n t r a c t N o > + 
              < D e s c r i p t i o n _ L i n e > D e s c r i p t i o n _ L i n e < / D e s c r i p t i o n _ L i n e >   
              < D e s c r i p t i o n _ L i n e _ L b l > D e s c r i p t i o n _ L i n e _ L b l < / D e s c r i p t i o n _ L i n e _ L b l > @@ -7098,16 +6535,20 @@
  
              < L i n e A m o u n t _ L i n e _ L b l > L i n e A m o u n t _ L i n e _ L b l < / L i n e A m o u n t _ L i n e _ L b l >   
+             < L i n e D i s c o u n t P e r c e n t _ L i n e > L i n e D i s c o u n t P e r c e n t _ L i n e < / L i n e D i s c o u n t P e r c e n t _ L i n e > + 
              < L i n e D i s c o u n t P e r c e n t T e x t _ L i n e > L i n e D i s c o u n t P e r c e n t T e x t _ L i n e < / L i n e D i s c o u n t P e r c e n t T e x t _ L i n e >   
-             < L i n e D i s c o u n t P e r c e n t _ L i n e > L i n e D i s c o u n t P e r c e n t _ L i n e < / L i n e D i s c o u n t P e r c e n t _ L i n e > - 
              < L i n e N o _ L i n e > L i n e N o _ L i n e < / L i n e N o _ L i n e >   
              < Q u a n t i t y _ L i n e > Q u a n t i t y _ L i n e < / Q u a n t i t y _ L i n e >   
              < Q u a n t i t y _ L i n e _ L b l > Q u a n t i t y _ L i n e _ L b l < / Q u a n t i t y _ L i n e _ L b l >   
+             < R e c u r r i n g B i l l i n g f r o m > R e c u r r i n g B i l l i n g f r o m < / R e c u r r i n g B i l l i n g f r o m > + 
+             < R e c u r r i n g B i l l i n g t o > R e c u r r i n g B i l l i n g t o < / R e c u r r i n g B i l l i n g t o > + 
              < S h i p m e n t D a t e _ L i n e > S h i p m e n t D a t e _ L i n e < / S h i p m e n t D a t e _ L i n e >   
              < S h i p m e n t D a t e _ L i n e _ L b l > S h i p m e n t D a t e _ L i n e _ L b l < / S h i p m e n t D a t e _ L i n e _ L b l > @@ -7186,22 +6627,22 @@
  
              < N o O f V A T I d e n t i f i e r s > N o O f V A T I d e n t i f i e r s < / N o O f V A T I d e n t i f i e r s >   
+             < V A T A m o u n t _ V a t A m o u n t L i n e > V A T A m o u n t _ V a t A m o u n t L i n e < / V A T A m o u n t _ V a t A m o u n t L i n e > + 
+             < V A T A m o u n t _ V a t A m o u n t L i n e _ L b l > V A T A m o u n t _ V a t A m o u n t L i n e _ L b l < / V A T A m o u n t _ V a t A m o u n t L i n e _ L b l > + 
              < V A T A m o u n t L C Y _ V A T A m o u n t L i n e > V A T A m o u n t L C Y _ V A T A m o u n t L i n e < / V A T A m o u n t L C Y _ V A T A m o u n t L i n e >   
              < V A T A m o u n t L C Y _ V A T A m o u n t L i n e _ L b l > V A T A m o u n t L C Y _ V A T A m o u n t L i n e _ L b l < / V A T A m o u n t L C Y _ V A T A m o u n t L i n e _ L b l >   
-             < V A T A m o u n t _ V a t A m o u n t L i n e > V A T A m o u n t _ V a t A m o u n t L i n e < / V A T A m o u n t _ V a t A m o u n t L i n e > - 
-             < V A T A m o u n t _ V a t A m o u n t L i n e _ L b l > V A T A m o u n t _ V a t A m o u n t L i n e _ L b l < / V A T A m o u n t _ V a t A m o u n t L i n e _ L b l > +             < V A T B a s e _ V a t A m o u n t L i n e > V A T B a s e _ V a t A m o u n t L i n e < / V A T B a s e _ V a t A m o u n t L i n e > + 
+             < V A T B a s e _ V a t A m o u n t L i n e _ L b l > V A T B a s e _ V a t A m o u n t L i n e _ L b l < / V A T B a s e _ V a t A m o u n t L i n e _ L b l >   
              < V A T B a s e L C Y _ V A T A m o u n t L i n e > V A T B a s e L C Y _ V A T A m o u n t L i n e < / V A T B a s e L C Y _ V A T A m o u n t L i n e >   
              < V A T B a s e L C Y _ V A T A m o u n t L i n e _ L b l > V A T B a s e L C Y _ V A T A m o u n t L i n e _ L b l < / V A T B a s e L C Y _ V A T A m o u n t L i n e _ L b l >   
-             < V A T B a s e _ V a t A m o u n t L i n e > V A T B a s e _ V a t A m o u n t L i n e < / V A T B a s e _ V a t A m o u n t L i n e > - 
-             < V A T B a s e _ V a t A m o u n t L i n e _ L b l > V A T B a s e _ V a t A m o u n t L i n e _ L b l < / V A T B a s e _ V a t A m o u n t L i n e _ L b l > - 
              < V A T I d e n t i f i e r _ V a t A m o u n t L i n e > V A T I d e n t i f i e r _ V a t A m o u n t L i n e < / V A T I d e n t i f i e r _ V a t A m o u n t L i n e >   
              < V A T I d e n t i f i e r _ V a t A m o u n t L i n e _ L b l > V A T I d e n t i f i e r _ V a t A m o u n t L i n e _ L b l < / V A T I d e n t i f i e r _ V a t A m o u n t L i n e _ L b l > @@ -7218,10 +6659,10 @@
  
              < C o d e _ V A T C l a u s e L i n e _ L b l > C o d e _ V A T C l a u s e L i n e _ L b l < / C o d e _ V A T C l a u s e L i n e _ L b l >   
+             < D e s c r i p t i o n _ V A T C l a u s e L i n e > D e s c r i p t i o n _ V A T C l a u s e L i n e < / D e s c r i p t i o n _ V A T C l a u s e L i n e > + 
              < D e s c r i p t i o n 2 _ V A T C l a u s e L i n e > D e s c r i p t i o n 2 _ V A T C l a u s e L i n e < / D e s c r i p t i o n 2 _ V A T C l a u s e L i n e >   
-             < D e s c r i p t i o n _ V A T C l a u s e L i n e > D e s c r i p t i o n _ V A T C l a u s e L i n e < / D e s c r i p t i o n _ V A T C l a u s e L i n e > - 
              < N o O f V A T C l a u s e s > N o O f V A T C l a u s e s < / N o O f V A T C l a u s e s >   
              < V A T A m o u n t _ V A T C l a u s e L i n e > V A T A m o u n t _ V A T C l a u s e L i n e < / V A T A m o u n t _ V A T C l a u s e L i n e > @@ -7232,9 +6673,9 @@
  
          < R e p o r t T o t a l s L i n e >   
+             < A m o u n t _ R e p o r t T o t a l s L i n e > A m o u n t _ R e p o r t T o t a l s L i n e < / A m o u n t _ R e p o r t T o t a l s L i n e > + 
              < A m o u n t F o r m a t t e d _ R e p o r t T o t a l s L i n e > A m o u n t F o r m a t t e d _ R e p o r t T o t a l s L i n e < / A m o u n t F o r m a t t e d _ R e p o r t T o t a l s L i n e > - 
-             < A m o u n t _ R e p o r t T o t a l s L i n e > A m o u n t _ R e p o r t T o t a l s L i n e < / A m o u n t _ R e p o r t T o t a l s L i n e >   
              < D e s c r i p t i o n _ R e p o r t T o t a l s L i n e > D e s c r i p t i o n _ R e p o r t T o t a l s L i n e < / D e s c r i p t i o n _ R e p o r t T o t a l s L i n e >   
@@ -7307,4 +6748,10 @@
     <ds:schemaRef ds:uri="urn:microsoft-dynamics-nav/reports/Standard_Sales_Credit_Memo/1307/"/>
   </ds:schemaRefs>
 </ds:datastoreItem>
+</file>
+
+<file path=docMetadata/LabelInfo.xml><?xml version="1.0" encoding="utf-8"?>
+<clbl:labelList xmlns:clbl="http://schemas.microsoft.com/office/2020/mipLabelMetadata">
+  <clbl:label id="{f42aa342-8706-4288-bd11-ebb85995028c}" enabled="1" method="Standard" siteId="{72f988bf-86f1-41af-91ab-2d7cd011db47}" contentBits="0" removed="0"/>
+</clbl:labelList>
 </file>
--- a/src/Layers/W1/BaseApp/Sales/History/StandardSalesCreditMemoThemableBody.docx
+++ b/src/Layers/W1/BaseApp/Sales/History/StandardSalesCreditMemoThemableBody.docx
@@ -36,11 +36,6 @@
             <w15:color w:val="808080"/>
             <w:text/>
           </w:sdtPr>
-          <w:sdtEndPr>
-            <w:rPr>
-              <w:rStyle w:val="Strong"/>
-            </w:rPr>
-          </w:sdtEndPr>
           <w:sdtContent>
             <w:tc>
               <w:tcPr>
@@ -93,11 +88,6 @@
             <w15:color w:val="808080"/>
             <w:text/>
           </w:sdtPr>
-          <w:sdtEndPr>
-            <w:rPr>
-              <w:rStyle w:val="Strong"/>
-            </w:rPr>
-          </w:sdtEndPr>
           <w:sdtContent>
             <w:tc>
               <w:tcPr>
@@ -110,7 +100,6 @@
                   <w:jc w:val="right"/>
                   <w:rPr>
                     <w:rStyle w:val="Strong"/>
-                    <w:lang w:val="da-DK"/>
                   </w:rPr>
                 </w:pPr>
                 <w:r>
@@ -141,7 +130,6 @@
             <w15:color w:val="808080"/>
             <w:text/>
           </w:sdtPr>
-          <w:sdtEndPr/>
           <w:sdtContent>
             <w:tc>
               <w:tcPr>
@@ -180,7 +168,6 @@
             <w15:color w:val="808080"/>
             <w:text/>
           </w:sdtPr>
-          <w:sdtEndPr/>
           <w:sdtContent>
             <w:tc>
               <w:tcPr>
@@ -216,7 +203,6 @@
             <w15:color w:val="808080"/>
             <w:text/>
           </w:sdtPr>
-          <w:sdtEndPr/>
           <w:sdtContent>
             <w:tc>
               <w:tcPr>
@@ -255,7 +241,6 @@
             <w15:color w:val="808080"/>
             <w:text/>
           </w:sdtPr>
-          <w:sdtEndPr/>
           <w:sdtContent>
             <w:tc>
               <w:tcPr>
@@ -291,7 +276,6 @@
             <w15:color w:val="808080"/>
             <w:text/>
           </w:sdtPr>
-          <w:sdtEndPr/>
           <w:sdtContent>
             <w:tc>
               <w:tcPr>
@@ -330,7 +314,6 @@
             <w15:color w:val="808080"/>
             <w:text/>
           </w:sdtPr>
-          <w:sdtEndPr/>
           <w:sdtContent>
             <w:tc>
               <w:tcPr>
@@ -366,7 +349,6 @@
             <w15:color w:val="808080"/>
             <w:text/>
           </w:sdtPr>
-          <w:sdtEndPr/>
           <w:sdtContent>
             <w:tc>
               <w:tcPr>
@@ -405,7 +387,6 @@
             <w15:color w:val="808080"/>
             <w:text/>
           </w:sdtPr>
-          <w:sdtEndPr/>
           <w:sdtContent>
             <w:tc>
               <w:tcPr>
@@ -441,7 +422,6 @@
             <w15:color w:val="808080"/>
             <w:text/>
           </w:sdtPr>
-          <w:sdtEndPr/>
           <w:sdtContent>
             <w:tc>
               <w:tcPr>
@@ -480,7 +460,6 @@
             <w15:color w:val="808080"/>
             <w:text/>
           </w:sdtPr>
-          <w:sdtEndPr/>
           <w:sdtContent>
             <w:tc>
               <w:tcPr>
@@ -516,7 +495,6 @@
             <w15:color w:val="808080"/>
             <w:text/>
           </w:sdtPr>
-          <w:sdtEndPr/>
           <w:sdtContent>
             <w:tc>
               <w:tcPr>
@@ -555,7 +533,6 @@
             <w15:color w:val="808080"/>
             <w:text/>
           </w:sdtPr>
-          <w:sdtEndPr/>
           <w:sdtContent>
             <w:tc>
               <w:tcPr>
@@ -591,7 +568,6 @@
             <w15:color w:val="808080"/>
             <w:text/>
           </w:sdtPr>
-          <w:sdtEndPr/>
           <w:sdtContent>
             <w:tc>
               <w:tcPr>
@@ -630,7 +606,6 @@
             <w15:color w:val="808080"/>
             <w:text/>
           </w:sdtPr>
-          <w:sdtEndPr/>
           <w:sdtContent>
             <w:tc>
               <w:tcPr>
@@ -688,7 +663,6 @@
             <w15:color w:val="808080"/>
             <w:text/>
           </w:sdtPr>
-          <w:sdtEndPr/>
           <w:sdtContent>
             <w:tc>
               <w:tcPr>
@@ -718,7 +692,6 @@
             <w15:color w:val="808080"/>
             <w:text/>
           </w:sdtPr>
-          <w:sdtEndPr/>
           <w:sdtContent>
             <w:tc>
               <w:tcPr>
@@ -748,7 +721,6 @@
             <w15:color w:val="808080"/>
             <w:text/>
           </w:sdtPr>
-          <w:sdtEndPr/>
           <w:sdtContent>
             <w:tc>
               <w:tcPr>
@@ -778,7 +750,6 @@
             <w15:color w:val="808080"/>
             <w:text/>
           </w:sdtPr>
-          <w:sdtEndPr/>
           <w:sdtContent>
             <w:tc>
               <w:tcPr>
@@ -808,7 +779,6 @@
             <w15:color w:val="808080"/>
             <w:text/>
           </w:sdtPr>
-          <w:sdtEndPr/>
           <w:sdtContent>
             <w:tc>
               <w:tcPr>
@@ -854,7 +824,6 @@
             <w15:color w:val="808080"/>
             <w:text/>
           </w:sdtPr>
-          <w:sdtEndPr/>
           <w:sdtContent>
             <w:tc>
               <w:tcPr>
@@ -883,7 +852,6 @@
             <w15:color w:val="808080"/>
             <w:text/>
           </w:sdtPr>
-          <w:sdtEndPr/>
           <w:sdtContent>
             <w:tc>
               <w:tcPr>
@@ -912,7 +880,6 @@
             <w15:color w:val="808080"/>
             <w:text/>
           </w:sdtPr>
-          <w:sdtEndPr/>
           <w:sdtContent>
             <w:tc>
               <w:tcPr>
@@ -941,7 +908,6 @@
             <w15:color w:val="808080"/>
             <w:text/>
           </w:sdtPr>
-          <w:sdtEndPr/>
           <w:sdtContent>
             <w:tc>
               <w:tcPr>
@@ -970,7 +936,6 @@
             <w15:color w:val="808080"/>
             <w:text/>
           </w:sdtPr>
-          <w:sdtEndPr/>
           <w:sdtContent>
             <w:tc>
               <w:tcPr>
@@ -1045,7 +1010,6 @@
               <w15:color w:val="808080"/>
               <w:text/>
             </w:sdtPr>
-            <w:sdtEndPr/>
             <w:sdtContent>
               <w:p>
                 <w:pPr>
@@ -1070,7 +1034,6 @@
             <w15:color w:val="808080"/>
             <w:text/>
           </w:sdtPr>
-          <w:sdtEndPr/>
           <w:sdtContent>
             <w:tc>
               <w:tcPr>
@@ -1102,7 +1065,6 @@
             <w15:color w:val="808080"/>
             <w:text/>
           </w:sdtPr>
-          <w:sdtEndPr/>
           <w:sdtContent>
             <w:tc>
               <w:tcPr>
@@ -1134,7 +1096,6 @@
             <w15:color w:val="808080"/>
             <w:text/>
           </w:sdtPr>
-          <w:sdtEndPr/>
           <w:sdtContent>
             <w:tc>
               <w:tcPr>
@@ -1167,7 +1128,6 @@
             <w15:color w:val="808080"/>
             <w:text/>
           </w:sdtPr>
-          <w:sdtEndPr/>
           <w:sdtContent>
             <w:tc>
               <w:tcPr>
@@ -1199,7 +1159,6 @@
             <w15:color w:val="808080"/>
             <w:text/>
           </w:sdtPr>
-          <w:sdtEndPr/>
           <w:sdtContent>
             <w:tc>
               <w:tcPr>
@@ -1231,7 +1190,6 @@
             <w15:color w:val="808080"/>
             <w:text/>
           </w:sdtPr>
-          <w:sdtEndPr/>
           <w:sdtContent>
             <w:tc>
               <w:tcPr>
@@ -1263,7 +1221,6 @@
             <w15:color w:val="808080"/>
             <w:text/>
           </w:sdtPr>
-          <w:sdtEndPr/>
           <w:sdtContent>
             <w:tc>
               <w:tcPr>
@@ -1295,7 +1252,6 @@
             <w15:color w:val="808080"/>
             <w:text/>
           </w:sdtPr>
-          <w:sdtEndPr/>
           <w:sdtContent>
             <w:tc>
               <w:tcPr>
@@ -1487,11 +1443,6 @@
           <w15:color w:val="808080"/>
           <w15:repeatingSection/>
         </w:sdtPr>
-        <w:sdtEndPr>
-          <w:rPr>
-            <w:lang/>
-          </w:rPr>
-        </w:sdtEndPr>
         <w:sdtContent>
           <w:sdt>
             <w:sdtPr>
@@ -1503,11 +1454,6 @@
               <w15:color w:val="808080"/>
               <w15:repeatingSectionItem/>
             </w:sdtPr>
-            <w:sdtEndPr>
-              <w:rPr>
-                <w:lang/>
-              </w:rPr>
-            </w:sdtEndPr>
             <w:sdtContent>
               <w:tr>
                 <w:trPr>
@@ -1575,7 +1521,6 @@
                     <w15:color w:val="808080"/>
                     <w:text/>
                   </w:sdtPr>
-                  <w:sdtEndPr/>
                   <w:sdtContent>
                     <w:tc>
                       <w:tcPr>
@@ -1613,7 +1558,6 @@
                     <w15:color w:val="808080"/>
                     <w:text/>
                   </w:sdtPr>
-                  <w:sdtEndPr/>
                   <w:sdtContent>
                     <w:tc>
                       <w:tcPr>
@@ -1653,7 +1597,6 @@
                     <w15:color w:val="808080"/>
                     <w:text/>
                   </w:sdtPr>
-                  <w:sdtEndPr/>
                   <w:sdtContent>
                     <w:tc>
                       <w:tcPr>
@@ -1691,7 +1634,6 @@
                     <w15:color w:val="808080"/>
                     <w:text/>
                   </w:sdtPr>
-                  <w:sdtEndPr/>
                   <w:sdtContent>
                     <w:tc>
                       <w:tcPr>
@@ -1731,7 +1673,6 @@
                         <w15:color w:val="808080"/>
                         <w:text/>
                       </w:sdtPr>
-                      <w:sdtEndPr/>
                       <w:sdtContent>
                         <w:r>
                           <w:t>UnitPrice</w:t>
@@ -1752,7 +1693,6 @@
                     <w15:color w:val="808080"/>
                     <w:text/>
                   </w:sdtPr>
-                  <w:sdtEndPr/>
                   <w:sdtContent>
                     <w:tc>
                       <w:tcPr>
@@ -1781,7 +1721,6 @@
                     <w15:color w:val="808080"/>
                     <w:text/>
                   </w:sdtPr>
-                  <w:sdtEndPr/>
                   <w:sdtContent>
                     <w:tc>
                       <w:tcPr>
@@ -1822,7 +1761,6 @@
                         <w15:color w:val="808080"/>
                         <w:text/>
                       </w:sdtPr>
-                      <w:sdtEndPr/>
                       <w:sdtContent>
                         <w:r>
                           <w:t>LineAmount_Line</w:t>
@@ -1872,7 +1810,6 @@
             <w15:color w:val="808080"/>
             <w:text/>
           </w:sdtPr>
-          <w:sdtEndPr/>
           <w:sdtContent>
             <w:tc>
               <w:tcPr>
@@ -1947,7 +1884,6 @@
             <w15:color w:val="808080"/>
             <w:text/>
           </w:sdtPr>
-          <w:sdtEndPr/>
           <w:sdtContent>
             <w:tc>
               <w:tcPr>
@@ -1989,7 +1925,6 @@
             <w15:color w:val="808080"/>
             <w:text/>
           </w:sdtPr>
-          <w:sdtEndPr/>
           <w:sdtContent>
             <w:tc>
               <w:tcPr>
@@ -2077,7 +2012,6 @@
                 <w15:color w:val="808080"/>
                 <w:text/>
               </w:sdtPr>
-              <w:sdtEndPr/>
               <w:sdtContent>
                 <w:r>
                   <w:t>TotalAmountIncludingVAT</w:t>
@@ -2117,7 +2051,6 @@
             <w15:color w:val="808080"/>
             <w:text/>
           </w:sdtPr>
-          <w:sdtEndPr/>
           <w:sdtContent>
             <w:tc>
               <w:tcPr>
@@ -2158,7 +2091,7 @@
         <w:kern w:val="2"/>
         <w:sz w:val="24"/>
         <w:szCs w:val="24"/>
-        <w:lang w:bidi="ar-SA"/>
+        <w:lang w:val="da-DK" w:eastAsia="da-DK" w:bidi="ar-SA"/>
         <w14:ligatures w14:val="standardContextual"/>
       </w:rPr>
     </w:rPrDefault>
@@ -4254,6 +4187,7 @@
   </w:compat>
   <w:rsids>
     <w:rsidRoot w:val="006B1F0E"/>
+    <w:rsid w:val="00106B4D"/>
     <w:rsid w:val="001C3543"/>
     <w:rsid w:val="00380644"/>
     <w:rsid w:val="004D3004"/>
@@ -4266,6 +4200,7 @@
     <w:rsid w:val="00965189"/>
     <w:rsid w:val="009C0972"/>
     <w:rsid w:val="00BB0DA1"/>
+    <w:rsid w:val="00E569A3"/>
     <w:rsid w:val="00E5711F"/>
   </w:rsids>
   <m:mathPr>
@@ -4281,9 +4216,9 @@
     <m:intLim m:val="subSup"/>
     <m:naryLim m:val="undOvr"/>
   </m:mathPr>
-  <w:themeFontLang/>
+  <w:themeFontLang w:val="da-DK"/>
   <w:clrSchemeMapping w:bg1="light1" w:t1="dark1" w:bg2="light2" w:t2="dark2" w:accent1="accent1" w:accent2="accent2" w:accent3="accent3" w:accent4="accent4" w:accent5="accent5" w:accent6="accent6" w:hyperlink="hyperlink" w:followedHyperlink="followedHyperlink"/>
-  <w:decimalSymbol w:val="."/>
+  <w:decimalSymbol w:val=","/>
   <w:listSeparator w:val=","/>
   <w15:chartTrackingRefBased/>
 </w:settings>
@@ -4298,7 +4233,7 @@
         <w:kern w:val="2"/>
         <w:sz w:val="24"/>
         <w:szCs w:val="24"/>
-        <w:lang w:bidi="ar-SA"/>
+        <w:lang w:val="da-DK" w:eastAsia="da-DK" w:bidi="ar-SA"/>
         <w14:ligatures w14:val="standardContextual"/>
       </w:rPr>
     </w:rPrDefault>
@@ -4978,289 +4913,166 @@
   <w:style w:type="paragraph" w:customStyle="1" w:styleId="E2B2A5FD4DE9461F9B3D3FCFA50DED7A">
     <w:name w:val="E2B2A5FD4DE9461F9B3D3FCFA50DED7A"/>
     <w:rsid w:val="0081144B"/>
-    <w:rPr>
-      <w:lang w:val="da-DK" w:eastAsia="da-DK"/>
-    </w:rPr>
   </w:style>
   <w:style w:type="paragraph" w:customStyle="1" w:styleId="E8DE1BB4B90D4B7BAE7CC00C799B5077">
     <w:name w:val="E8DE1BB4B90D4B7BAE7CC00C799B5077"/>
     <w:rsid w:val="0081144B"/>
-    <w:rPr>
-      <w:lang w:val="da-DK" w:eastAsia="da-DK"/>
-    </w:rPr>
   </w:style>
   <w:style w:type="paragraph" w:customStyle="1" w:styleId="8898DBB4A75A4698B4BD098A95D64797">
     <w:name w:val="8898DBB4A75A4698B4BD098A95D64797"/>
     <w:rsid w:val="0081144B"/>
-    <w:rPr>
-      <w:lang w:val="da-DK" w:eastAsia="da-DK"/>
-    </w:rPr>
   </w:style>
   <w:style w:type="paragraph" w:customStyle="1" w:styleId="D93A0753F1BA474DB9D580C71F9F1907">
     <w:name w:val="D93A0753F1BA474DB9D580C71F9F1907"/>
     <w:rsid w:val="0081144B"/>
-    <w:rPr>
-      <w:lang w:val="da-DK" w:eastAsia="da-DK"/>
-    </w:rPr>
   </w:style>
   <w:style w:type="paragraph" w:customStyle="1" w:styleId="305FCEB6066F416E8D08E7D136802EE0">
     <w:name w:val="305FCEB6066F416E8D08E7D136802EE0"/>
     <w:rsid w:val="0081144B"/>
-    <w:rPr>
-      <w:lang w:val="da-DK" w:eastAsia="da-DK"/>
-    </w:rPr>
   </w:style>
   <w:style w:type="paragraph" w:customStyle="1" w:styleId="614C09DC434641AA9313765AA4A60B18">
     <w:name w:val="614C09DC434641AA9313765AA4A60B18"/>
     <w:rsid w:val="0081144B"/>
-    <w:rPr>
-      <w:lang w:val="da-DK" w:eastAsia="da-DK"/>
-    </w:rPr>
   </w:style>
   <w:style w:type="paragraph" w:customStyle="1" w:styleId="1EB980A30DB74701A044B612EB7CDAC3">
     <w:name w:val="1EB980A30DB74701A044B612EB7CDAC3"/>
     <w:rsid w:val="0081144B"/>
-    <w:rPr>
-      <w:lang w:val="da-DK" w:eastAsia="da-DK"/>
-    </w:rPr>
   </w:style>
   <w:style w:type="paragraph" w:customStyle="1" w:styleId="47FC6A25A6EF400B8F84FFB60425ACCF">
     <w:name w:val="47FC6A25A6EF400B8F84FFB60425ACCF"/>
     <w:rsid w:val="0081144B"/>
-    <w:rPr>
-      <w:lang w:val="da-DK" w:eastAsia="da-DK"/>
-    </w:rPr>
   </w:style>
   <w:style w:type="paragraph" w:customStyle="1" w:styleId="A3CC0FD04CFD4F83A9852E5B5EA382FC">
     <w:name w:val="A3CC0FD04CFD4F83A9852E5B5EA382FC"/>
     <w:rsid w:val="0081144B"/>
-    <w:rPr>
-      <w:lang w:val="da-DK" w:eastAsia="da-DK"/>
-    </w:rPr>
   </w:style>
   <w:style w:type="paragraph" w:customStyle="1" w:styleId="8582605EE5FD40FFB4EA1FB0CEF8EA82">
     <w:name w:val="8582605EE5FD40FFB4EA1FB0CEF8EA82"/>
     <w:rsid w:val="0081144B"/>
-    <w:rPr>
-      <w:lang w:val="da-DK" w:eastAsia="da-DK"/>
-    </w:rPr>
   </w:style>
   <w:style w:type="paragraph" w:customStyle="1" w:styleId="55C88A948F734C078C1E4C47E9CA178F">
     <w:name w:val="55C88A948F734C078C1E4C47E9CA178F"/>
     <w:rsid w:val="0081144B"/>
-    <w:rPr>
-      <w:lang w:val="da-DK" w:eastAsia="da-DK"/>
-    </w:rPr>
   </w:style>
   <w:style w:type="paragraph" w:customStyle="1" w:styleId="EA5ACEE23E664FA5A7950DEB36CA10A2">
     <w:name w:val="EA5ACEE23E664FA5A7950DEB36CA10A2"/>
     <w:rsid w:val="0081144B"/>
-    <w:rPr>
-      <w:lang w:val="da-DK" w:eastAsia="da-DK"/>
-    </w:rPr>
   </w:style>
   <w:style w:type="paragraph" w:customStyle="1" w:styleId="2205487F6D2C4421A09A6D128C2EFB5A">
     <w:name w:val="2205487F6D2C4421A09A6D128C2EFB5A"/>
     <w:rsid w:val="0081144B"/>
-    <w:rPr>
-      <w:lang w:val="da-DK" w:eastAsia="da-DK"/>
-    </w:rPr>
   </w:style>
   <w:style w:type="paragraph" w:customStyle="1" w:styleId="B1F35562E3394230A9F83DA352DD2BB1">
     <w:name w:val="B1F35562E3394230A9F83DA352DD2BB1"/>
     <w:rsid w:val="0081144B"/>
-    <w:rPr>
-      <w:lang w:val="da-DK" w:eastAsia="da-DK"/>
-    </w:rPr>
   </w:style>
   <w:style w:type="paragraph" w:customStyle="1" w:styleId="A5A0133FA2F14CCEA77CD7AA43387C7F">
     <w:name w:val="A5A0133FA2F14CCEA77CD7AA43387C7F"/>
     <w:rsid w:val="0081144B"/>
-    <w:rPr>
-      <w:lang w:val="da-DK" w:eastAsia="da-DK"/>
-    </w:rPr>
   </w:style>
   <w:style w:type="paragraph" w:customStyle="1" w:styleId="D5B69E12B0164514BF75BFA117818FEF">
     <w:name w:val="D5B69E12B0164514BF75BFA117818FEF"/>
     <w:rsid w:val="0081144B"/>
-    <w:rPr>
-      <w:lang w:val="da-DK" w:eastAsia="da-DK"/>
-    </w:rPr>
   </w:style>
   <w:style w:type="paragraph" w:customStyle="1" w:styleId="C05B626CB9264F7B981B69F3A8D97857">
     <w:name w:val="C05B626CB9264F7B981B69F3A8D97857"/>
     <w:rsid w:val="0081144B"/>
-    <w:rPr>
-      <w:lang w:val="da-DK" w:eastAsia="da-DK"/>
-    </w:rPr>
   </w:style>
   <w:style w:type="paragraph" w:customStyle="1" w:styleId="29CC3D22F3A54432A7A87D563EB0C24B">
     <w:name w:val="29CC3D22F3A54432A7A87D563EB0C24B"/>
     <w:rsid w:val="0081144B"/>
-    <w:rPr>
-      <w:lang w:val="da-DK" w:eastAsia="da-DK"/>
-    </w:rPr>
   </w:style>
   <w:style w:type="paragraph" w:customStyle="1" w:styleId="2AE10F0A1BE04BC390A47A70D4E3E511">
     <w:name w:val="2AE10F0A1BE04BC390A47A70D4E3E511"/>
     <w:rsid w:val="0081144B"/>
-    <w:rPr>
-      <w:lang w:val="da-DK" w:eastAsia="da-DK"/>
-    </w:rPr>
   </w:style>
   <w:style w:type="paragraph" w:customStyle="1" w:styleId="47B467D543DA4E8D9DCDB364DA841AE7">
     <w:name w:val="47B467D543DA4E8D9DCDB364DA841AE7"/>
     <w:rsid w:val="0081144B"/>
-    <w:rPr>
-      <w:lang w:val="da-DK" w:eastAsia="da-DK"/>
-    </w:rPr>
   </w:style>
   <w:style w:type="paragraph" w:customStyle="1" w:styleId="B08FE75568E44A029C43CDABE1C796CB">
     <w:name w:val="B08FE75568E44A029C43CDABE1C796CB"/>
     <w:rsid w:val="0081144B"/>
-    <w:rPr>
-      <w:lang w:val="da-DK" w:eastAsia="da-DK"/>
-    </w:rPr>
   </w:style>
   <w:style w:type="paragraph" w:customStyle="1" w:styleId="57F03F4F93B1414EAB3667C9EF4CFC69">
     <w:name w:val="57F03F4F93B1414EAB3667C9EF4CFC69"/>
     <w:rsid w:val="0081144B"/>
-    <w:rPr>
-      <w:lang w:val="da-DK" w:eastAsia="da-DK"/>
-    </w:rPr>
   </w:style>
   <w:style w:type="paragraph" w:customStyle="1" w:styleId="5499F866572B467496049F02AC7E5BB7">
     <w:name w:val="5499F866572B467496049F02AC7E5BB7"/>
     <w:rsid w:val="0081144B"/>
-    <w:rPr>
-      <w:lang w:val="da-DK" w:eastAsia="da-DK"/>
-    </w:rPr>
   </w:style>
   <w:style w:type="paragraph" w:customStyle="1" w:styleId="AACF38E902BF4B799979CFB0627D5FD8">
     <w:name w:val="AACF38E902BF4B799979CFB0627D5FD8"/>
     <w:rsid w:val="0081144B"/>
-    <w:rPr>
-      <w:lang w:val="da-DK" w:eastAsia="da-DK"/>
-    </w:rPr>
   </w:style>
   <w:style w:type="paragraph" w:customStyle="1" w:styleId="126B9D870F444D9189CB7069B1BAB8C4">
     <w:name w:val="126B9D870F444D9189CB7069B1BAB8C4"/>
     <w:rsid w:val="0081144B"/>
-    <w:rPr>
-      <w:lang w:val="da-DK" w:eastAsia="da-DK"/>
-    </w:rPr>
   </w:style>
   <w:style w:type="paragraph" w:customStyle="1" w:styleId="2521846B2307467D9E0E83526C7EA6D1">
     <w:name w:val="2521846B2307467D9E0E83526C7EA6D1"/>
     <w:rsid w:val="0081144B"/>
-    <w:rPr>
-      <w:lang w:val="da-DK" w:eastAsia="da-DK"/>
-    </w:rPr>
   </w:style>
   <w:style w:type="paragraph" w:customStyle="1" w:styleId="5F8ADD6BC8A54E7B9B5D3769A2EF9817">
     <w:name w:val="5F8ADD6BC8A54E7B9B5D3769A2EF9817"/>
     <w:rsid w:val="0081144B"/>
-    <w:rPr>
-      <w:lang w:val="da-DK" w:eastAsia="da-DK"/>
-    </w:rPr>
   </w:style>
   <w:style w:type="paragraph" w:customStyle="1" w:styleId="C0FF513E2D4249CE842205D703F24407">
     <w:name w:val="C0FF513E2D4249CE842205D703F24407"/>
     <w:rsid w:val="0081144B"/>
-    <w:rPr>
-      <w:lang w:val="da-DK" w:eastAsia="da-DK"/>
-    </w:rPr>
   </w:style>
   <w:style w:type="paragraph" w:customStyle="1" w:styleId="F678275FBD794CB0BC10CD56C0A9CCB0">
     <w:name w:val="F678275FBD794CB0BC10CD56C0A9CCB0"/>
     <w:rsid w:val="0081144B"/>
-    <w:rPr>
-      <w:lang w:val="da-DK" w:eastAsia="da-DK"/>
-    </w:rPr>
   </w:style>
   <w:style w:type="paragraph" w:customStyle="1" w:styleId="4CA4107B1DF3425DBC71E6102AC5792D">
     <w:name w:val="4CA4107B1DF3425DBC71E6102AC5792D"/>
     <w:rsid w:val="0081144B"/>
-    <w:rPr>
-      <w:lang w:val="da-DK" w:eastAsia="da-DK"/>
-    </w:rPr>
   </w:style>
   <w:style w:type="paragraph" w:customStyle="1" w:styleId="6911641C5B724D4288B1C98CBC765C36">
     <w:name w:val="6911641C5B724D4288B1C98CBC765C36"/>
     <w:rsid w:val="0081144B"/>
-    <w:rPr>
-      <w:lang w:val="da-DK" w:eastAsia="da-DK"/>
-    </w:rPr>
   </w:style>
   <w:style w:type="paragraph" w:customStyle="1" w:styleId="3AC3F1CDDF3347FFBFEA7B8944332020">
     <w:name w:val="3AC3F1CDDF3347FFBFEA7B8944332020"/>
     <w:rsid w:val="0081144B"/>
-    <w:rPr>
-      <w:lang w:val="da-DK" w:eastAsia="da-DK"/>
-    </w:rPr>
   </w:style>
   <w:style w:type="paragraph" w:customStyle="1" w:styleId="E2F4483515F14252A33C4BA7145FA2F5">
     <w:name w:val="E2F4483515F14252A33C4BA7145FA2F5"/>
     <w:rsid w:val="0081144B"/>
-    <w:rPr>
-      <w:lang w:val="da-DK" w:eastAsia="da-DK"/>
-    </w:rPr>
   </w:style>
   <w:style w:type="paragraph" w:customStyle="1" w:styleId="879F39FF6EC14998A0D67727CA5F19FB">
     <w:name w:val="879F39FF6EC14998A0D67727CA5F19FB"/>
     <w:rsid w:val="0081144B"/>
-    <w:rPr>
-      <w:lang w:val="da-DK" w:eastAsia="da-DK"/>
-    </w:rPr>
   </w:style>
   <w:style w:type="paragraph" w:customStyle="1" w:styleId="8735B58DE3C54C2796758C872EBA4BF6">
     <w:name w:val="8735B58DE3C54C2796758C872EBA4BF6"/>
     <w:rsid w:val="0081144B"/>
-    <w:rPr>
-      <w:lang w:val="da-DK" w:eastAsia="da-DK"/>
-    </w:rPr>
   </w:style>
   <w:style w:type="paragraph" w:customStyle="1" w:styleId="7B15083A233D40AA827E4E5366A134C8">
     <w:name w:val="7B15083A233D40AA827E4E5366A134C8"/>
     <w:rsid w:val="0081144B"/>
-    <w:rPr>
-      <w:lang w:val="da-DK" w:eastAsia="da-DK"/>
-    </w:rPr>
   </w:style>
   <w:style w:type="paragraph" w:customStyle="1" w:styleId="50332305D8D94E6DA18178341344104A">
     <w:name w:val="50332305D8D94E6DA18178341344104A"/>
     <w:rsid w:val="0081144B"/>
-    <w:rPr>
-      <w:lang w:val="da-DK" w:eastAsia="da-DK"/>
-    </w:rPr>
   </w:style>
   <w:style w:type="paragraph" w:customStyle="1" w:styleId="226A145E7E24423BA6AB270BE04723AD">
     <w:name w:val="226A145E7E24423BA6AB270BE04723AD"/>
     <w:rsid w:val="0081144B"/>
-    <w:rPr>
-      <w:lang w:val="da-DK" w:eastAsia="da-DK"/>
-    </w:rPr>
   </w:style>
   <w:style w:type="paragraph" w:customStyle="1" w:styleId="9FDF26F4929F4EE5A43C49E3DDC6C6AF">
     <w:name w:val="9FDF26F4929F4EE5A43C49E3DDC6C6AF"/>
     <w:rsid w:val="0081144B"/>
-    <w:rPr>
-      <w:lang w:val="da-DK" w:eastAsia="da-DK"/>
-    </w:rPr>
   </w:style>
   <w:style w:type="paragraph" w:customStyle="1" w:styleId="89EA0267E9114D40B76FDCC883BF5699">
     <w:name w:val="89EA0267E9114D40B76FDCC883BF5699"/>
     <w:rsid w:val="0081144B"/>
-    <w:rPr>
-      <w:lang w:val="da-DK" w:eastAsia="da-DK"/>
-    </w:rPr>
   </w:style>
   <w:style w:type="paragraph" w:customStyle="1" w:styleId="CC3396102B1A4C408690A5D968078A07">
     <w:name w:val="CC3396102B1A4C408690A5D968078A07"/>
     <w:rsid w:val="0081144B"/>
-    <w:rPr>
-      <w:lang w:val="da-DK" w:eastAsia="da-DK"/>
-    </w:rPr>
   </w:style>
 </w:styles>
 </file>
